--- a/docs/security/07_XSS.docx
+++ b/docs/security/07_XSS.docx
@@ -328,7 +328,55 @@
           <w:sz w:val="18"/>
           <w:szCs w:val="18"/>
         </w:rPr>
-        <w:t xml:space="preserve">@NotBlank(message = "Name은 필수 입력항목입니다.")</w:t>
+        <w:t>@NotBlank(message = "Name</w:t>
+      </w:r>
+      <w:r>
+        <w:rPr>
+          <w:rFonts w:ascii="Consolas" w:hAnsi="Consolas"/>
+          <w:sz w:val="18"/>
+          <w:szCs w:val="18"/>
+        </w:rPr>
+        <w:t>은</w:t>
+      </w:r>
+      <w:r>
+        <w:rPr>
+          <w:rFonts w:ascii="Consolas" w:hAnsi="Consolas"/>
+          <w:sz w:val="18"/>
+          <w:szCs w:val="18"/>
+        </w:rPr>
+        <w:t xml:space="preserve"> </w:t>
+      </w:r>
+      <w:r>
+        <w:rPr>
+          <w:rFonts w:ascii="Consolas" w:hAnsi="Consolas"/>
+          <w:sz w:val="18"/>
+          <w:szCs w:val="18"/>
+        </w:rPr>
+        <w:t>필수</w:t>
+      </w:r>
+      <w:r>
+        <w:rPr>
+          <w:rFonts w:ascii="Consolas" w:hAnsi="Consolas"/>
+          <w:sz w:val="18"/>
+          <w:szCs w:val="18"/>
+        </w:rPr>
+        <w:t xml:space="preserve"> </w:t>
+      </w:r>
+      <w:r>
+        <w:rPr>
+          <w:rFonts w:ascii="Consolas" w:hAnsi="Consolas"/>
+          <w:sz w:val="18"/>
+          <w:szCs w:val="18"/>
+        </w:rPr>
+        <w:t>입력항목입니다</w:t>
+      </w:r>
+      <w:r>
+        <w:rPr>
+          <w:rFonts w:ascii="Consolas" w:hAnsi="Consolas"/>
+          <w:sz w:val="18"/>
+          <w:szCs w:val="18"/>
+        </w:rPr>
+        <w:t>.")</w:t>
       </w:r>
     </w:p>
     <w:p>
@@ -396,7 +444,119 @@
           <w:sz w:val="18"/>
           <w:szCs w:val="18"/>
         </w:rPr>
-        <w:t>//[안전 ][XSS 하드닝] index.html 은 th:text(자동 이스케이프)로 렌더링한다.</w:t>
+        <w:t>//[</w:t>
+      </w:r>
+      <w:r>
+        <w:rPr>
+          <w:rFonts w:ascii="Consolas" w:hAnsi="Consolas"/>
+          <w:sz w:val="18"/>
+          <w:szCs w:val="18"/>
+        </w:rPr>
+        <w:t>안전</w:t>
+      </w:r>
+      <w:r>
+        <w:rPr>
+          <w:rFonts w:ascii="Consolas" w:hAnsi="Consolas"/>
+          <w:sz w:val="18"/>
+          <w:szCs w:val="18"/>
+        </w:rPr>
+        <w:t xml:space="preserve"> ][XSS </w:t>
+      </w:r>
+      <w:r>
+        <w:rPr>
+          <w:rFonts w:ascii="Consolas" w:hAnsi="Consolas"/>
+          <w:sz w:val="18"/>
+          <w:szCs w:val="18"/>
+        </w:rPr>
+        <w:t>하드닝</w:t>
+      </w:r>
+      <w:r>
+        <w:rPr>
+          <w:rFonts w:ascii="Consolas" w:hAnsi="Consolas"/>
+          <w:sz w:val="18"/>
+          <w:szCs w:val="18"/>
+        </w:rPr>
+        <w:t xml:space="preserve">] index.html </w:t>
+      </w:r>
+      <w:r>
+        <w:rPr>
+          <w:rFonts w:ascii="Consolas" w:hAnsi="Consolas"/>
+          <w:sz w:val="18"/>
+          <w:szCs w:val="18"/>
+        </w:rPr>
+        <w:t>은</w:t>
+      </w:r>
+      <w:r>
+        <w:rPr>
+          <w:rFonts w:ascii="Consolas" w:hAnsi="Consolas"/>
+          <w:sz w:val="18"/>
+          <w:szCs w:val="18"/>
+        </w:rPr>
+        <w:t xml:space="preserve"> th:text(</w:t>
+      </w:r>
+      <w:r>
+        <w:rPr>
+          <w:rFonts w:ascii="Consolas" w:hAnsi="Consolas"/>
+          <w:sz w:val="18"/>
+          <w:szCs w:val="18"/>
+        </w:rPr>
+        <w:t>자동</w:t>
+      </w:r>
+      <w:r>
+        <w:rPr>
+          <w:rFonts w:ascii="Consolas" w:hAnsi="Consolas"/>
+          <w:sz w:val="18"/>
+          <w:szCs w:val="18"/>
+        </w:rPr>
+        <w:t xml:space="preserve"> </w:t>
+      </w:r>
+      <w:r>
+        <w:rPr>
+          <w:rFonts w:ascii="Consolas" w:hAnsi="Consolas"/>
+          <w:sz w:val="18"/>
+          <w:szCs w:val="18"/>
+        </w:rPr>
+        <w:t>이스케이프</w:t>
+      </w:r>
+      <w:r>
+        <w:rPr>
+          <w:rFonts w:ascii="Consolas" w:hAnsi="Consolas"/>
+          <w:sz w:val="18"/>
+          <w:szCs w:val="18"/>
+        </w:rPr>
+        <w:t>)</w:t>
+      </w:r>
+      <w:r>
+        <w:rPr>
+          <w:rFonts w:ascii="Consolas" w:hAnsi="Consolas"/>
+          <w:sz w:val="18"/>
+          <w:szCs w:val="18"/>
+        </w:rPr>
+        <w:t>로</w:t>
+      </w:r>
+      <w:r>
+        <w:rPr>
+          <w:rFonts w:ascii="Consolas" w:hAnsi="Consolas"/>
+          <w:sz w:val="18"/>
+          <w:szCs w:val="18"/>
+        </w:rPr>
+        <w:t xml:space="preserve"> </w:t>
+      </w:r>
+      <w:r>
+        <w:rPr>
+          <w:rFonts w:ascii="Consolas" w:hAnsi="Consolas"/>
+          <w:sz w:val="18"/>
+          <w:szCs w:val="18"/>
+        </w:rPr>
+        <w:t>렌더링한다</w:t>
+      </w:r>
+      <w:r>
+        <w:rPr>
+          <w:rFonts w:ascii="Consolas" w:hAnsi="Consolas"/>
+          <w:sz w:val="18"/>
+          <w:szCs w:val="18"/>
+        </w:rPr>
+        <w:t>.</w:t>
       </w:r>
     </w:p>
     <w:p>
@@ -516,7 +676,87 @@
           <w:sz w:val="18"/>
           <w:szCs w:val="18"/>
         </w:rPr>
-        <w:t>//[취약  - Stored XSS 공격 재현 실습 전용]</w:t>
+        <w:t>//[</w:t>
+      </w:r>
+      <w:r>
+        <w:rPr>
+          <w:rFonts w:ascii="Consolas" w:hAnsi="Consolas"/>
+          <w:sz w:val="18"/>
+          <w:szCs w:val="18"/>
+        </w:rPr>
+        <w:t>취약</w:t>
+      </w:r>
+      <w:r>
+        <w:rPr>
+          <w:rFonts w:ascii="Consolas" w:hAnsi="Consolas"/>
+          <w:sz w:val="18"/>
+          <w:szCs w:val="18"/>
+        </w:rPr>
+        <w:t xml:space="preserve">  - Stored XSS </w:t>
+      </w:r>
+      <w:r>
+        <w:rPr>
+          <w:rFonts w:ascii="Consolas" w:hAnsi="Consolas"/>
+          <w:sz w:val="18"/>
+          <w:szCs w:val="18"/>
+        </w:rPr>
+        <w:t>공격</w:t>
+      </w:r>
+      <w:r>
+        <w:rPr>
+          <w:rFonts w:ascii="Consolas" w:hAnsi="Consolas"/>
+          <w:sz w:val="18"/>
+          <w:szCs w:val="18"/>
+        </w:rPr>
+        <w:t xml:space="preserve"> </w:t>
+      </w:r>
+      <w:r>
+        <w:rPr>
+          <w:rFonts w:ascii="Consolas" w:hAnsi="Consolas"/>
+          <w:sz w:val="18"/>
+          <w:szCs w:val="18"/>
+        </w:rPr>
+        <w:t>재현</w:t>
+      </w:r>
+      <w:r>
+        <w:rPr>
+          <w:rFonts w:ascii="Consolas" w:hAnsi="Consolas"/>
+          <w:sz w:val="18"/>
+          <w:szCs w:val="18"/>
+        </w:rPr>
+        <w:t xml:space="preserve"> </w:t>
+      </w:r>
+      <w:r>
+        <w:rPr>
+          <w:rFonts w:ascii="Consolas" w:hAnsi="Consolas"/>
+          <w:sz w:val="18"/>
+          <w:szCs w:val="18"/>
+        </w:rPr>
+        <w:t>실습</w:t>
+      </w:r>
+      <w:r>
+        <w:rPr>
+          <w:rFonts w:ascii="Consolas" w:hAnsi="Consolas"/>
+          <w:sz w:val="18"/>
+          <w:szCs w:val="18"/>
+        </w:rPr>
+        <w:t xml:space="preserve"> </w:t>
+      </w:r>
+      <w:r>
+        <w:rPr>
+          <w:rFonts w:ascii="Consolas" w:hAnsi="Consolas"/>
+          <w:sz w:val="18"/>
+          <w:szCs w:val="18"/>
+        </w:rPr>
+        <w:t>전용</w:t>
+      </w:r>
+      <w:r>
+        <w:rPr>
+          <w:rFonts w:ascii="Consolas" w:hAnsi="Consolas"/>
+          <w:sz w:val="18"/>
+          <w:szCs w:val="18"/>
+        </w:rPr>
+        <w:t>]</w:t>
       </w:r>
     </w:p>
     <w:p>
@@ -532,7 +772,127 @@
           <w:sz w:val="18"/>
           <w:szCs w:val="18"/>
         </w:rPr>
-        <w:t xml:space="preserve">//  이름에 &lt;script&gt;...&lt;/script&gt; 를 넣고 저장하면, 이 목록 페이지를 보는</w:t>
+        <w:t xml:space="preserve">//  </w:t>
+      </w:r>
+      <w:r>
+        <w:rPr>
+          <w:rFonts w:ascii="Consolas" w:hAnsi="Consolas"/>
+          <w:sz w:val="18"/>
+          <w:szCs w:val="18"/>
+        </w:rPr>
+        <w:t>이름에</w:t>
+      </w:r>
+      <w:r>
+        <w:rPr>
+          <w:rFonts w:ascii="Consolas" w:hAnsi="Consolas"/>
+          <w:sz w:val="18"/>
+          <w:szCs w:val="18"/>
+        </w:rPr>
+        <w:t xml:space="preserve"> &lt;script&gt;...&lt;/script&gt; </w:t>
+      </w:r>
+      <w:r>
+        <w:rPr>
+          <w:rFonts w:ascii="Consolas" w:hAnsi="Consolas"/>
+          <w:sz w:val="18"/>
+          <w:szCs w:val="18"/>
+        </w:rPr>
+        <w:t>를</w:t>
+      </w:r>
+      <w:r>
+        <w:rPr>
+          <w:rFonts w:ascii="Consolas" w:hAnsi="Consolas"/>
+          <w:sz w:val="18"/>
+          <w:szCs w:val="18"/>
+        </w:rPr>
+        <w:t xml:space="preserve"> </w:t>
+      </w:r>
+      <w:r>
+        <w:rPr>
+          <w:rFonts w:ascii="Consolas" w:hAnsi="Consolas"/>
+          <w:sz w:val="18"/>
+          <w:szCs w:val="18"/>
+        </w:rPr>
+        <w:t>넣고</w:t>
+      </w:r>
+      <w:r>
+        <w:rPr>
+          <w:rFonts w:ascii="Consolas" w:hAnsi="Consolas"/>
+          <w:sz w:val="18"/>
+          <w:szCs w:val="18"/>
+        </w:rPr>
+        <w:t xml:space="preserve"> </w:t>
+      </w:r>
+      <w:r>
+        <w:rPr>
+          <w:rFonts w:ascii="Consolas" w:hAnsi="Consolas"/>
+          <w:sz w:val="18"/>
+          <w:szCs w:val="18"/>
+        </w:rPr>
+        <w:t>저장하면</w:t>
+      </w:r>
+      <w:r>
+        <w:rPr>
+          <w:rFonts w:ascii="Consolas" w:hAnsi="Consolas"/>
+          <w:sz w:val="18"/>
+          <w:szCs w:val="18"/>
+        </w:rPr>
+        <w:t xml:space="preserve">, </w:t>
+      </w:r>
+      <w:r>
+        <w:rPr>
+          <w:rFonts w:ascii="Consolas" w:hAnsi="Consolas"/>
+          <w:sz w:val="18"/>
+          <w:szCs w:val="18"/>
+        </w:rPr>
+        <w:t>이</w:t>
+      </w:r>
+      <w:r>
+        <w:rPr>
+          <w:rFonts w:ascii="Consolas" w:hAnsi="Consolas"/>
+          <w:sz w:val="18"/>
+          <w:szCs w:val="18"/>
+        </w:rPr>
+        <w:t xml:space="preserve"> </w:t>
+      </w:r>
+      <w:r>
+        <w:rPr>
+          <w:rFonts w:ascii="Consolas" w:hAnsi="Consolas"/>
+          <w:sz w:val="18"/>
+          <w:szCs w:val="18"/>
+        </w:rPr>
+        <w:t>목록</w:t>
+      </w:r>
+      <w:r>
+        <w:rPr>
+          <w:rFonts w:ascii="Consolas" w:hAnsi="Consolas"/>
+          <w:sz w:val="18"/>
+          <w:szCs w:val="18"/>
+        </w:rPr>
+        <w:t xml:space="preserve"> </w:t>
+      </w:r>
+      <w:r>
+        <w:rPr>
+          <w:rFonts w:ascii="Consolas" w:hAnsi="Consolas"/>
+          <w:sz w:val="18"/>
+          <w:szCs w:val="18"/>
+        </w:rPr>
+        <w:t>페이지를</w:t>
+      </w:r>
+      <w:r>
+        <w:rPr>
+          <w:rFonts w:ascii="Consolas" w:hAnsi="Consolas"/>
+          <w:sz w:val="18"/>
+          <w:szCs w:val="18"/>
+        </w:rPr>
+        <w:t xml:space="preserve"> </w:t>
+      </w:r>
+      <w:r>
+        <w:rPr>
+          <w:rFonts w:ascii="Consolas" w:hAnsi="Consolas"/>
+          <w:sz w:val="18"/>
+          <w:szCs w:val="18"/>
+        </w:rPr>
+        <w:t>보는</w:t>
       </w:r>
     </w:p>
     <w:p>
@@ -548,7 +908,167 @@
           <w:sz w:val="18"/>
           <w:szCs w:val="18"/>
         </w:rPr>
-        <w:t xml:space="preserve">//  모든 사용자(관리자 포함)의 브라우저에서 그 스크립트가 그대로 실행된다.</w:t>
+        <w:t xml:space="preserve">//  </w:t>
+      </w:r>
+      <w:r>
+        <w:rPr>
+          <w:rFonts w:ascii="Consolas" w:hAnsi="Consolas"/>
+          <w:sz w:val="18"/>
+          <w:szCs w:val="18"/>
+        </w:rPr>
+        <w:t>모든</w:t>
+      </w:r>
+      <w:r>
+        <w:rPr>
+          <w:rFonts w:ascii="Consolas" w:hAnsi="Consolas"/>
+          <w:sz w:val="18"/>
+          <w:szCs w:val="18"/>
+        </w:rPr>
+        <w:t xml:space="preserve"> </w:t>
+      </w:r>
+      <w:r>
+        <w:rPr>
+          <w:rFonts w:ascii="Consolas" w:hAnsi="Consolas"/>
+          <w:sz w:val="18"/>
+          <w:szCs w:val="18"/>
+        </w:rPr>
+        <w:t>사용자</w:t>
+      </w:r>
+      <w:r>
+        <w:rPr>
+          <w:rFonts w:ascii="Consolas" w:hAnsi="Consolas"/>
+          <w:sz w:val="18"/>
+          <w:szCs w:val="18"/>
+        </w:rPr>
+        <w:t>(</w:t>
+      </w:r>
+      <w:r>
+        <w:rPr>
+          <w:rFonts w:ascii="Consolas" w:hAnsi="Consolas"/>
+          <w:sz w:val="18"/>
+          <w:szCs w:val="18"/>
+        </w:rPr>
+        <w:t>관리자</w:t>
+      </w:r>
+      <w:r>
+        <w:rPr>
+          <w:rFonts w:ascii="Consolas" w:hAnsi="Consolas"/>
+          <w:sz w:val="18"/>
+          <w:szCs w:val="18"/>
+        </w:rPr>
+        <w:t xml:space="preserve"> </w:t>
+      </w:r>
+      <w:r>
+        <w:rPr>
+          <w:rFonts w:ascii="Consolas" w:hAnsi="Consolas"/>
+          <w:sz w:val="18"/>
+          <w:szCs w:val="18"/>
+        </w:rPr>
+        <w:t>포함</w:t>
+      </w:r>
+      <w:r>
+        <w:rPr>
+          <w:rFonts w:ascii="Consolas" w:hAnsi="Consolas"/>
+          <w:sz w:val="18"/>
+          <w:szCs w:val="18"/>
+        </w:rPr>
+        <w:t>)</w:t>
+      </w:r>
+      <w:r>
+        <w:rPr>
+          <w:rFonts w:ascii="Consolas" w:hAnsi="Consolas"/>
+          <w:sz w:val="18"/>
+          <w:szCs w:val="18"/>
+        </w:rPr>
+        <w:t>의</w:t>
+      </w:r>
+      <w:r>
+        <w:rPr>
+          <w:rFonts w:ascii="Consolas" w:hAnsi="Consolas"/>
+          <w:sz w:val="18"/>
+          <w:szCs w:val="18"/>
+        </w:rPr>
+        <w:t xml:space="preserve"> </w:t>
+      </w:r>
+      <w:r>
+        <w:rPr>
+          <w:rFonts w:ascii="Consolas" w:hAnsi="Consolas"/>
+          <w:sz w:val="18"/>
+          <w:szCs w:val="18"/>
+        </w:rPr>
+        <w:t>브라우저에서</w:t>
+      </w:r>
+      <w:r>
+        <w:rPr>
+          <w:rFonts w:ascii="Consolas" w:hAnsi="Consolas"/>
+          <w:sz w:val="18"/>
+          <w:szCs w:val="18"/>
+        </w:rPr>
+        <w:t xml:space="preserve"> </w:t>
+      </w:r>
+      <w:r>
+        <w:rPr>
+          <w:rFonts w:ascii="Consolas" w:hAnsi="Consolas"/>
+          <w:sz w:val="18"/>
+          <w:szCs w:val="18"/>
+        </w:rPr>
+        <w:t>그</w:t>
+      </w:r>
+      <w:r>
+        <w:rPr>
+          <w:rFonts w:ascii="Consolas" w:hAnsi="Consolas"/>
+          <w:sz w:val="18"/>
+          <w:szCs w:val="18"/>
+        </w:rPr>
+        <w:t xml:space="preserve"> </w:t>
+      </w:r>
+      <w:r>
+        <w:rPr>
+          <w:rFonts w:ascii="Consolas" w:hAnsi="Consolas"/>
+          <w:sz w:val="18"/>
+          <w:szCs w:val="18"/>
+        </w:rPr>
+        <w:t>스크립트가</w:t>
+      </w:r>
+      <w:r>
+        <w:rPr>
+          <w:rFonts w:ascii="Consolas" w:hAnsi="Consolas"/>
+          <w:sz w:val="18"/>
+          <w:szCs w:val="18"/>
+        </w:rPr>
+        <w:t xml:space="preserve"> </w:t>
+      </w:r>
+      <w:r>
+        <w:rPr>
+          <w:rFonts w:ascii="Consolas" w:hAnsi="Consolas"/>
+          <w:sz w:val="18"/>
+          <w:szCs w:val="18"/>
+        </w:rPr>
+        <w:t>그대로</w:t>
+      </w:r>
+      <w:r>
+        <w:rPr>
+          <w:rFonts w:ascii="Consolas" w:hAnsi="Consolas"/>
+          <w:sz w:val="18"/>
+          <w:szCs w:val="18"/>
+        </w:rPr>
+        <w:t xml:space="preserve"> </w:t>
+      </w:r>
+      <w:r>
+        <w:rPr>
+          <w:rFonts w:ascii="Consolas" w:hAnsi="Consolas"/>
+          <w:sz w:val="18"/>
+          <w:szCs w:val="18"/>
+        </w:rPr>
+        <w:t>실행된다</w:t>
+      </w:r>
+      <w:r>
+        <w:rPr>
+          <w:rFonts w:ascii="Consolas" w:hAnsi="Consolas"/>
+          <w:sz w:val="18"/>
+          <w:szCs w:val="18"/>
+        </w:rPr>
+        <w:t>.</w:t>
       </w:r>
     </w:p>
     <w:p>
@@ -679,7 +1199,16 @@
         <w:spacing w:after="80" w:line="272" w:lineRule="auto"/>
       </w:pPr>
       <w:r>
-        <w:t>th:utext("unescaped text"): escape를 하지 않고 표현식 결과를 그대로 HTML로 해석해서 삽입한다. 값에 &lt;b&gt;굵게&lt;/b&gt;가 들어 있으면 실제로 굵게 렌더링되고, &lt;script&gt;가 들어 있으면 그대로 실행된다. 원래 쓰임새는 "이미 안전함이 확인된 HTML 조각(서버가 직접 만든 것, 또는 sanitizer를 거친 것)을 그대로 출력"하는 것이지, 신뢰할 수 없는 사용자 입력에 쓰면 안 된다.</w:t>
+        <w:t>th:utext("unescaped text"): escape를 하지 않고 표현식 결과를 그대로 HTML로 해석해서 삽입한다. 값에 &lt;b&gt;굵게&lt;/b&gt;가 들어 있으면 실제로 굵게 렌더링</w:t>
+      </w:r>
+      <w:r>
+        <w:rPr>
+          <w:rFonts w:hint="eastAsia"/>
+        </w:rPr>
+        <w:t xml:space="preserve"> </w:t>
+      </w:r>
+      <w:r>
+        <w:t>되고, &lt;script&gt;가 들어 있으면 그대로 실행된다. 원래 쓰임새는 "이미 안전함이 확인된 HTML 조각(서버가 직접 만든 것, 또는 sanitizer를 거친 것)을 그대로 출력"하는 것이지, 신뢰할 수 없는 사용자 입력에 쓰면 안 된다.</w:t>
       </w:r>
     </w:p>
     <w:tbl>
@@ -1005,7 +1534,23 @@
           <w:sz w:val="18"/>
           <w:szCs w:val="18"/>
         </w:rPr>
-        <w:t>&lt;!-- index.html (안전 ) --&gt;</w:t>
+        <w:t>&lt;!-- index.html (</w:t>
+      </w:r>
+      <w:r>
+        <w:rPr>
+          <w:rFonts w:ascii="Consolas" w:hAnsi="Consolas"/>
+          <w:sz w:val="18"/>
+          <w:szCs w:val="18"/>
+        </w:rPr>
+        <w:t>안전</w:t>
+      </w:r>
+      <w:r>
+        <w:rPr>
+          <w:rFonts w:ascii="Consolas" w:hAnsi="Consolas"/>
+          <w:sz w:val="18"/>
+          <w:szCs w:val="18"/>
+        </w:rPr>
+        <w:t xml:space="preserve"> ) --&gt;</w:t>
       </w:r>
     </w:p>
     <w:p>
@@ -1053,7 +1598,23 @@
           <w:sz w:val="18"/>
           <w:szCs w:val="18"/>
         </w:rPr>
-        <w:t>&lt;!-- index-vuln.html (취약 ) --&gt;</w:t>
+        <w:t>&lt;!-- index-vuln.html (</w:t>
+      </w:r>
+      <w:r>
+        <w:rPr>
+          <w:rFonts w:ascii="Consolas" w:hAnsi="Consolas"/>
+          <w:sz w:val="18"/>
+          <w:szCs w:val="18"/>
+        </w:rPr>
+        <w:t>취약</w:t>
+      </w:r>
+      <w:r>
+        <w:rPr>
+          <w:rFonts w:ascii="Consolas" w:hAnsi="Consolas"/>
+          <w:sz w:val="18"/>
+          <w:szCs w:val="18"/>
+        </w:rPr>
+        <w:t xml:space="preserve"> ) --&gt;</w:t>
       </w:r>
     </w:p>
     <w:p>
@@ -1092,7 +1653,7 @@
           <w:bCs/>
           <w:color w:val="2E5496"/>
         </w:rPr>
-        <w:t xml:space="preserve">2-4. 변경/추가 파일 한눈에 보기 (이 브랜치 기준, 3곳)</w:t>
+        <w:t>2-4. 변경/추가 파일 한눈에 보기 (이 브랜치 기준, 3곳)</w:t>
       </w:r>
     </w:p>
     <w:tbl>
@@ -1185,7 +1746,7 @@
                 <w:sz w:val="18"/>
                 <w:szCs w:val="18"/>
               </w:rPr>
-              <w:t xml:space="preserve">한 일</w:t>
+              <w:t>한 일</w:t>
             </w:r>
           </w:p>
         </w:tc>
@@ -1247,7 +1808,7 @@
                 <w:sz w:val="18"/>
                 <w:szCs w:val="18"/>
               </w:rPr>
-              <w:t xml:space="preserve">/index(안전)에 설명 주석 추가, /index-vuln(취약) 핸들러 신규 추가</w:t>
+              <w:t>/index(안전)에 설명 주석 추가, /index-vuln(취약) 핸들러 신규 추가</w:t>
             </w:r>
           </w:p>
         </w:tc>
@@ -1309,7 +1870,7 @@
                 <w:sz w:val="18"/>
                 <w:szCs w:val="18"/>
               </w:rPr>
-              <w:t xml:space="preserve">취약 데모 페이지로 이동하는 "XSS 데모(취약)" 링크 추가</w:t>
+              <w:t>취약 데모 페이지로 이동하는 "XSS 데모(취약)" 링크 추가</w:t>
             </w:r>
           </w:p>
         </w:tc>
@@ -1371,7 +1932,7 @@
                 <w:sz w:val="18"/>
                 <w:szCs w:val="18"/>
               </w:rPr>
-              <w:t xml:space="preserve">th:utext로 렌더링하는 취약 템플릿(신규 파일)</w:t>
+              <w:t>th:utext로 렌더링하는 취약 템플릿(신규 파일)</w:t>
             </w:r>
           </w:p>
         </w:tc>
@@ -1381,8 +1942,19 @@
       <w:pPr>
         <w:spacing w:after="80" w:line="272" w:lineRule="auto"/>
       </w:pPr>
-      <w:r>
-        <w:t xml:space="preserve">index.html에 추가된 두 줄:</w:t>
+    </w:p>
+    <w:p>
+      <w:r>
+        <w:br w:type="page"/>
+      </w:r>
+    </w:p>
+    <w:p>
+      <w:pPr>
+        <w:spacing w:after="80" w:line="272" w:lineRule="auto"/>
+      </w:pPr>
+      <w:r>
+        <w:lastRenderedPageBreak/>
+        <w:t>index.html에 추가된 두 줄:</w:t>
       </w:r>
     </w:p>
     <w:p>
@@ -1399,7 +1971,103 @@
           <w:sz w:val="16"/>
           <w:szCs w:val="16"/>
         </w:rPr>
-        <w:t xml:space="preserve">&lt;!-- [교육용] XSS(Stored) 공격 재현 전용 페이지로 이동 --&gt;</w:t>
+        <w:t>&lt;!-- [</w:t>
+      </w:r>
+      <w:r>
+        <w:rPr>
+          <w:rFonts w:ascii="Consolas" w:hAnsi="Consolas"/>
+          <w:sz w:val="16"/>
+          <w:szCs w:val="16"/>
+        </w:rPr>
+        <w:t>교육용</w:t>
+      </w:r>
+      <w:r>
+        <w:rPr>
+          <w:rFonts w:ascii="Consolas" w:hAnsi="Consolas"/>
+          <w:sz w:val="16"/>
+          <w:szCs w:val="16"/>
+        </w:rPr>
+        <w:t xml:space="preserve">] XSS(Stored) </w:t>
+      </w:r>
+      <w:r>
+        <w:rPr>
+          <w:rFonts w:ascii="Consolas" w:hAnsi="Consolas"/>
+          <w:sz w:val="16"/>
+          <w:szCs w:val="16"/>
+        </w:rPr>
+        <w:t>공격</w:t>
+      </w:r>
+      <w:r>
+        <w:rPr>
+          <w:rFonts w:ascii="Consolas" w:hAnsi="Consolas"/>
+          <w:sz w:val="16"/>
+          <w:szCs w:val="16"/>
+        </w:rPr>
+        <w:t xml:space="preserve"> </w:t>
+      </w:r>
+      <w:r>
+        <w:rPr>
+          <w:rFonts w:ascii="Consolas" w:hAnsi="Consolas"/>
+          <w:sz w:val="16"/>
+          <w:szCs w:val="16"/>
+        </w:rPr>
+        <w:t>재현</w:t>
+      </w:r>
+      <w:r>
+        <w:rPr>
+          <w:rFonts w:ascii="Consolas" w:hAnsi="Consolas"/>
+          <w:sz w:val="16"/>
+          <w:szCs w:val="16"/>
+        </w:rPr>
+        <w:t xml:space="preserve"> </w:t>
+      </w:r>
+      <w:r>
+        <w:rPr>
+          <w:rFonts w:ascii="Consolas" w:hAnsi="Consolas"/>
+          <w:sz w:val="16"/>
+          <w:szCs w:val="16"/>
+        </w:rPr>
+        <w:t>전용</w:t>
+      </w:r>
+      <w:r>
+        <w:rPr>
+          <w:rFonts w:ascii="Consolas" w:hAnsi="Consolas"/>
+          <w:sz w:val="16"/>
+          <w:szCs w:val="16"/>
+        </w:rPr>
+        <w:t xml:space="preserve"> </w:t>
+      </w:r>
+      <w:r>
+        <w:rPr>
+          <w:rFonts w:ascii="Consolas" w:hAnsi="Consolas"/>
+          <w:sz w:val="16"/>
+          <w:szCs w:val="16"/>
+        </w:rPr>
+        <w:t>페이지로</w:t>
+      </w:r>
+      <w:r>
+        <w:rPr>
+          <w:rFonts w:ascii="Consolas" w:hAnsi="Consolas"/>
+          <w:sz w:val="16"/>
+          <w:szCs w:val="16"/>
+        </w:rPr>
+        <w:t xml:space="preserve"> </w:t>
+      </w:r>
+      <w:r>
+        <w:rPr>
+          <w:rFonts w:ascii="Consolas" w:hAnsi="Consolas"/>
+          <w:sz w:val="16"/>
+          <w:szCs w:val="16"/>
+        </w:rPr>
+        <w:t>이동</w:t>
+      </w:r>
+      <w:r>
+        <w:rPr>
+          <w:rFonts w:ascii="Consolas" w:hAnsi="Consolas"/>
+          <w:sz w:val="16"/>
+          <w:szCs w:val="16"/>
+        </w:rPr>
+        <w:t xml:space="preserve"> --&gt;</w:t>
       </w:r>
     </w:p>
     <w:p>
@@ -1416,8 +2084,39 @@
           <w:sz w:val="16"/>
           <w:szCs w:val="16"/>
         </w:rPr>
-        <w:lastRenderedPageBreak/>
-        <w:t xml:space="preserve">&lt;a href="/users/index-vuln" class="btn btn-outline-danger"&gt;XSS 데모(취약)&lt;/a&gt;</w:t>
+        <w:t xml:space="preserve">&lt;a href="/users/index-vuln" class="btn btn-outline-danger"&gt;XSS </w:t>
+      </w:r>
+      <w:r>
+        <w:rPr>
+          <w:rFonts w:ascii="Consolas" w:hAnsi="Consolas"/>
+          <w:sz w:val="16"/>
+          <w:szCs w:val="16"/>
+        </w:rPr>
+        <w:t>데모</w:t>
+      </w:r>
+      <w:r>
+        <w:rPr>
+          <w:rFonts w:ascii="Consolas" w:hAnsi="Consolas"/>
+          <w:sz w:val="16"/>
+          <w:szCs w:val="16"/>
+        </w:rPr>
+        <w:t>(</w:t>
+      </w:r>
+      <w:r>
+        <w:rPr>
+          <w:rFonts w:ascii="Consolas" w:hAnsi="Consolas"/>
+          <w:sz w:val="16"/>
+          <w:szCs w:val="16"/>
+        </w:rPr>
+        <w:t>취약</w:t>
+      </w:r>
+      <w:r>
+        <w:rPr>
+          <w:rFonts w:ascii="Consolas" w:hAnsi="Consolas"/>
+          <w:sz w:val="16"/>
+          <w:szCs w:val="16"/>
+        </w:rPr>
+        <w:t>)&lt;/a&gt;</w:t>
       </w:r>
     </w:p>
     <w:p>
@@ -1425,7 +2124,7 @@
         <w:spacing w:after="80" w:line="272" w:lineRule="auto"/>
       </w:pPr>
       <w:r>
-        <w:t xml:space="preserve">index-vuln.html(신규 파일)의 핵심만 보면 — 안전한 index.html과 구조는 동일하고(표·Edit·Delete·네비게이션 버튼 등 그대로), 실제로 다른 부분은 딱 두 곳이다:</w:t>
+        <w:t>index-vuln.html(신규 파일)의 핵심만 보면 — 안전한 index.html과 구조는 동일하고(표·Edit·Delete·네비게이션 버튼 등 그대로), 실제로 다른 부분은 딱 두 곳이다:</w:t>
       </w:r>
     </w:p>
     <w:p>
@@ -1442,7 +2141,71 @@
           <w:sz w:val="16"/>
           <w:szCs w:val="16"/>
         </w:rPr>
-        <w:t xml:space="preserve">&lt;!-- 상단 경고 배너(신규) --&gt;</w:t>
+        <w:t xml:space="preserve">&lt;!-- </w:t>
+      </w:r>
+      <w:r>
+        <w:rPr>
+          <w:rFonts w:ascii="Consolas" w:hAnsi="Consolas"/>
+          <w:sz w:val="16"/>
+          <w:szCs w:val="16"/>
+        </w:rPr>
+        <w:t>상단</w:t>
+      </w:r>
+      <w:r>
+        <w:rPr>
+          <w:rFonts w:ascii="Consolas" w:hAnsi="Consolas"/>
+          <w:sz w:val="16"/>
+          <w:szCs w:val="16"/>
+        </w:rPr>
+        <w:t xml:space="preserve"> </w:t>
+      </w:r>
+      <w:r>
+        <w:rPr>
+          <w:rFonts w:ascii="Consolas" w:hAnsi="Consolas"/>
+          <w:sz w:val="16"/>
+          <w:szCs w:val="16"/>
+        </w:rPr>
+        <w:t>경고</w:t>
+      </w:r>
+      <w:r>
+        <w:rPr>
+          <w:rFonts w:ascii="Consolas" w:hAnsi="Consolas"/>
+          <w:sz w:val="16"/>
+          <w:szCs w:val="16"/>
+        </w:rPr>
+        <w:t xml:space="preserve"> </w:t>
+      </w:r>
+      <w:r>
+        <w:rPr>
+          <w:rFonts w:ascii="Consolas" w:hAnsi="Consolas"/>
+          <w:sz w:val="16"/>
+          <w:szCs w:val="16"/>
+        </w:rPr>
+        <w:t>배너</w:t>
+      </w:r>
+      <w:r>
+        <w:rPr>
+          <w:rFonts w:ascii="Consolas" w:hAnsi="Consolas"/>
+          <w:sz w:val="16"/>
+          <w:szCs w:val="16"/>
+        </w:rPr>
+        <w:t>(</w:t>
+      </w:r>
+      <w:r>
+        <w:rPr>
+          <w:rFonts w:ascii="Consolas" w:hAnsi="Consolas"/>
+          <w:sz w:val="16"/>
+          <w:szCs w:val="16"/>
+        </w:rPr>
+        <w:t>신규</w:t>
+      </w:r>
+      <w:r>
+        <w:rPr>
+          <w:rFonts w:ascii="Consolas" w:hAnsi="Consolas"/>
+          <w:sz w:val="16"/>
+          <w:szCs w:val="16"/>
+        </w:rPr>
+        <w:t>) --&gt;</w:t>
       </w:r>
     </w:p>
     <w:p>
@@ -1474,7 +2237,151 @@
           <w:sz w:val="16"/>
           <w:szCs w:val="16"/>
         </w:rPr>
-        <w:t xml:space="preserve">    XSS 취약 데모 페이지 — 아래 Name 컬럼은 &lt;code&gt;th:utext&lt;/code&gt;(이스케이프 없음)로 렌더링된다. ...</w:t>
+        <w:t xml:space="preserve">    XSS </w:t>
+      </w:r>
+      <w:r>
+        <w:rPr>
+          <w:rFonts w:ascii="Consolas" w:hAnsi="Consolas"/>
+          <w:sz w:val="16"/>
+          <w:szCs w:val="16"/>
+        </w:rPr>
+        <w:t>취약</w:t>
+      </w:r>
+      <w:r>
+        <w:rPr>
+          <w:rFonts w:ascii="Consolas" w:hAnsi="Consolas"/>
+          <w:sz w:val="16"/>
+          <w:szCs w:val="16"/>
+        </w:rPr>
+        <w:t xml:space="preserve"> </w:t>
+      </w:r>
+      <w:r>
+        <w:rPr>
+          <w:rFonts w:ascii="Consolas" w:hAnsi="Consolas"/>
+          <w:sz w:val="16"/>
+          <w:szCs w:val="16"/>
+        </w:rPr>
+        <w:t>데모</w:t>
+      </w:r>
+      <w:r>
+        <w:rPr>
+          <w:rFonts w:ascii="Consolas" w:hAnsi="Consolas"/>
+          <w:sz w:val="16"/>
+          <w:szCs w:val="16"/>
+        </w:rPr>
+        <w:t xml:space="preserve"> </w:t>
+      </w:r>
+      <w:r>
+        <w:rPr>
+          <w:rFonts w:ascii="Consolas" w:hAnsi="Consolas"/>
+          <w:sz w:val="16"/>
+          <w:szCs w:val="16"/>
+        </w:rPr>
+        <w:t>페이지</w:t>
+      </w:r>
+      <w:r>
+        <w:rPr>
+          <w:rFonts w:ascii="Consolas" w:hAnsi="Consolas"/>
+          <w:sz w:val="16"/>
+          <w:szCs w:val="16"/>
+        </w:rPr>
+        <w:t xml:space="preserve"> — </w:t>
+      </w:r>
+      <w:r>
+        <w:rPr>
+          <w:rFonts w:ascii="Consolas" w:hAnsi="Consolas"/>
+          <w:sz w:val="16"/>
+          <w:szCs w:val="16"/>
+        </w:rPr>
+        <w:t>아래</w:t>
+      </w:r>
+      <w:r>
+        <w:rPr>
+          <w:rFonts w:ascii="Consolas" w:hAnsi="Consolas"/>
+          <w:sz w:val="16"/>
+          <w:szCs w:val="16"/>
+        </w:rPr>
+        <w:t xml:space="preserve"> Name </w:t>
+      </w:r>
+      <w:r>
+        <w:rPr>
+          <w:rFonts w:ascii="Consolas" w:hAnsi="Consolas"/>
+          <w:sz w:val="16"/>
+          <w:szCs w:val="16"/>
+        </w:rPr>
+        <w:t>컬럼은</w:t>
+      </w:r>
+      <w:r>
+        <w:rPr>
+          <w:rFonts w:ascii="Consolas" w:hAnsi="Consolas"/>
+          <w:sz w:val="16"/>
+          <w:szCs w:val="16"/>
+        </w:rPr>
+        <w:t xml:space="preserve"> &lt;code&gt;th:utext&lt;/code&gt;(</w:t>
+      </w:r>
+      <w:r>
+        <w:rPr>
+          <w:rFonts w:ascii="Consolas" w:hAnsi="Consolas"/>
+          <w:sz w:val="16"/>
+          <w:szCs w:val="16"/>
+        </w:rPr>
+        <w:t>이스케이프</w:t>
+      </w:r>
+      <w:r>
+        <w:rPr>
+          <w:rFonts w:ascii="Consolas" w:hAnsi="Consolas"/>
+          <w:sz w:val="16"/>
+          <w:szCs w:val="16"/>
+        </w:rPr>
+        <w:t xml:space="preserve"> </w:t>
+      </w:r>
+      <w:r>
+        <w:rPr>
+          <w:rFonts w:ascii="Consolas" w:hAnsi="Consolas"/>
+          <w:sz w:val="16"/>
+          <w:szCs w:val="16"/>
+        </w:rPr>
+        <w:t>없음</w:t>
+      </w:r>
+      <w:r>
+        <w:rPr>
+          <w:rFonts w:ascii="Consolas" w:hAnsi="Consolas"/>
+          <w:sz w:val="16"/>
+          <w:szCs w:val="16"/>
+        </w:rPr>
+        <w:t>)</w:t>
+      </w:r>
+      <w:r>
+        <w:rPr>
+          <w:rFonts w:ascii="Consolas" w:hAnsi="Consolas"/>
+          <w:sz w:val="16"/>
+          <w:szCs w:val="16"/>
+        </w:rPr>
+        <w:t>로</w:t>
+      </w:r>
+      <w:r>
+        <w:rPr>
+          <w:rFonts w:ascii="Consolas" w:hAnsi="Consolas"/>
+          <w:sz w:val="16"/>
+          <w:szCs w:val="16"/>
+        </w:rPr>
+        <w:t xml:space="preserve"> </w:t>
+      </w:r>
+      <w:r>
+        <w:rPr>
+          <w:rFonts w:ascii="Consolas" w:hAnsi="Consolas"/>
+          <w:sz w:val="16"/>
+          <w:szCs w:val="16"/>
+        </w:rPr>
+        <w:t>렌더링된다</w:t>
+      </w:r>
+      <w:r>
+        <w:rPr>
+          <w:rFonts w:ascii="Consolas" w:hAnsi="Consolas"/>
+          <w:sz w:val="16"/>
+          <w:szCs w:val="16"/>
+        </w:rPr>
+        <w:t>. ...</w:t>
       </w:r>
     </w:p>
     <w:p>
@@ -1508,8 +2415,6 @@
         </w:rPr>
         <w:t xml:space="preserve"> </w:t>
       </w:r>
-      <w:bookmarkStart w:id="0" w:name="_GoBack"/>
-      <w:bookmarkEnd w:id="0"/>
     </w:p>
     <w:p>
       <w:pPr>
@@ -1524,7 +2429,103 @@
           <w:sz w:val="16"/>
           <w:szCs w:val="16"/>
         </w:rPr>
-        <w:t xml:space="preserve">&lt;!-- Name 컬럼 렌더링(2-3에서 본 핵심 차이) --&gt;</w:t>
+        <w:t xml:space="preserve">&lt;!-- Name </w:t>
+      </w:r>
+      <w:r>
+        <w:rPr>
+          <w:rFonts w:ascii="Consolas" w:hAnsi="Consolas"/>
+          <w:sz w:val="16"/>
+          <w:szCs w:val="16"/>
+        </w:rPr>
+        <w:t>컬럼</w:t>
+      </w:r>
+      <w:r>
+        <w:rPr>
+          <w:rFonts w:ascii="Consolas" w:hAnsi="Consolas"/>
+          <w:sz w:val="16"/>
+          <w:szCs w:val="16"/>
+        </w:rPr>
+        <w:t xml:space="preserve"> </w:t>
+      </w:r>
+      <w:r>
+        <w:rPr>
+          <w:rFonts w:ascii="Consolas" w:hAnsi="Consolas"/>
+          <w:sz w:val="16"/>
+          <w:szCs w:val="16"/>
+        </w:rPr>
+        <w:t>렌더링</w:t>
+      </w:r>
+      <w:r>
+        <w:rPr>
+          <w:rFonts w:ascii="Consolas" w:hAnsi="Consolas"/>
+          <w:sz w:val="16"/>
+          <w:szCs w:val="16"/>
+        </w:rPr>
+        <w:t>(2-3</w:t>
+      </w:r>
+      <w:r>
+        <w:rPr>
+          <w:rFonts w:ascii="Consolas" w:hAnsi="Consolas"/>
+          <w:sz w:val="16"/>
+          <w:szCs w:val="16"/>
+        </w:rPr>
+        <w:t>에서</w:t>
+      </w:r>
+      <w:r>
+        <w:rPr>
+          <w:rFonts w:ascii="Consolas" w:hAnsi="Consolas"/>
+          <w:sz w:val="16"/>
+          <w:szCs w:val="16"/>
+        </w:rPr>
+        <w:t xml:space="preserve"> </w:t>
+      </w:r>
+      <w:r>
+        <w:rPr>
+          <w:rFonts w:ascii="Consolas" w:hAnsi="Consolas"/>
+          <w:sz w:val="16"/>
+          <w:szCs w:val="16"/>
+        </w:rPr>
+        <w:t>본</w:t>
+      </w:r>
+      <w:r>
+        <w:rPr>
+          <w:rFonts w:ascii="Consolas" w:hAnsi="Consolas"/>
+          <w:sz w:val="16"/>
+          <w:szCs w:val="16"/>
+        </w:rPr>
+        <w:t xml:space="preserve"> </w:t>
+      </w:r>
+      <w:r>
+        <w:rPr>
+          <w:rFonts w:ascii="Consolas" w:hAnsi="Consolas"/>
+          <w:sz w:val="16"/>
+          <w:szCs w:val="16"/>
+        </w:rPr>
+        <w:t>핵심</w:t>
+      </w:r>
+      <w:r>
+        <w:rPr>
+          <w:rFonts w:ascii="Consolas" w:hAnsi="Consolas"/>
+          <w:sz w:val="16"/>
+          <w:szCs w:val="16"/>
+        </w:rPr>
+        <w:t xml:space="preserve"> </w:t>
+      </w:r>
+      <w:r>
+        <w:rPr>
+          <w:rFonts w:ascii="Consolas" w:hAnsi="Consolas"/>
+          <w:sz w:val="16"/>
+          <w:szCs w:val="16"/>
+        </w:rPr>
+        <w:t>차이</w:t>
+      </w:r>
+      <w:r>
+        <w:rPr>
+          <w:rFonts w:ascii="Consolas" w:hAnsi="Consolas"/>
+          <w:sz w:val="16"/>
+          <w:szCs w:val="16"/>
+        </w:rPr>
+        <w:t>) --&gt;</w:t>
       </w:r>
     </w:p>
     <w:p>
@@ -1566,7 +2567,7 @@
         <w:spacing w:after="80" w:line="272" w:lineRule="auto"/>
       </w:pPr>
       <w:r>
-        <w:t xml:space="preserve">나머지(Email 컬럼, Edit/Delete 버튼, 하단 네비게이션)는 index.html을 그대로 복사한 것이라 안전 측과 동일하다.</w:t>
+        <w:t>나머지(Email 컬럼, Edit/Delete 버튼, 하단 네비게이션)는 index.html을 그대로 복사한 것이라 안전 측과 동일하다.</w:t>
       </w:r>
     </w:p>
     <w:p>
@@ -1685,7 +2686,103 @@
           <w:sz w:val="18"/>
           <w:szCs w:val="18"/>
         </w:rPr>
-        <w:t xml:space="preserve"># 1) 세션 로그인 (CSRF 활성 → GET /login 에서 토큰 추출)</w:t>
+        <w:t xml:space="preserve"># 1) </w:t>
+      </w:r>
+      <w:r>
+        <w:rPr>
+          <w:rFonts w:ascii="Consolas" w:hAnsi="Consolas"/>
+          <w:sz w:val="18"/>
+          <w:szCs w:val="18"/>
+        </w:rPr>
+        <w:t>세션</w:t>
+      </w:r>
+      <w:r>
+        <w:rPr>
+          <w:rFonts w:ascii="Consolas" w:hAnsi="Consolas"/>
+          <w:sz w:val="18"/>
+          <w:szCs w:val="18"/>
+        </w:rPr>
+        <w:t xml:space="preserve"> </w:t>
+      </w:r>
+      <w:r>
+        <w:rPr>
+          <w:rFonts w:ascii="Consolas" w:hAnsi="Consolas"/>
+          <w:sz w:val="18"/>
+          <w:szCs w:val="18"/>
+        </w:rPr>
+        <w:t>로그인</w:t>
+      </w:r>
+      <w:r>
+        <w:rPr>
+          <w:rFonts w:ascii="Consolas" w:hAnsi="Consolas"/>
+          <w:sz w:val="18"/>
+          <w:szCs w:val="18"/>
+        </w:rPr>
+        <w:t xml:space="preserve"> (CSRF </w:t>
+      </w:r>
+      <w:r>
+        <w:rPr>
+          <w:rFonts w:ascii="Consolas" w:hAnsi="Consolas"/>
+          <w:sz w:val="18"/>
+          <w:szCs w:val="18"/>
+        </w:rPr>
+        <w:t>활성</w:t>
+      </w:r>
+      <w:r>
+        <w:rPr>
+          <w:rFonts w:ascii="Consolas" w:hAnsi="Consolas"/>
+          <w:sz w:val="18"/>
+          <w:szCs w:val="18"/>
+        </w:rPr>
+        <w:t xml:space="preserve"> → GET /login </w:t>
+      </w:r>
+      <w:r>
+        <w:rPr>
+          <w:rFonts w:ascii="Consolas" w:hAnsi="Consolas"/>
+          <w:sz w:val="18"/>
+          <w:szCs w:val="18"/>
+        </w:rPr>
+        <w:t>에서</w:t>
+      </w:r>
+      <w:r>
+        <w:rPr>
+          <w:rFonts w:ascii="Consolas" w:hAnsi="Consolas"/>
+          <w:sz w:val="18"/>
+          <w:szCs w:val="18"/>
+        </w:rPr>
+        <w:t xml:space="preserve"> </w:t>
+      </w:r>
+      <w:r>
+        <w:rPr>
+          <w:rFonts w:ascii="Consolas" w:hAnsi="Consolas"/>
+          <w:sz w:val="18"/>
+          <w:szCs w:val="18"/>
+        </w:rPr>
+        <w:t>토큰</w:t>
+      </w:r>
+      <w:r>
+        <w:rPr>
+          <w:rFonts w:ascii="Consolas" w:hAnsi="Consolas"/>
+          <w:sz w:val="18"/>
+          <w:szCs w:val="18"/>
+        </w:rPr>
+        <w:t xml:space="preserve"> </w:t>
+      </w:r>
+      <w:r>
+        <w:rPr>
+          <w:rFonts w:ascii="Consolas" w:hAnsi="Consolas"/>
+          <w:sz w:val="18"/>
+          <w:szCs w:val="18"/>
+        </w:rPr>
+        <w:t>추출</w:t>
+      </w:r>
+      <w:r>
+        <w:rPr>
+          <w:rFonts w:ascii="Consolas" w:hAnsi="Consolas"/>
+          <w:sz w:val="18"/>
+          <w:szCs w:val="18"/>
+        </w:rPr>
+        <w:t>)</w:t>
       </w:r>
     </w:p>
     <w:p>
@@ -1781,7 +2878,63 @@
           <w:sz w:val="18"/>
           <w:szCs w:val="18"/>
         </w:rPr>
-        <w:t xml:space="preserve"># 2) 악성 이름으로 회원 추가</w:t>
+        <w:t xml:space="preserve"># 2) </w:t>
+      </w:r>
+      <w:r>
+        <w:rPr>
+          <w:rFonts w:ascii="Consolas" w:hAnsi="Consolas"/>
+          <w:sz w:val="18"/>
+          <w:szCs w:val="18"/>
+        </w:rPr>
+        <w:t>악성</w:t>
+      </w:r>
+      <w:r>
+        <w:rPr>
+          <w:rFonts w:ascii="Consolas" w:hAnsi="Consolas"/>
+          <w:sz w:val="18"/>
+          <w:szCs w:val="18"/>
+        </w:rPr>
+        <w:t xml:space="preserve"> </w:t>
+      </w:r>
+      <w:r>
+        <w:rPr>
+          <w:rFonts w:ascii="Consolas" w:hAnsi="Consolas"/>
+          <w:sz w:val="18"/>
+          <w:szCs w:val="18"/>
+        </w:rPr>
+        <w:t>이름으로</w:t>
+      </w:r>
+      <w:r>
+        <w:rPr>
+          <w:rFonts w:ascii="Consolas" w:hAnsi="Consolas"/>
+          <w:sz w:val="18"/>
+          <w:szCs w:val="18"/>
+        </w:rPr>
+        <w:t xml:space="preserve"> </w:t>
+      </w:r>
+      <w:r>
+        <w:rPr>
+          <w:rFonts w:ascii="Consolas" w:hAnsi="Consolas"/>
+          <w:sz w:val="18"/>
+          <w:szCs w:val="18"/>
+        </w:rPr>
+        <w:t>회원</w:t>
+      </w:r>
+      <w:r>
+        <w:rPr>
+          <w:rFonts w:ascii="Consolas" w:hAnsi="Consolas"/>
+          <w:sz w:val="18"/>
+          <w:szCs w:val="18"/>
+        </w:rPr>
+        <w:t xml:space="preserve"> </w:t>
+      </w:r>
+      <w:r>
+        <w:rPr>
+          <w:rFonts w:ascii="Consolas" w:hAnsi="Consolas"/>
+          <w:sz w:val="18"/>
+          <w:szCs w:val="18"/>
+        </w:rPr>
+        <w:t>추가</w:t>
       </w:r>
     </w:p>
     <w:p>
@@ -1893,7 +3046,79 @@
           <w:sz w:val="18"/>
           <w:szCs w:val="18"/>
         </w:rPr>
-        <w:t xml:space="preserve"># 3) 두 목록 페이지가 내려주는 raw HTML 비교</w:t>
+        <w:t xml:space="preserve"># 3) </w:t>
+      </w:r>
+      <w:r>
+        <w:rPr>
+          <w:rFonts w:ascii="Consolas" w:hAnsi="Consolas"/>
+          <w:sz w:val="18"/>
+          <w:szCs w:val="18"/>
+        </w:rPr>
+        <w:t>두</w:t>
+      </w:r>
+      <w:r>
+        <w:rPr>
+          <w:rFonts w:ascii="Consolas" w:hAnsi="Consolas"/>
+          <w:sz w:val="18"/>
+          <w:szCs w:val="18"/>
+        </w:rPr>
+        <w:t xml:space="preserve"> </w:t>
+      </w:r>
+      <w:r>
+        <w:rPr>
+          <w:rFonts w:ascii="Consolas" w:hAnsi="Consolas"/>
+          <w:sz w:val="18"/>
+          <w:szCs w:val="18"/>
+        </w:rPr>
+        <w:t>목록</w:t>
+      </w:r>
+      <w:r>
+        <w:rPr>
+          <w:rFonts w:ascii="Consolas" w:hAnsi="Consolas"/>
+          <w:sz w:val="18"/>
+          <w:szCs w:val="18"/>
+        </w:rPr>
+        <w:t xml:space="preserve"> </w:t>
+      </w:r>
+      <w:r>
+        <w:rPr>
+          <w:rFonts w:ascii="Consolas" w:hAnsi="Consolas"/>
+          <w:sz w:val="18"/>
+          <w:szCs w:val="18"/>
+        </w:rPr>
+        <w:t>페이지가</w:t>
+      </w:r>
+      <w:r>
+        <w:rPr>
+          <w:rFonts w:ascii="Consolas" w:hAnsi="Consolas"/>
+          <w:sz w:val="18"/>
+          <w:szCs w:val="18"/>
+        </w:rPr>
+        <w:t xml:space="preserve"> </w:t>
+      </w:r>
+      <w:r>
+        <w:rPr>
+          <w:rFonts w:ascii="Consolas" w:hAnsi="Consolas"/>
+          <w:sz w:val="18"/>
+          <w:szCs w:val="18"/>
+        </w:rPr>
+        <w:t>내려주는</w:t>
+      </w:r>
+      <w:r>
+        <w:rPr>
+          <w:rFonts w:ascii="Consolas" w:hAnsi="Consolas"/>
+          <w:sz w:val="18"/>
+          <w:szCs w:val="18"/>
+        </w:rPr>
+        <w:t xml:space="preserve"> raw HTML </w:t>
+      </w:r>
+      <w:r>
+        <w:rPr>
+          <w:rFonts w:ascii="Consolas" w:hAnsi="Consolas"/>
+          <w:sz w:val="18"/>
+          <w:szCs w:val="18"/>
+        </w:rPr>
+        <w:t>비교</w:t>
       </w:r>
     </w:p>
     <w:p>
@@ -1926,6 +3151,7 @@
           <w:sz w:val="18"/>
           <w:szCs w:val="18"/>
         </w:rPr>
+        <w:lastRenderedPageBreak/>
         <w:t>curl -s -b $JAR "$B/users/index-vuln" | grep -o "&amp;lt;script&amp;gt;.*&amp;lt;/script&amp;gt;\|&lt;script&gt;.*&lt;/script&gt;"</w:t>
       </w:r>
     </w:p>
@@ -1968,7 +3194,22 @@
           <w:b/>
           <w:bCs/>
         </w:rPr>
-        <w:t>는지 확인하는 단계다.</w:t>
+        <w:t>는지 확인하는 단계</w:t>
+      </w:r>
+      <w:r>
+        <w:rPr>
+          <w:rFonts w:hint="eastAsia"/>
+          <w:b/>
+          <w:bCs/>
+        </w:rPr>
+        <w:t>이</w:t>
+      </w:r>
+      <w:r>
+        <w:rPr>
+          <w:b/>
+          <w:bCs/>
+        </w:rPr>
+        <w:t>다.</w:t>
       </w:r>
     </w:p>
     <w:tbl>
@@ -2013,7 +3254,6 @@
                 <w:sz w:val="18"/>
                 <w:szCs w:val="18"/>
               </w:rPr>
-              <w:lastRenderedPageBreak/>
               <w:t>단계</w:t>
             </w:r>
           </w:p>
@@ -2127,7 +3367,183 @@
                 <w:sz w:val="16"/>
                 <w:szCs w:val="16"/>
               </w:rPr>
-              <w:t xml:space="preserve">서버 주소와, curl 이 쿠키를 저장/재사용할 쿠키 저장 파일 이름을 변수로 지정</w:t>
+              <w:t>서버</w:t>
+            </w:r>
+            <w:r>
+              <w:rPr>
+                <w:rFonts w:ascii="Consolas" w:hAnsi="Consolas"/>
+                <w:sz w:val="16"/>
+                <w:szCs w:val="16"/>
+              </w:rPr>
+              <w:t xml:space="preserve"> </w:t>
+            </w:r>
+            <w:r>
+              <w:rPr>
+                <w:rFonts w:ascii="Consolas" w:hAnsi="Consolas"/>
+                <w:sz w:val="16"/>
+                <w:szCs w:val="16"/>
+              </w:rPr>
+              <w:t>주소와</w:t>
+            </w:r>
+            <w:r>
+              <w:rPr>
+                <w:rFonts w:ascii="Consolas" w:hAnsi="Consolas"/>
+                <w:sz w:val="16"/>
+                <w:szCs w:val="16"/>
+              </w:rPr>
+              <w:t xml:space="preserve">, curl </w:t>
+            </w:r>
+            <w:r>
+              <w:rPr>
+                <w:rFonts w:ascii="Consolas" w:hAnsi="Consolas"/>
+                <w:sz w:val="16"/>
+                <w:szCs w:val="16"/>
+              </w:rPr>
+              <w:t>이</w:t>
+            </w:r>
+            <w:r>
+              <w:rPr>
+                <w:rFonts w:ascii="Consolas" w:hAnsi="Consolas"/>
+                <w:sz w:val="16"/>
+                <w:szCs w:val="16"/>
+              </w:rPr>
+              <w:t xml:space="preserve"> </w:t>
+            </w:r>
+            <w:r>
+              <w:rPr>
+                <w:rFonts w:ascii="Consolas" w:hAnsi="Consolas"/>
+                <w:sz w:val="16"/>
+                <w:szCs w:val="16"/>
+              </w:rPr>
+              <w:t>쿠키를</w:t>
+            </w:r>
+            <w:r>
+              <w:rPr>
+                <w:rFonts w:ascii="Consolas" w:hAnsi="Consolas"/>
+                <w:sz w:val="16"/>
+                <w:szCs w:val="16"/>
+              </w:rPr>
+              <w:t xml:space="preserve"> </w:t>
+            </w:r>
+            <w:r>
+              <w:rPr>
+                <w:rFonts w:ascii="Consolas" w:hAnsi="Consolas"/>
+                <w:sz w:val="16"/>
+                <w:szCs w:val="16"/>
+              </w:rPr>
+              <w:t>저장</w:t>
+            </w:r>
+            <w:r>
+              <w:rPr>
+                <w:rFonts w:ascii="Consolas" w:hAnsi="Consolas"/>
+                <w:sz w:val="16"/>
+                <w:szCs w:val="16"/>
+              </w:rPr>
+              <w:t>/</w:t>
+            </w:r>
+            <w:r>
+              <w:rPr>
+                <w:rFonts w:ascii="Consolas" w:hAnsi="Consolas"/>
+                <w:sz w:val="16"/>
+                <w:szCs w:val="16"/>
+              </w:rPr>
+              <w:t>재사용할</w:t>
+            </w:r>
+            <w:r>
+              <w:rPr>
+                <w:rFonts w:ascii="Consolas" w:hAnsi="Consolas"/>
+                <w:sz w:val="16"/>
+                <w:szCs w:val="16"/>
+              </w:rPr>
+              <w:t xml:space="preserve"> </w:t>
+            </w:r>
+            <w:r>
+              <w:rPr>
+                <w:rFonts w:ascii="Consolas" w:hAnsi="Consolas"/>
+                <w:sz w:val="16"/>
+                <w:szCs w:val="16"/>
+              </w:rPr>
+              <w:t>쿠키</w:t>
+            </w:r>
+            <w:r>
+              <w:rPr>
+                <w:rFonts w:ascii="Consolas" w:hAnsi="Consolas"/>
+                <w:sz w:val="16"/>
+                <w:szCs w:val="16"/>
+              </w:rPr>
+              <w:t xml:space="preserve"> </w:t>
+            </w:r>
+            <w:r>
+              <w:rPr>
+                <w:rFonts w:ascii="Consolas" w:hAnsi="Consolas"/>
+                <w:sz w:val="16"/>
+                <w:szCs w:val="16"/>
+              </w:rPr>
+              <w:t>저장</w:t>
+            </w:r>
+            <w:r>
+              <w:rPr>
+                <w:rFonts w:ascii="Consolas" w:hAnsi="Consolas"/>
+                <w:sz w:val="16"/>
+                <w:szCs w:val="16"/>
+              </w:rPr>
+              <w:t xml:space="preserve"> </w:t>
+            </w:r>
+            <w:r>
+              <w:rPr>
+                <w:rFonts w:ascii="Consolas" w:hAnsi="Consolas"/>
+                <w:sz w:val="16"/>
+                <w:szCs w:val="16"/>
+              </w:rPr>
+              <w:t>파일</w:t>
+            </w:r>
+            <w:r>
+              <w:rPr>
+                <w:rFonts w:ascii="Consolas" w:hAnsi="Consolas"/>
+                <w:sz w:val="16"/>
+                <w:szCs w:val="16"/>
+              </w:rPr>
+              <w:t xml:space="preserve"> </w:t>
+            </w:r>
+            <w:r>
+              <w:rPr>
+                <w:rFonts w:ascii="Consolas" w:hAnsi="Consolas"/>
+                <w:sz w:val="16"/>
+                <w:szCs w:val="16"/>
+              </w:rPr>
+              <w:t>이름을</w:t>
+            </w:r>
+            <w:r>
+              <w:rPr>
+                <w:rFonts w:ascii="Consolas" w:hAnsi="Consolas"/>
+                <w:sz w:val="16"/>
+                <w:szCs w:val="16"/>
+              </w:rPr>
+              <w:t xml:space="preserve"> </w:t>
+            </w:r>
+            <w:r>
+              <w:rPr>
+                <w:rFonts w:ascii="Consolas" w:hAnsi="Consolas"/>
+                <w:sz w:val="16"/>
+                <w:szCs w:val="16"/>
+              </w:rPr>
+              <w:t>변수로</w:t>
+            </w:r>
+            <w:r>
+              <w:rPr>
+                <w:rFonts w:ascii="Consolas" w:hAnsi="Consolas"/>
+                <w:sz w:val="16"/>
+                <w:szCs w:val="16"/>
+              </w:rPr>
+              <w:t xml:space="preserve"> </w:t>
+            </w:r>
+            <w:r>
+              <w:rPr>
+                <w:rFonts w:ascii="Consolas" w:hAnsi="Consolas"/>
+                <w:sz w:val="16"/>
+                <w:szCs w:val="16"/>
+              </w:rPr>
+              <w:t>지정</w:t>
             </w:r>
           </w:p>
         </w:tc>
@@ -2192,7 +3608,279 @@
                 <w:sz w:val="16"/>
                 <w:szCs w:val="16"/>
               </w:rPr>
-              <w:t xml:space="preserve">로그인 폼 페이지에서 Thymeleaf가 자동 삽입한 hidden _csrf 토큰 값만 추출. 폼 로그인 체인은 CSRF가 켜져 있어 로그인 POST에도 필요</w:t>
+              <w:t>로그인</w:t>
+            </w:r>
+            <w:r>
+              <w:rPr>
+                <w:rFonts w:ascii="Consolas" w:hAnsi="Consolas"/>
+                <w:sz w:val="16"/>
+                <w:szCs w:val="16"/>
+              </w:rPr>
+              <w:t xml:space="preserve"> </w:t>
+            </w:r>
+            <w:r>
+              <w:rPr>
+                <w:rFonts w:ascii="Consolas" w:hAnsi="Consolas"/>
+                <w:sz w:val="16"/>
+                <w:szCs w:val="16"/>
+              </w:rPr>
+              <w:t>폼</w:t>
+            </w:r>
+            <w:r>
+              <w:rPr>
+                <w:rFonts w:ascii="Consolas" w:hAnsi="Consolas"/>
+                <w:sz w:val="16"/>
+                <w:szCs w:val="16"/>
+              </w:rPr>
+              <w:t xml:space="preserve"> </w:t>
+            </w:r>
+            <w:r>
+              <w:rPr>
+                <w:rFonts w:ascii="Consolas" w:hAnsi="Consolas"/>
+                <w:sz w:val="16"/>
+                <w:szCs w:val="16"/>
+              </w:rPr>
+              <w:t>페이지에서</w:t>
+            </w:r>
+            <w:r>
+              <w:rPr>
+                <w:rFonts w:ascii="Consolas" w:hAnsi="Consolas"/>
+                <w:sz w:val="16"/>
+                <w:szCs w:val="16"/>
+              </w:rPr>
+              <w:t xml:space="preserve"> Thymeleaf</w:t>
+            </w:r>
+            <w:r>
+              <w:rPr>
+                <w:rFonts w:ascii="Consolas" w:hAnsi="Consolas"/>
+                <w:sz w:val="16"/>
+                <w:szCs w:val="16"/>
+              </w:rPr>
+              <w:t>가</w:t>
+            </w:r>
+            <w:r>
+              <w:rPr>
+                <w:rFonts w:ascii="Consolas" w:hAnsi="Consolas"/>
+                <w:sz w:val="16"/>
+                <w:szCs w:val="16"/>
+              </w:rPr>
+              <w:t xml:space="preserve"> </w:t>
+            </w:r>
+            <w:r>
+              <w:rPr>
+                <w:rFonts w:ascii="Consolas" w:hAnsi="Consolas"/>
+                <w:sz w:val="16"/>
+                <w:szCs w:val="16"/>
+              </w:rPr>
+              <w:t>자동</w:t>
+            </w:r>
+            <w:r>
+              <w:rPr>
+                <w:rFonts w:ascii="Consolas" w:hAnsi="Consolas"/>
+                <w:sz w:val="16"/>
+                <w:szCs w:val="16"/>
+              </w:rPr>
+              <w:t xml:space="preserve"> </w:t>
+            </w:r>
+            <w:r>
+              <w:rPr>
+                <w:rFonts w:ascii="Consolas" w:hAnsi="Consolas"/>
+                <w:sz w:val="16"/>
+                <w:szCs w:val="16"/>
+              </w:rPr>
+              <w:t>삽입한</w:t>
+            </w:r>
+            <w:r>
+              <w:rPr>
+                <w:rFonts w:ascii="Consolas" w:hAnsi="Consolas"/>
+                <w:sz w:val="16"/>
+                <w:szCs w:val="16"/>
+              </w:rPr>
+              <w:t xml:space="preserve"> hidden _csrf </w:t>
+            </w:r>
+            <w:r>
+              <w:rPr>
+                <w:rFonts w:ascii="Consolas" w:hAnsi="Consolas"/>
+                <w:sz w:val="16"/>
+                <w:szCs w:val="16"/>
+              </w:rPr>
+              <w:t>토큰</w:t>
+            </w:r>
+            <w:r>
+              <w:rPr>
+                <w:rFonts w:ascii="Consolas" w:hAnsi="Consolas"/>
+                <w:sz w:val="16"/>
+                <w:szCs w:val="16"/>
+              </w:rPr>
+              <w:t xml:space="preserve"> </w:t>
+            </w:r>
+            <w:r>
+              <w:rPr>
+                <w:rFonts w:ascii="Consolas" w:hAnsi="Consolas"/>
+                <w:sz w:val="16"/>
+                <w:szCs w:val="16"/>
+              </w:rPr>
+              <w:t>값만</w:t>
+            </w:r>
+            <w:r>
+              <w:rPr>
+                <w:rFonts w:ascii="Consolas" w:hAnsi="Consolas"/>
+                <w:sz w:val="16"/>
+                <w:szCs w:val="16"/>
+              </w:rPr>
+              <w:t xml:space="preserve"> </w:t>
+            </w:r>
+            <w:r>
+              <w:rPr>
+                <w:rFonts w:ascii="Consolas" w:hAnsi="Consolas"/>
+                <w:sz w:val="16"/>
+                <w:szCs w:val="16"/>
+              </w:rPr>
+              <w:t>추출</w:t>
+            </w:r>
+            <w:r>
+              <w:rPr>
+                <w:rFonts w:ascii="Consolas" w:hAnsi="Consolas"/>
+                <w:sz w:val="16"/>
+                <w:szCs w:val="16"/>
+              </w:rPr>
+              <w:t xml:space="preserve">. </w:t>
+            </w:r>
+            <w:r>
+              <w:rPr>
+                <w:rFonts w:ascii="Consolas" w:hAnsi="Consolas"/>
+                <w:sz w:val="16"/>
+                <w:szCs w:val="16"/>
+              </w:rPr>
+              <w:t>폼</w:t>
+            </w:r>
+            <w:r>
+              <w:rPr>
+                <w:rFonts w:ascii="Consolas" w:hAnsi="Consolas"/>
+                <w:sz w:val="16"/>
+                <w:szCs w:val="16"/>
+              </w:rPr>
+              <w:t xml:space="preserve"> </w:t>
+            </w:r>
+            <w:r>
+              <w:rPr>
+                <w:rFonts w:ascii="Consolas" w:hAnsi="Consolas"/>
+                <w:sz w:val="16"/>
+                <w:szCs w:val="16"/>
+              </w:rPr>
+              <w:t>로그인</w:t>
+            </w:r>
+            <w:r>
+              <w:rPr>
+                <w:rFonts w:ascii="Consolas" w:hAnsi="Consolas"/>
+                <w:sz w:val="16"/>
+                <w:szCs w:val="16"/>
+              </w:rPr>
+              <w:t xml:space="preserve"> </w:t>
+            </w:r>
+            <w:r>
+              <w:rPr>
+                <w:rFonts w:ascii="Consolas" w:hAnsi="Consolas"/>
+                <w:sz w:val="16"/>
+                <w:szCs w:val="16"/>
+              </w:rPr>
+              <w:t>체인은</w:t>
+            </w:r>
+            <w:r>
+              <w:rPr>
+                <w:rFonts w:ascii="Consolas" w:hAnsi="Consolas"/>
+                <w:sz w:val="16"/>
+                <w:szCs w:val="16"/>
+              </w:rPr>
+              <w:t xml:space="preserve"> CSRF</w:t>
+            </w:r>
+            <w:r>
+              <w:rPr>
+                <w:rFonts w:ascii="Consolas" w:hAnsi="Consolas"/>
+                <w:sz w:val="16"/>
+                <w:szCs w:val="16"/>
+              </w:rPr>
+              <w:t>가</w:t>
+            </w:r>
+            <w:r>
+              <w:rPr>
+                <w:rFonts w:ascii="Consolas" w:hAnsi="Consolas"/>
+                <w:sz w:val="16"/>
+                <w:szCs w:val="16"/>
+              </w:rPr>
+              <w:t xml:space="preserve"> </w:t>
+            </w:r>
+            <w:r>
+              <w:rPr>
+                <w:rFonts w:ascii="Consolas" w:hAnsi="Consolas"/>
+                <w:sz w:val="16"/>
+                <w:szCs w:val="16"/>
+              </w:rPr>
+              <w:t>켜져</w:t>
+            </w:r>
+            <w:r>
+              <w:rPr>
+                <w:rFonts w:ascii="Consolas" w:hAnsi="Consolas"/>
+                <w:sz w:val="16"/>
+                <w:szCs w:val="16"/>
+              </w:rPr>
+              <w:t xml:space="preserve"> </w:t>
+            </w:r>
+            <w:r>
+              <w:rPr>
+                <w:rFonts w:ascii="Consolas" w:hAnsi="Consolas"/>
+                <w:sz w:val="16"/>
+                <w:szCs w:val="16"/>
+              </w:rPr>
+              <w:t>있어</w:t>
+            </w:r>
+            <w:r>
+              <w:rPr>
+                <w:rFonts w:ascii="Consolas" w:hAnsi="Consolas"/>
+                <w:sz w:val="16"/>
+                <w:szCs w:val="16"/>
+              </w:rPr>
+              <w:t xml:space="preserve"> </w:t>
+            </w:r>
+            <w:r>
+              <w:rPr>
+                <w:rFonts w:ascii="Consolas" w:hAnsi="Consolas"/>
+                <w:sz w:val="16"/>
+                <w:szCs w:val="16"/>
+              </w:rPr>
+              <w:t>로그인</w:t>
+            </w:r>
+            <w:r>
+              <w:rPr>
+                <w:rFonts w:ascii="Consolas" w:hAnsi="Consolas"/>
+                <w:sz w:val="16"/>
+                <w:szCs w:val="16"/>
+              </w:rPr>
+              <w:t xml:space="preserve"> POST</w:t>
+            </w:r>
+            <w:r>
+              <w:rPr>
+                <w:rFonts w:ascii="Consolas" w:hAnsi="Consolas"/>
+                <w:sz w:val="16"/>
+                <w:szCs w:val="16"/>
+              </w:rPr>
+              <w:t>에도</w:t>
+            </w:r>
+            <w:r>
+              <w:rPr>
+                <w:rFonts w:ascii="Consolas" w:hAnsi="Consolas"/>
+                <w:sz w:val="16"/>
+                <w:szCs w:val="16"/>
+              </w:rPr>
+              <w:t xml:space="preserve"> </w:t>
+            </w:r>
+            <w:r>
+              <w:rPr>
+                <w:rFonts w:ascii="Consolas" w:hAnsi="Consolas"/>
+                <w:sz w:val="16"/>
+                <w:szCs w:val="16"/>
+              </w:rPr>
+              <w:t>필요</w:t>
             </w:r>
           </w:p>
         </w:tc>
@@ -2257,7 +3945,199 @@
                 <w:sz w:val="16"/>
                 <w:szCs w:val="16"/>
               </w:rPr>
-              <w:t xml:space="preserve">세션 로그인. 성공하면 JSESSIONID가 -c $JAR 로 파일에 저장되고, 이후 요청은 -b $JAR 로 그 쿠키를 재사용</w:t>
+              <w:t>세션</w:t>
+            </w:r>
+            <w:r>
+              <w:rPr>
+                <w:rFonts w:ascii="Consolas" w:hAnsi="Consolas"/>
+                <w:sz w:val="16"/>
+                <w:szCs w:val="16"/>
+              </w:rPr>
+              <w:t xml:space="preserve"> </w:t>
+            </w:r>
+            <w:r>
+              <w:rPr>
+                <w:rFonts w:ascii="Consolas" w:hAnsi="Consolas"/>
+                <w:sz w:val="16"/>
+                <w:szCs w:val="16"/>
+              </w:rPr>
+              <w:t>로그인</w:t>
+            </w:r>
+            <w:r>
+              <w:rPr>
+                <w:rFonts w:ascii="Consolas" w:hAnsi="Consolas"/>
+                <w:sz w:val="16"/>
+                <w:szCs w:val="16"/>
+              </w:rPr>
+              <w:t xml:space="preserve">. </w:t>
+            </w:r>
+            <w:r>
+              <w:rPr>
+                <w:rFonts w:ascii="Consolas" w:hAnsi="Consolas"/>
+                <w:sz w:val="16"/>
+                <w:szCs w:val="16"/>
+              </w:rPr>
+              <w:t>성공하면</w:t>
+            </w:r>
+            <w:r>
+              <w:rPr>
+                <w:rFonts w:ascii="Consolas" w:hAnsi="Consolas"/>
+                <w:sz w:val="16"/>
+                <w:szCs w:val="16"/>
+              </w:rPr>
+              <w:t xml:space="preserve"> JSESSIONID</w:t>
+            </w:r>
+            <w:r>
+              <w:rPr>
+                <w:rFonts w:ascii="Consolas" w:hAnsi="Consolas"/>
+                <w:sz w:val="16"/>
+                <w:szCs w:val="16"/>
+              </w:rPr>
+              <w:t>가</w:t>
+            </w:r>
+            <w:r>
+              <w:rPr>
+                <w:rFonts w:ascii="Consolas" w:hAnsi="Consolas"/>
+                <w:sz w:val="16"/>
+                <w:szCs w:val="16"/>
+              </w:rPr>
+              <w:t xml:space="preserve"> -c $JAR </w:t>
+            </w:r>
+            <w:r>
+              <w:rPr>
+                <w:rFonts w:ascii="Consolas" w:hAnsi="Consolas"/>
+                <w:sz w:val="16"/>
+                <w:szCs w:val="16"/>
+              </w:rPr>
+              <w:t>로</w:t>
+            </w:r>
+            <w:r>
+              <w:rPr>
+                <w:rFonts w:ascii="Consolas" w:hAnsi="Consolas"/>
+                <w:sz w:val="16"/>
+                <w:szCs w:val="16"/>
+              </w:rPr>
+              <w:t xml:space="preserve"> </w:t>
+            </w:r>
+            <w:r>
+              <w:rPr>
+                <w:rFonts w:ascii="Consolas" w:hAnsi="Consolas"/>
+                <w:sz w:val="16"/>
+                <w:szCs w:val="16"/>
+              </w:rPr>
+              <w:t>파일에</w:t>
+            </w:r>
+            <w:r>
+              <w:rPr>
+                <w:rFonts w:ascii="Consolas" w:hAnsi="Consolas"/>
+                <w:sz w:val="16"/>
+                <w:szCs w:val="16"/>
+              </w:rPr>
+              <w:t xml:space="preserve"> </w:t>
+            </w:r>
+            <w:r>
+              <w:rPr>
+                <w:rFonts w:ascii="Consolas" w:hAnsi="Consolas"/>
+                <w:sz w:val="16"/>
+                <w:szCs w:val="16"/>
+              </w:rPr>
+              <w:t>저장되고</w:t>
+            </w:r>
+            <w:r>
+              <w:rPr>
+                <w:rFonts w:ascii="Consolas" w:hAnsi="Consolas"/>
+                <w:sz w:val="16"/>
+                <w:szCs w:val="16"/>
+              </w:rPr>
+              <w:t xml:space="preserve">, </w:t>
+            </w:r>
+            <w:r>
+              <w:rPr>
+                <w:rFonts w:ascii="Consolas" w:hAnsi="Consolas"/>
+                <w:sz w:val="16"/>
+                <w:szCs w:val="16"/>
+              </w:rPr>
+              <w:t>이후</w:t>
+            </w:r>
+            <w:r>
+              <w:rPr>
+                <w:rFonts w:ascii="Consolas" w:hAnsi="Consolas"/>
+                <w:sz w:val="16"/>
+                <w:szCs w:val="16"/>
+              </w:rPr>
+              <w:t xml:space="preserve"> </w:t>
+            </w:r>
+            <w:r>
+              <w:rPr>
+                <w:rFonts w:ascii="Consolas" w:hAnsi="Consolas"/>
+                <w:sz w:val="16"/>
+                <w:szCs w:val="16"/>
+              </w:rPr>
+              <w:t>요청은</w:t>
+            </w:r>
+            <w:r>
+              <w:rPr>
+                <w:rFonts w:ascii="Consolas" w:hAnsi="Consolas"/>
+                <w:sz w:val="16"/>
+                <w:szCs w:val="16"/>
+              </w:rPr>
+              <w:t xml:space="preserve"> -b $JAR </w:t>
+            </w:r>
+            <w:r>
+              <w:rPr>
+                <w:rFonts w:ascii="Consolas" w:hAnsi="Consolas"/>
+                <w:sz w:val="16"/>
+                <w:szCs w:val="16"/>
+              </w:rPr>
+              <w:t>로</w:t>
+            </w:r>
+            <w:r>
+              <w:rPr>
+                <w:rFonts w:ascii="Consolas" w:hAnsi="Consolas"/>
+                <w:sz w:val="16"/>
+                <w:szCs w:val="16"/>
+              </w:rPr>
+              <w:t xml:space="preserve"> </w:t>
+            </w:r>
+            <w:r>
+              <w:rPr>
+                <w:rFonts w:ascii="Consolas" w:hAnsi="Consolas"/>
+                <w:sz w:val="16"/>
+                <w:szCs w:val="16"/>
+              </w:rPr>
+              <w:t>그</w:t>
+            </w:r>
+            <w:r>
+              <w:rPr>
+                <w:rFonts w:ascii="Consolas" w:hAnsi="Consolas"/>
+                <w:sz w:val="16"/>
+                <w:szCs w:val="16"/>
+              </w:rPr>
+              <w:t xml:space="preserve"> </w:t>
+            </w:r>
+            <w:r>
+              <w:rPr>
+                <w:rFonts w:ascii="Consolas" w:hAnsi="Consolas"/>
+                <w:sz w:val="16"/>
+                <w:szCs w:val="16"/>
+              </w:rPr>
+              <w:t>쿠키를</w:t>
+            </w:r>
+            <w:r>
+              <w:rPr>
+                <w:rFonts w:ascii="Consolas" w:hAnsi="Consolas"/>
+                <w:sz w:val="16"/>
+                <w:szCs w:val="16"/>
+              </w:rPr>
+              <w:t xml:space="preserve"> </w:t>
+            </w:r>
+            <w:r>
+              <w:rPr>
+                <w:rFonts w:ascii="Consolas" w:hAnsi="Consolas"/>
+                <w:sz w:val="16"/>
+                <w:szCs w:val="16"/>
+              </w:rPr>
+              <w:t>재사용</w:t>
             </w:r>
           </w:p>
         </w:tc>
@@ -2322,7 +4202,175 @@
                 <w:sz w:val="16"/>
                 <w:szCs w:val="16"/>
               </w:rPr>
-              <w:t xml:space="preserve">회원가입 폼 전용 _csrf 토큰을 다시 추출(세션은 1에서 로그인된 상태 유지)</w:t>
+              <w:t>회원가입</w:t>
+            </w:r>
+            <w:r>
+              <w:rPr>
+                <w:rFonts w:ascii="Consolas" w:hAnsi="Consolas"/>
+                <w:sz w:val="16"/>
+                <w:szCs w:val="16"/>
+              </w:rPr>
+              <w:t xml:space="preserve"> </w:t>
+            </w:r>
+            <w:r>
+              <w:rPr>
+                <w:rFonts w:ascii="Consolas" w:hAnsi="Consolas"/>
+                <w:sz w:val="16"/>
+                <w:szCs w:val="16"/>
+              </w:rPr>
+              <w:t>폼</w:t>
+            </w:r>
+            <w:r>
+              <w:rPr>
+                <w:rFonts w:ascii="Consolas" w:hAnsi="Consolas"/>
+                <w:sz w:val="16"/>
+                <w:szCs w:val="16"/>
+              </w:rPr>
+              <w:t xml:space="preserve"> </w:t>
+            </w:r>
+            <w:r>
+              <w:rPr>
+                <w:rFonts w:ascii="Consolas" w:hAnsi="Consolas"/>
+                <w:sz w:val="16"/>
+                <w:szCs w:val="16"/>
+              </w:rPr>
+              <w:t>전용</w:t>
+            </w:r>
+            <w:r>
+              <w:rPr>
+                <w:rFonts w:ascii="Consolas" w:hAnsi="Consolas"/>
+                <w:sz w:val="16"/>
+                <w:szCs w:val="16"/>
+              </w:rPr>
+              <w:t xml:space="preserve"> _csrf </w:t>
+            </w:r>
+            <w:r>
+              <w:rPr>
+                <w:rFonts w:ascii="Consolas" w:hAnsi="Consolas"/>
+                <w:sz w:val="16"/>
+                <w:szCs w:val="16"/>
+              </w:rPr>
+              <w:t>토큰을</w:t>
+            </w:r>
+            <w:r>
+              <w:rPr>
+                <w:rFonts w:ascii="Consolas" w:hAnsi="Consolas"/>
+                <w:sz w:val="16"/>
+                <w:szCs w:val="16"/>
+              </w:rPr>
+              <w:t xml:space="preserve"> </w:t>
+            </w:r>
+            <w:r>
+              <w:rPr>
+                <w:rFonts w:ascii="Consolas" w:hAnsi="Consolas"/>
+                <w:sz w:val="16"/>
+                <w:szCs w:val="16"/>
+              </w:rPr>
+              <w:t>다시</w:t>
+            </w:r>
+            <w:r>
+              <w:rPr>
+                <w:rFonts w:ascii="Consolas" w:hAnsi="Consolas"/>
+                <w:sz w:val="16"/>
+                <w:szCs w:val="16"/>
+              </w:rPr>
+              <w:t xml:space="preserve"> </w:t>
+            </w:r>
+            <w:r>
+              <w:rPr>
+                <w:rFonts w:ascii="Consolas" w:hAnsi="Consolas"/>
+                <w:sz w:val="16"/>
+                <w:szCs w:val="16"/>
+              </w:rPr>
+              <w:t>추출</w:t>
+            </w:r>
+            <w:r>
+              <w:rPr>
+                <w:rFonts w:ascii="Consolas" w:hAnsi="Consolas"/>
+                <w:sz w:val="16"/>
+                <w:szCs w:val="16"/>
+              </w:rPr>
+              <w:t>(</w:t>
+            </w:r>
+            <w:r>
+              <w:rPr>
+                <w:rFonts w:ascii="Consolas" w:hAnsi="Consolas"/>
+                <w:sz w:val="16"/>
+                <w:szCs w:val="16"/>
+              </w:rPr>
+              <w:t>세션은</w:t>
+            </w:r>
+            <w:r>
+              <w:rPr>
+                <w:rFonts w:ascii="Consolas" w:hAnsi="Consolas"/>
+                <w:sz w:val="16"/>
+                <w:szCs w:val="16"/>
+              </w:rPr>
+              <w:t xml:space="preserve"> 1</w:t>
+            </w:r>
+            <w:r>
+              <w:rPr>
+                <w:rFonts w:ascii="Consolas" w:hAnsi="Consolas"/>
+                <w:sz w:val="16"/>
+                <w:szCs w:val="16"/>
+              </w:rPr>
+              <w:t>에서</w:t>
+            </w:r>
+            <w:r>
+              <w:rPr>
+                <w:rFonts w:ascii="Consolas" w:hAnsi="Consolas"/>
+                <w:sz w:val="16"/>
+                <w:szCs w:val="16"/>
+              </w:rPr>
+              <w:t xml:space="preserve"> </w:t>
+            </w:r>
+            <w:r>
+              <w:rPr>
+                <w:rFonts w:ascii="Consolas" w:hAnsi="Consolas"/>
+                <w:sz w:val="16"/>
+                <w:szCs w:val="16"/>
+              </w:rPr>
+              <w:t>로그인된</w:t>
+            </w:r>
+            <w:r>
+              <w:rPr>
+                <w:rFonts w:ascii="Consolas" w:hAnsi="Consolas"/>
+                <w:sz w:val="16"/>
+                <w:szCs w:val="16"/>
+              </w:rPr>
+              <w:t xml:space="preserve"> </w:t>
+            </w:r>
+            <w:r>
+              <w:rPr>
+                <w:rFonts w:ascii="Consolas" w:hAnsi="Consolas"/>
+                <w:sz w:val="16"/>
+                <w:szCs w:val="16"/>
+              </w:rPr>
+              <w:t>상태</w:t>
+            </w:r>
+            <w:r>
+              <w:rPr>
+                <w:rFonts w:ascii="Consolas" w:hAnsi="Consolas"/>
+                <w:sz w:val="16"/>
+                <w:szCs w:val="16"/>
+              </w:rPr>
+              <w:t xml:space="preserve"> </w:t>
+            </w:r>
+            <w:r>
+              <w:rPr>
+                <w:rFonts w:ascii="Consolas" w:hAnsi="Consolas"/>
+                <w:sz w:val="16"/>
+                <w:szCs w:val="16"/>
+              </w:rPr>
+              <w:t>유지</w:t>
+            </w:r>
+            <w:r>
+              <w:rPr>
+                <w:rFonts w:ascii="Consolas" w:hAnsi="Consolas"/>
+                <w:sz w:val="16"/>
+                <w:szCs w:val="16"/>
+              </w:rPr>
+              <w:t>)</w:t>
             </w:r>
           </w:p>
         </w:tc>
@@ -2345,7 +4393,23 @@
                 <w:sz w:val="16"/>
                 <w:szCs w:val="16"/>
               </w:rPr>
-              <w:t>2-2 (공격)</w:t>
+              <w:t>2-2 (</w:t>
+            </w:r>
+            <w:r>
+              <w:rPr>
+                <w:rFonts w:ascii="Consolas" w:hAnsi="Consolas"/>
+                <w:sz w:val="16"/>
+                <w:szCs w:val="16"/>
+              </w:rPr>
+              <w:t>공격</w:t>
+            </w:r>
+            <w:r>
+              <w:rPr>
+                <w:rFonts w:ascii="Consolas" w:hAnsi="Consolas"/>
+                <w:sz w:val="16"/>
+                <w:szCs w:val="16"/>
+              </w:rPr>
+              <w:t>)</w:t>
             </w:r>
           </w:p>
         </w:tc>
@@ -2387,7 +4451,247 @@
                 <w:sz w:val="16"/>
                 <w:szCs w:val="16"/>
               </w:rPr>
-              <w:t xml:space="preserve">실제 공격. 이름 필드에 스크립트를 넣어 회원가입 → DB에 그대로 저장(Stored). 이 요청 한 번으로 공격이 완성된다</w:t>
+              <w:t>실제</w:t>
+            </w:r>
+            <w:r>
+              <w:rPr>
+                <w:rFonts w:ascii="Consolas" w:hAnsi="Consolas"/>
+                <w:sz w:val="16"/>
+                <w:szCs w:val="16"/>
+              </w:rPr>
+              <w:t xml:space="preserve"> </w:t>
+            </w:r>
+            <w:r>
+              <w:rPr>
+                <w:rFonts w:ascii="Consolas" w:hAnsi="Consolas"/>
+                <w:sz w:val="16"/>
+                <w:szCs w:val="16"/>
+              </w:rPr>
+              <w:t>공격</w:t>
+            </w:r>
+            <w:r>
+              <w:rPr>
+                <w:rFonts w:ascii="Consolas" w:hAnsi="Consolas"/>
+                <w:sz w:val="16"/>
+                <w:szCs w:val="16"/>
+              </w:rPr>
+              <w:t xml:space="preserve">. </w:t>
+            </w:r>
+            <w:r>
+              <w:rPr>
+                <w:rFonts w:ascii="Consolas" w:hAnsi="Consolas"/>
+                <w:sz w:val="16"/>
+                <w:szCs w:val="16"/>
+              </w:rPr>
+              <w:t>이름</w:t>
+            </w:r>
+            <w:r>
+              <w:rPr>
+                <w:rFonts w:ascii="Consolas" w:hAnsi="Consolas"/>
+                <w:sz w:val="16"/>
+                <w:szCs w:val="16"/>
+              </w:rPr>
+              <w:t xml:space="preserve"> </w:t>
+            </w:r>
+            <w:r>
+              <w:rPr>
+                <w:rFonts w:ascii="Consolas" w:hAnsi="Consolas"/>
+                <w:sz w:val="16"/>
+                <w:szCs w:val="16"/>
+              </w:rPr>
+              <w:t>필드에</w:t>
+            </w:r>
+            <w:r>
+              <w:rPr>
+                <w:rFonts w:ascii="Consolas" w:hAnsi="Consolas"/>
+                <w:sz w:val="16"/>
+                <w:szCs w:val="16"/>
+              </w:rPr>
+              <w:t xml:space="preserve"> </w:t>
+            </w:r>
+            <w:r>
+              <w:rPr>
+                <w:rFonts w:ascii="Consolas" w:hAnsi="Consolas"/>
+                <w:sz w:val="16"/>
+                <w:szCs w:val="16"/>
+              </w:rPr>
+              <w:t>스크립트를</w:t>
+            </w:r>
+            <w:r>
+              <w:rPr>
+                <w:rFonts w:ascii="Consolas" w:hAnsi="Consolas"/>
+                <w:sz w:val="16"/>
+                <w:szCs w:val="16"/>
+              </w:rPr>
+              <w:t xml:space="preserve"> </w:t>
+            </w:r>
+            <w:r>
+              <w:rPr>
+                <w:rFonts w:ascii="Consolas" w:hAnsi="Consolas"/>
+                <w:sz w:val="16"/>
+                <w:szCs w:val="16"/>
+              </w:rPr>
+              <w:t>넣어</w:t>
+            </w:r>
+            <w:r>
+              <w:rPr>
+                <w:rFonts w:ascii="Consolas" w:hAnsi="Consolas"/>
+                <w:sz w:val="16"/>
+                <w:szCs w:val="16"/>
+              </w:rPr>
+              <w:t xml:space="preserve"> </w:t>
+            </w:r>
+            <w:r>
+              <w:rPr>
+                <w:rFonts w:ascii="Consolas" w:hAnsi="Consolas"/>
+                <w:sz w:val="16"/>
+                <w:szCs w:val="16"/>
+              </w:rPr>
+              <w:t>회원가입</w:t>
+            </w:r>
+            <w:r>
+              <w:rPr>
+                <w:rFonts w:ascii="Consolas" w:hAnsi="Consolas"/>
+                <w:sz w:val="16"/>
+                <w:szCs w:val="16"/>
+              </w:rPr>
+              <w:t xml:space="preserve"> → DB</w:t>
+            </w:r>
+            <w:r>
+              <w:rPr>
+                <w:rFonts w:ascii="Consolas" w:hAnsi="Consolas"/>
+                <w:sz w:val="16"/>
+                <w:szCs w:val="16"/>
+              </w:rPr>
+              <w:t>에</w:t>
+            </w:r>
+            <w:r>
+              <w:rPr>
+                <w:rFonts w:ascii="Consolas" w:hAnsi="Consolas"/>
+                <w:sz w:val="16"/>
+                <w:szCs w:val="16"/>
+              </w:rPr>
+              <w:t xml:space="preserve"> </w:t>
+            </w:r>
+            <w:r>
+              <w:rPr>
+                <w:rFonts w:ascii="Consolas" w:hAnsi="Consolas"/>
+                <w:sz w:val="16"/>
+                <w:szCs w:val="16"/>
+              </w:rPr>
+              <w:t>그대로</w:t>
+            </w:r>
+            <w:r>
+              <w:rPr>
+                <w:rFonts w:ascii="Consolas" w:hAnsi="Consolas"/>
+                <w:sz w:val="16"/>
+                <w:szCs w:val="16"/>
+              </w:rPr>
+              <w:t xml:space="preserve"> </w:t>
+            </w:r>
+            <w:r>
+              <w:rPr>
+                <w:rFonts w:ascii="Consolas" w:hAnsi="Consolas"/>
+                <w:sz w:val="16"/>
+                <w:szCs w:val="16"/>
+              </w:rPr>
+              <w:t>저장</w:t>
+            </w:r>
+            <w:r>
+              <w:rPr>
+                <w:rFonts w:ascii="Consolas" w:hAnsi="Consolas"/>
+                <w:sz w:val="16"/>
+                <w:szCs w:val="16"/>
+              </w:rPr>
+              <w:t xml:space="preserve">(Stored). </w:t>
+            </w:r>
+            <w:r>
+              <w:rPr>
+                <w:rFonts w:ascii="Consolas" w:hAnsi="Consolas"/>
+                <w:sz w:val="16"/>
+                <w:szCs w:val="16"/>
+              </w:rPr>
+              <w:t>이</w:t>
+            </w:r>
+            <w:r>
+              <w:rPr>
+                <w:rFonts w:ascii="Consolas" w:hAnsi="Consolas"/>
+                <w:sz w:val="16"/>
+                <w:szCs w:val="16"/>
+              </w:rPr>
+              <w:t xml:space="preserve"> </w:t>
+            </w:r>
+            <w:r>
+              <w:rPr>
+                <w:rFonts w:ascii="Consolas" w:hAnsi="Consolas"/>
+                <w:sz w:val="16"/>
+                <w:szCs w:val="16"/>
+              </w:rPr>
+              <w:t>요청</w:t>
+            </w:r>
+            <w:r>
+              <w:rPr>
+                <w:rFonts w:ascii="Consolas" w:hAnsi="Consolas"/>
+                <w:sz w:val="16"/>
+                <w:szCs w:val="16"/>
+              </w:rPr>
+              <w:t xml:space="preserve"> </w:t>
+            </w:r>
+            <w:r>
+              <w:rPr>
+                <w:rFonts w:ascii="Consolas" w:hAnsi="Consolas"/>
+                <w:sz w:val="16"/>
+                <w:szCs w:val="16"/>
+              </w:rPr>
+              <w:t>한</w:t>
+            </w:r>
+            <w:r>
+              <w:rPr>
+                <w:rFonts w:ascii="Consolas" w:hAnsi="Consolas"/>
+                <w:sz w:val="16"/>
+                <w:szCs w:val="16"/>
+              </w:rPr>
+              <w:t xml:space="preserve"> </w:t>
+            </w:r>
+            <w:r>
+              <w:rPr>
+                <w:rFonts w:ascii="Consolas" w:hAnsi="Consolas"/>
+                <w:sz w:val="16"/>
+                <w:szCs w:val="16"/>
+              </w:rPr>
+              <w:t>번으로</w:t>
+            </w:r>
+            <w:r>
+              <w:rPr>
+                <w:rFonts w:ascii="Consolas" w:hAnsi="Consolas"/>
+                <w:sz w:val="16"/>
+                <w:szCs w:val="16"/>
+              </w:rPr>
+              <w:t xml:space="preserve"> </w:t>
+            </w:r>
+            <w:r>
+              <w:rPr>
+                <w:rFonts w:ascii="Consolas" w:hAnsi="Consolas"/>
+                <w:sz w:val="16"/>
+                <w:szCs w:val="16"/>
+              </w:rPr>
+              <w:t>공격이</w:t>
+            </w:r>
+            <w:r>
+              <w:rPr>
+                <w:rFonts w:ascii="Consolas" w:hAnsi="Consolas"/>
+                <w:sz w:val="16"/>
+                <w:szCs w:val="16"/>
+              </w:rPr>
+              <w:t xml:space="preserve"> </w:t>
+            </w:r>
+            <w:r>
+              <w:rPr>
+                <w:rFonts w:ascii="Consolas" w:hAnsi="Consolas"/>
+                <w:sz w:val="16"/>
+                <w:szCs w:val="16"/>
+              </w:rPr>
+              <w:t>완성된다</w:t>
             </w:r>
           </w:p>
         </w:tc>
@@ -2452,7 +4756,183 @@
                 <w:sz w:val="16"/>
                 <w:szCs w:val="16"/>
               </w:rPr>
-              <w:t xml:space="preserve">공격 확인 단계. 두 목록 페이지의 raw HTML에서 &lt;script&gt;가 이스케이프됐는지(&amp;lt;script&amp;gt;) 그대로인지(&lt;script&gt;) grep으로 비교</w:t>
+              <w:t>공격</w:t>
+            </w:r>
+            <w:r>
+              <w:rPr>
+                <w:rFonts w:ascii="Consolas" w:hAnsi="Consolas"/>
+                <w:sz w:val="16"/>
+                <w:szCs w:val="16"/>
+              </w:rPr>
+              <w:t xml:space="preserve"> </w:t>
+            </w:r>
+            <w:r>
+              <w:rPr>
+                <w:rFonts w:ascii="Consolas" w:hAnsi="Consolas"/>
+                <w:sz w:val="16"/>
+                <w:szCs w:val="16"/>
+              </w:rPr>
+              <w:t>확인</w:t>
+            </w:r>
+            <w:r>
+              <w:rPr>
+                <w:rFonts w:ascii="Consolas" w:hAnsi="Consolas"/>
+                <w:sz w:val="16"/>
+                <w:szCs w:val="16"/>
+              </w:rPr>
+              <w:t xml:space="preserve"> </w:t>
+            </w:r>
+            <w:r>
+              <w:rPr>
+                <w:rFonts w:ascii="Consolas" w:hAnsi="Consolas"/>
+                <w:sz w:val="16"/>
+                <w:szCs w:val="16"/>
+              </w:rPr>
+              <w:t>단계</w:t>
+            </w:r>
+            <w:r>
+              <w:rPr>
+                <w:rFonts w:ascii="Consolas" w:hAnsi="Consolas"/>
+                <w:sz w:val="16"/>
+                <w:szCs w:val="16"/>
+              </w:rPr>
+              <w:t xml:space="preserve">. </w:t>
+            </w:r>
+            <w:r>
+              <w:rPr>
+                <w:rFonts w:ascii="Consolas" w:hAnsi="Consolas"/>
+                <w:sz w:val="16"/>
+                <w:szCs w:val="16"/>
+              </w:rPr>
+              <w:t>두</w:t>
+            </w:r>
+            <w:r>
+              <w:rPr>
+                <w:rFonts w:ascii="Consolas" w:hAnsi="Consolas"/>
+                <w:sz w:val="16"/>
+                <w:szCs w:val="16"/>
+              </w:rPr>
+              <w:t xml:space="preserve"> </w:t>
+            </w:r>
+            <w:r>
+              <w:rPr>
+                <w:rFonts w:ascii="Consolas" w:hAnsi="Consolas"/>
+                <w:sz w:val="16"/>
+                <w:szCs w:val="16"/>
+              </w:rPr>
+              <w:t>목록</w:t>
+            </w:r>
+            <w:r>
+              <w:rPr>
+                <w:rFonts w:ascii="Consolas" w:hAnsi="Consolas"/>
+                <w:sz w:val="16"/>
+                <w:szCs w:val="16"/>
+              </w:rPr>
+              <w:t xml:space="preserve"> </w:t>
+            </w:r>
+            <w:r>
+              <w:rPr>
+                <w:rFonts w:ascii="Consolas" w:hAnsi="Consolas"/>
+                <w:sz w:val="16"/>
+                <w:szCs w:val="16"/>
+              </w:rPr>
+              <w:t>페이지의</w:t>
+            </w:r>
+            <w:r>
+              <w:rPr>
+                <w:rFonts w:ascii="Consolas" w:hAnsi="Consolas"/>
+                <w:sz w:val="16"/>
+                <w:szCs w:val="16"/>
+              </w:rPr>
+              <w:t xml:space="preserve"> raw HTML</w:t>
+            </w:r>
+            <w:r>
+              <w:rPr>
+                <w:rFonts w:ascii="Consolas" w:hAnsi="Consolas"/>
+                <w:sz w:val="16"/>
+                <w:szCs w:val="16"/>
+              </w:rPr>
+              <w:t>에서</w:t>
+            </w:r>
+            <w:r>
+              <w:rPr>
+                <w:rFonts w:ascii="Consolas" w:hAnsi="Consolas"/>
+                <w:sz w:val="16"/>
+                <w:szCs w:val="16"/>
+              </w:rPr>
+              <w:t xml:space="preserve"> &lt;script&gt;</w:t>
+            </w:r>
+            <w:r>
+              <w:rPr>
+                <w:rFonts w:ascii="Consolas" w:hAnsi="Consolas"/>
+                <w:sz w:val="16"/>
+                <w:szCs w:val="16"/>
+              </w:rPr>
+              <w:t>가</w:t>
+            </w:r>
+            <w:r>
+              <w:rPr>
+                <w:rFonts w:ascii="Consolas" w:hAnsi="Consolas"/>
+                <w:sz w:val="16"/>
+                <w:szCs w:val="16"/>
+              </w:rPr>
+              <w:t xml:space="preserve"> </w:t>
+            </w:r>
+            <w:r>
+              <w:rPr>
+                <w:rFonts w:ascii="Consolas" w:hAnsi="Consolas"/>
+                <w:sz w:val="16"/>
+                <w:szCs w:val="16"/>
+              </w:rPr>
+              <w:t>이스케이프됐는지</w:t>
+            </w:r>
+            <w:r>
+              <w:rPr>
+                <w:rFonts w:ascii="Consolas" w:hAnsi="Consolas"/>
+                <w:sz w:val="16"/>
+                <w:szCs w:val="16"/>
+              </w:rPr>
+              <w:t xml:space="preserve">(&amp;lt;script&amp;gt;) </w:t>
+            </w:r>
+            <w:r>
+              <w:rPr>
+                <w:rFonts w:ascii="Consolas" w:hAnsi="Consolas"/>
+                <w:sz w:val="16"/>
+                <w:szCs w:val="16"/>
+              </w:rPr>
+              <w:t>그대로인지</w:t>
+            </w:r>
+            <w:r>
+              <w:rPr>
+                <w:rFonts w:ascii="Consolas" w:hAnsi="Consolas"/>
+                <w:sz w:val="16"/>
+                <w:szCs w:val="16"/>
+              </w:rPr>
+              <w:t>(&lt;script&gt;) grep</w:t>
+            </w:r>
+            <w:r>
+              <w:rPr>
+                <w:rFonts w:ascii="Consolas" w:hAnsi="Consolas"/>
+                <w:sz w:val="16"/>
+                <w:szCs w:val="16"/>
+              </w:rPr>
+              <w:t>으로</w:t>
+            </w:r>
+            <w:r>
+              <w:rPr>
+                <w:rFonts w:ascii="Consolas" w:hAnsi="Consolas"/>
+                <w:sz w:val="16"/>
+                <w:szCs w:val="16"/>
+              </w:rPr>
+              <w:t xml:space="preserve"> </w:t>
+            </w:r>
+            <w:r>
+              <w:rPr>
+                <w:rFonts w:ascii="Consolas" w:hAnsi="Consolas"/>
+                <w:sz w:val="16"/>
+                <w:szCs w:val="16"/>
+              </w:rPr>
+              <w:t>비교</w:t>
             </w:r>
           </w:p>
         </w:tc>
@@ -2776,9 +5256,8 @@
           <w:b/>
           <w:bCs/>
         </w:rPr>
-        <w:t xml:space="preserve">하지만 여기서 꼭 짚어야 할 점: HttpOnly는 "JS가 쿠키 값을 읽는 것"만 막는다. "브라우저가 요청에 그 쿠키를 자동으로 실어 보내는 것"은 전혀 막지 못한다. 즉 공격자의 스크립트가 쿠키 값을 몰라도, 같은 페이지 안에서 fetch()/XMLHttpRequest로 요청을 보내면 브라우저가 평소처럼 JSESSIONID를 </w:t>
         <w:lastRenderedPageBreak/>
-        <w:t>자동으로 붙여준다 — 공격자는 쿠키를 훔칠 필요 없이 피해자의 세션을 그 자리에서 바로 빌려 쓸 수 있다.</w:t>
+        <w:t>하지만 여기서 꼭 짚어야 할 점: HttpOnly는 "JS가 쿠키 값을 읽는 것"만 막는다. "브라우저가 요청에 그 쿠키를 자동으로 실어 보내는 것"은 전혀 막지 못한다. 즉 공격자의 스크립트가 쿠키 값을 몰라도, 같은 페이지 안에서 fetch()/XMLHttpRequest로 요청을 보내면 브라우저가 평소처럼 JSESSIONID를 자동으로 붙여준다 — 공격자는 쿠키를 훔칠 필요 없이 피해자의 세션을 그 자리에서 바로 빌려 쓸 수 있다.</w:t>
       </w:r>
     </w:p>
     <w:p>
@@ -3010,11 +5489,16 @@
     <w:p>
       <w:pPr>
         <w:spacing w:after="80" w:line="272" w:lineRule="auto"/>
-      </w:pPr>
-      <w:r>
-        <w:rPr>
-          <w:i/>
+        <w:rPr>
+          <w:sz w:val="18"/>
+          <w:szCs w:val="18"/>
+        </w:rPr>
+      </w:pPr>
+      <w:r>
+        <w:rPr>
           <w:iCs/>
+          <w:sz w:val="18"/>
+          <w:szCs w:val="18"/>
         </w:rPr>
         <w:t>정리: HttpOnly는 "쿠키 값을 훔쳐서 나중에 재사용"하는 한 가지 시나리오만 막는다. XSS의 진짜 위험은 스크립트가 그 순간, 그 페이지 안에서, 피해자의 권한으로 무엇이든 할 수 있다는 것이다 — 행동을 대행하고(A), 그 행동을 막아야 할 CSRF 토큰조차 직접 읽어 가고(B), 화면에 보이는 데이터를 통째로 빼간다(C). 세 가지 모두 쿠키 값과 무관하다.</w:t>
       </w:r>
@@ -3022,11 +5506,16 @@
     <w:p>
       <w:pPr>
         <w:spacing w:after="80" w:line="272" w:lineRule="auto"/>
-      </w:pPr>
-      <w:r>
-        <w:rPr>
-          <w:i/>
+        <w:rPr>
+          <w:sz w:val="18"/>
+          <w:szCs w:val="18"/>
+        </w:rPr>
+      </w:pPr>
+      <w:r>
+        <w:rPr>
           <w:iCs/>
+          <w:sz w:val="18"/>
+          <w:szCs w:val="18"/>
         </w:rPr>
         <w:t>참고: 위 (A)(B)(C) 스크립트 자체를 브라우저로 직접 실행해 검증하지는 않았다(개념 설명). §3-2 에서 실측 검증한 것은 payload 가 이스케이프 없이 그대로 응답에 포함되어, 브라우저가 이를 실행 가능한 스크립트로 해석한다는 사실이다.</w:t>
       </w:r>
@@ -3042,6 +5531,7 @@
           <w:bCs/>
           <w:color w:val="1F3864"/>
         </w:rPr>
+        <w:lastRenderedPageBreak/>
         <w:t>4. 방어 (안전 버전)</w:t>
       </w:r>
     </w:p>
@@ -3056,7 +5546,6 @@
           <w:bCs/>
           <w:color w:val="2E5496"/>
         </w:rPr>
-        <w:lastRenderedPageBreak/>
         <w:t>4-1. 기본값으로 복귀 — th:utext → th:text</w:t>
       </w:r>
     </w:p>
@@ -3122,7 +5611,55 @@
           <w:sz w:val="18"/>
           <w:szCs w:val="18"/>
         </w:rPr>
-        <w:t xml:space="preserve">@NotBlank(message = "Name은 필수 입력항목입니다.")</w:t>
+        <w:t>@NotBlank(message = "Name</w:t>
+      </w:r>
+      <w:r>
+        <w:rPr>
+          <w:rFonts w:ascii="Consolas" w:hAnsi="Consolas"/>
+          <w:sz w:val="18"/>
+          <w:szCs w:val="18"/>
+        </w:rPr>
+        <w:t>은</w:t>
+      </w:r>
+      <w:r>
+        <w:rPr>
+          <w:rFonts w:ascii="Consolas" w:hAnsi="Consolas"/>
+          <w:sz w:val="18"/>
+          <w:szCs w:val="18"/>
+        </w:rPr>
+        <w:t xml:space="preserve"> </w:t>
+      </w:r>
+      <w:r>
+        <w:rPr>
+          <w:rFonts w:ascii="Consolas" w:hAnsi="Consolas"/>
+          <w:sz w:val="18"/>
+          <w:szCs w:val="18"/>
+        </w:rPr>
+        <w:t>필수</w:t>
+      </w:r>
+      <w:r>
+        <w:rPr>
+          <w:rFonts w:ascii="Consolas" w:hAnsi="Consolas"/>
+          <w:sz w:val="18"/>
+          <w:szCs w:val="18"/>
+        </w:rPr>
+        <w:t xml:space="preserve"> </w:t>
+      </w:r>
+      <w:r>
+        <w:rPr>
+          <w:rFonts w:ascii="Consolas" w:hAnsi="Consolas"/>
+          <w:sz w:val="18"/>
+          <w:szCs w:val="18"/>
+        </w:rPr>
+        <w:t>입력항목입니다</w:t>
+      </w:r>
+      <w:r>
+        <w:rPr>
+          <w:rFonts w:ascii="Consolas" w:hAnsi="Consolas"/>
+          <w:sz w:val="18"/>
+          <w:szCs w:val="18"/>
+        </w:rPr>
+        <w:t>.")</w:t>
       </w:r>
     </w:p>
     <w:p>
@@ -3138,7 +5675,87 @@
           <w:sz w:val="18"/>
           <w:szCs w:val="18"/>
         </w:rPr>
-        <w:t xml:space="preserve">@Size(max = 50, message = "이름은 50자를 넘을 수 없습니다.")</w:t>
+        <w:t>@Size(max = 50, message = "</w:t>
+      </w:r>
+      <w:r>
+        <w:rPr>
+          <w:rFonts w:ascii="Consolas" w:hAnsi="Consolas"/>
+          <w:sz w:val="18"/>
+          <w:szCs w:val="18"/>
+        </w:rPr>
+        <w:t>이름은</w:t>
+      </w:r>
+      <w:r>
+        <w:rPr>
+          <w:rFonts w:ascii="Consolas" w:hAnsi="Consolas"/>
+          <w:sz w:val="18"/>
+          <w:szCs w:val="18"/>
+        </w:rPr>
+        <w:t xml:space="preserve"> 50</w:t>
+      </w:r>
+      <w:r>
+        <w:rPr>
+          <w:rFonts w:ascii="Consolas" w:hAnsi="Consolas"/>
+          <w:sz w:val="18"/>
+          <w:szCs w:val="18"/>
+        </w:rPr>
+        <w:t>자를</w:t>
+      </w:r>
+      <w:r>
+        <w:rPr>
+          <w:rFonts w:ascii="Consolas" w:hAnsi="Consolas"/>
+          <w:sz w:val="18"/>
+          <w:szCs w:val="18"/>
+        </w:rPr>
+        <w:t xml:space="preserve"> </w:t>
+      </w:r>
+      <w:r>
+        <w:rPr>
+          <w:rFonts w:ascii="Consolas" w:hAnsi="Consolas"/>
+          <w:sz w:val="18"/>
+          <w:szCs w:val="18"/>
+        </w:rPr>
+        <w:t>넘을</w:t>
+      </w:r>
+      <w:r>
+        <w:rPr>
+          <w:rFonts w:ascii="Consolas" w:hAnsi="Consolas"/>
+          <w:sz w:val="18"/>
+          <w:szCs w:val="18"/>
+        </w:rPr>
+        <w:t xml:space="preserve"> </w:t>
+      </w:r>
+      <w:r>
+        <w:rPr>
+          <w:rFonts w:ascii="Consolas" w:hAnsi="Consolas"/>
+          <w:sz w:val="18"/>
+          <w:szCs w:val="18"/>
+        </w:rPr>
+        <w:t>수</w:t>
+      </w:r>
+      <w:r>
+        <w:rPr>
+          <w:rFonts w:ascii="Consolas" w:hAnsi="Consolas"/>
+          <w:sz w:val="18"/>
+          <w:szCs w:val="18"/>
+        </w:rPr>
+        <w:t xml:space="preserve"> </w:t>
+      </w:r>
+      <w:r>
+        <w:rPr>
+          <w:rFonts w:ascii="Consolas" w:hAnsi="Consolas"/>
+          <w:sz w:val="18"/>
+          <w:szCs w:val="18"/>
+        </w:rPr>
+        <w:t>없습니다</w:t>
+      </w:r>
+      <w:r>
+        <w:rPr>
+          <w:rFonts w:ascii="Consolas" w:hAnsi="Consolas"/>
+          <w:sz w:val="18"/>
+          <w:szCs w:val="18"/>
+        </w:rPr>
+        <w:t>.")</w:t>
       </w:r>
     </w:p>
     <w:p>
@@ -3160,54 +5777,236 @@
     </w:p>
     <w:p>
       <w:pPr>
-        <w:pStyle w:val="3"/>
-        <w:spacing w:before="200" w:after="80"/>
-      </w:pPr>
-      <w:r>
         <w:rPr>
           <w:b/>
           <w:bCs/>
           <w:color w:val="2E5496"/>
         </w:rPr>
-        <w:t>4-3. 리치 텍스트가 꼭 필요하다면 — 화이트리스트 sanitizer</w:t>
+      </w:pPr>
+    </w:p>
+    <w:p>
+      <w:pPr>
+        <w:pStyle w:val="3"/>
+        <w:spacing w:before="200" w:after="80"/>
+        <w:rPr>
+          <w:b/>
+          <w:bCs/>
+          <w:color w:val="2E5496"/>
+        </w:rPr>
+      </w:pPr>
+      <w:r>
+        <w:rPr>
+          <w:b/>
+          <w:bCs/>
+          <w:color w:val="2E5496"/>
+        </w:rPr>
+        <w:t>4-3. 심층 방어 — CSP(Content-Security-Policy) 헤더</w:t>
       </w:r>
     </w:p>
     <w:p>
       <w:pPr>
         <w:spacing w:after="80" w:line="272" w:lineRule="auto"/>
         <w:rPr>
-          <w:sz w:val="18"/>
-          <w:szCs w:val="18"/>
-        </w:rPr>
-      </w:pPr>
-      <w:r>
+          <w:b/>
+          <w:iCs/>
+          <w:sz w:val="18"/>
+          <w:szCs w:val="18"/>
+        </w:rPr>
+      </w:pPr>
+      <w:r>
+        <w:rPr>
+          <w:b/>
+          <w:iCs/>
+          <w:sz w:val="18"/>
+          <w:szCs w:val="18"/>
+        </w:rPr>
+        <w:t xml:space="preserve">CSP(Content-Security-Policy)란? </w:t>
+      </w:r>
+      <w:bookmarkStart w:id="0" w:name="_GoBack"/>
+      <w:bookmarkEnd w:id="0"/>
+    </w:p>
+    <w:p>
+      <w:pPr>
+        <w:spacing w:after="80" w:line="272" w:lineRule="auto"/>
+      </w:pPr>
+      <w:r>
+        <w:t xml:space="preserve">브라우저가 페이지에 포함된 리소스(스크립트·스타일·이미지·폰트 등)를 "어느 출처에서 가져온 것까지 신뢰하고 실행·로드할지"를 서버가 HTTP 응답 헤더(Content-Security-Policy)로 선언하고, 브라우저가 그 규칙을 강제하는 보안 메커니즘이다. </w:t>
+      </w:r>
+    </w:p>
+    <w:p>
+      <w:pPr>
+        <w:spacing w:after="80" w:line="272" w:lineRule="auto"/>
+        <w:rPr>
+          <w:b/>
+        </w:rPr>
+      </w:pPr>
+      <w:r>
+        <w:rPr>
+          <w:b/>
+        </w:rPr>
+        <w:t>CSP</w:t>
+      </w:r>
+      <w:r>
+        <w:rPr>
+          <w:rFonts w:hint="eastAsia"/>
+          <w:b/>
+        </w:rPr>
+        <w:t>가 하는 역할</w:t>
+      </w:r>
+    </w:p>
+    <w:p>
+      <w:pPr>
+        <w:spacing w:after="80" w:line="272" w:lineRule="auto"/>
+      </w:pPr>
+      <w:r>
+        <w:t>서버 코드가 이스케이프를 깜빡</w:t>
+      </w:r>
+      <w:r>
+        <w:rPr>
+          <w:rFonts w:hint="eastAsia"/>
+        </w:rPr>
+        <w:t>하여</w:t>
+      </w:r>
+      <w:r>
+        <w:t xml:space="preserve"> 악성 스크립트가 HTML에 섞여 들어가더라도, 그 스크립트가 정책이 허용하지 않는 형태(인라인, 또는 허용 안 된 외부 출처)라면 브라우저가 실행 자체를 거부한다.</w:t>
+      </w:r>
+    </w:p>
+    <w:p>
+      <w:pPr>
+        <w:spacing w:after="80" w:line="272" w:lineRule="auto"/>
+      </w:pPr>
+      <w:r>
+        <w:t>출력 이스케이프가 1차 방어라면, CSP는 "혹시 뚫렸을 때"의 2차 방어선이다. script-src 'self' 같은 정책을 헤더로 내려</w:t>
+      </w:r>
+      <w:r>
+        <w:rPr>
+          <w:rFonts w:hint="eastAsia"/>
+        </w:rPr>
+        <w:t xml:space="preserve"> </w:t>
+      </w:r>
+      <w:r>
+        <w:t>보내면, 인라인 &lt;script&gt;나 신뢰하지 않은 외부 스크립트 로드를 브라우저 차원에서 차단해 XSS의 피해를 줄일 수 있다.</w:t>
+      </w:r>
+    </w:p>
+    <w:p>
+      <w:pPr>
+        <w:spacing w:after="80" w:line="272" w:lineRule="auto"/>
+        <w:rPr>
+          <w:b/>
+          <w:iCs/>
+          <w:sz w:val="18"/>
+          <w:szCs w:val="18"/>
+        </w:rPr>
+      </w:pPr>
+      <w:r>
+        <w:rPr>
+          <w:rFonts w:hint="eastAsia"/>
+          <w:b/>
+          <w:iCs/>
+          <w:sz w:val="18"/>
+          <w:szCs w:val="18"/>
+        </w:rPr>
+        <w:t>C</w:t>
+      </w:r>
+      <w:r>
+        <w:rPr>
+          <w:b/>
+          <w:iCs/>
+          <w:sz w:val="18"/>
+          <w:szCs w:val="18"/>
+        </w:rPr>
+        <w:t>SS</w:t>
+      </w:r>
+      <w:r>
+        <w:rPr>
+          <w:rFonts w:hint="eastAsia"/>
+          <w:b/>
+          <w:iCs/>
+          <w:sz w:val="18"/>
+          <w:szCs w:val="18"/>
+        </w:rPr>
+        <w:t xml:space="preserve">가 </w:t>
+      </w:r>
+      <w:r>
+        <w:rPr>
+          <w:b/>
+          <w:iCs/>
+          <w:sz w:val="18"/>
+          <w:szCs w:val="18"/>
+        </w:rPr>
+        <w:t>등장</w:t>
+      </w:r>
+      <w:r>
+        <w:rPr>
+          <w:rFonts w:hint="eastAsia"/>
+          <w:b/>
+          <w:iCs/>
+          <w:sz w:val="18"/>
+          <w:szCs w:val="18"/>
+        </w:rPr>
+        <w:t>한 이유</w:t>
+      </w:r>
+      <w:r>
+        <w:rPr>
+          <w:b/>
+          <w:iCs/>
+          <w:sz w:val="18"/>
+          <w:szCs w:val="18"/>
+        </w:rPr>
+        <w:t xml:space="preserve"> </w:t>
+      </w:r>
+    </w:p>
+    <w:p>
+      <w:pPr>
+        <w:spacing w:after="80" w:line="272" w:lineRule="auto"/>
+      </w:pPr>
+      <w:r>
+        <w:t xml:space="preserve">전통적인 XSS 방어(출력 이스케이프)는 애플리케이션의 모든 출력 지점이 항상 올바르게 구현돼 있다는 전제에 의존한다. 하지만 실제 서비스는 코드량이 많고 서드파티 라이브러리·레거시 페이지·사람의 실수가 섞이기 마련이라, "한 곳이라도 이스케이프를 빠뜨리면 뚫린다"는 구조적 약점이 있다. </w:t>
+      </w:r>
+    </w:p>
+    <w:p>
+      <w:pPr>
+        <w:spacing w:after="80" w:line="272" w:lineRule="auto"/>
+      </w:pPr>
+      <w:r>
+        <w:t>이를 보완하기 위해 W3C가 CSP를 표준화</w:t>
+      </w:r>
+      <w:r>
+        <w:rPr>
+          <w:rFonts w:hint="eastAsia"/>
+        </w:rPr>
+        <w:t xml:space="preserve"> </w:t>
+      </w:r>
+      <w:r>
+        <w:t>했고(2012년 Level 1, 이후 Level 2/3로 발전), "애플리케이션 코드가 실수해도 브라우저가 한 번 더 막아준다"는 선언적·브라우저 강제형 심층 방어를 가능하게 했다.</w:t>
+      </w:r>
+    </w:p>
+    <w:p>
+      <w:pPr>
+        <w:spacing w:after="80" w:line="272" w:lineRule="auto"/>
         <w:rPr>
           <w:i/>
           <w:iCs/>
           <w:sz w:val="18"/>
           <w:szCs w:val="18"/>
         </w:rPr>
-        <w:t>리치 텍스트(rich text)란? 굵게·기울임·목록·링크·색상처럼 서식이 있는 텍스트를 말한다(일반 텍스트와 대조). 웹에서는 보통 HTML 태그로 표현된다(예: &lt;b&gt;굵게&lt;/b&gt;, &lt;a href="..."&gt;링크&lt;/a&gt;). 게시판·댓글의 "글쓰기 에디터"처럼, 사용자가 일부 서식을 직접 넣을 수 있게 허용해야 하는 기능이 있다면 바로 이 리치 텍스트 문제를 마주하게 된다.</w:t>
-      </w:r>
-    </w:p>
-    <w:p>
-      <w:pPr>
-        <w:spacing w:after="80" w:line="272" w:lineRule="auto"/>
-      </w:pPr>
-      <w:r>
-        <w:t>게시글처럼 일부 HTML 태그를 허용해야 하는 경우(블랙리스트로 막는 방식은 우회가 계속 발견되어 왔다 — 항상 깨진다)에는, th:text로 전부 막는 대신 서버에서 허용 태그만 남기는 sanitizer(예: OWASP Java HTML Sanitizer, jsoup)를 거친 뒤 th:utext로 출력한다. 이 앱은 그런 요구가 없어 th:text(완전 이스케이프)만으로 충분하다.</w:t>
-      </w:r>
-    </w:p>
-    <w:p>
-      <w:pPr>
-        <w:spacing w:after="80" w:line="272" w:lineRule="auto"/>
       </w:pPr>
       <w:r>
         <w:rPr>
           <w:b/>
-          <w:bCs/>
-        </w:rPr>
-        <w:t>안전하게 허용할 수 있는 태그 (화이트리스트 예시)</w:t>
+          <w:iCs/>
+          <w:sz w:val="18"/>
+          <w:szCs w:val="18"/>
+        </w:rPr>
+        <w:t>주요 지시문 분류</w:t>
+      </w:r>
+      <w:r>
+        <w:rPr>
+          <w:iCs/>
+          <w:sz w:val="18"/>
+          <w:szCs w:val="18"/>
+        </w:rPr>
+        <w:t>:</w:t>
       </w:r>
     </w:p>
     <w:tbl>
@@ -3224,8 +6023,9 @@
         <w:tblLook w:val="04A0" w:firstRow="1" w:lastRow="0" w:firstColumn="1" w:lastColumn="0" w:noHBand="0" w:noVBand="1"/>
       </w:tblPr>
       <w:tblGrid>
-        <w:gridCol w:w="2200"/>
-        <w:gridCol w:w="6800"/>
+        <w:gridCol w:w="1800"/>
+        <w:gridCol w:w="3600"/>
+        <w:gridCol w:w="3600"/>
       </w:tblGrid>
       <w:tr>
         <w:trPr>
@@ -3233,7 +6033,7 @@
         </w:trPr>
         <w:tc>
           <w:tcPr>
-            <w:tcW w:w="2200" w:type="dxa"/>
+            <w:tcW w:w="1800" w:type="dxa"/>
             <w:shd w:val="clear" w:color="auto" w:fill="2E5496"/>
             <w:tcMar>
               <w:top w:w="40" w:type="dxa"/>
@@ -3251,13 +6051,14 @@
                 <w:sz w:val="18"/>
                 <w:szCs w:val="18"/>
               </w:rPr>
-              <w:t>구분</w:t>
-            </w:r>
-          </w:p>
-        </w:tc>
-        <w:tc>
-          <w:tcPr>
-            <w:tcW w:w="6800" w:type="dxa"/>
+              <w:lastRenderedPageBreak/>
+              <w:t>분류</w:t>
+            </w:r>
+          </w:p>
+        </w:tc>
+        <w:tc>
+          <w:tcPr>
+            <w:tcW w:w="3600" w:type="dxa"/>
             <w:shd w:val="clear" w:color="auto" w:fill="2E5496"/>
             <w:tcMar>
               <w:top w:w="40" w:type="dxa"/>
@@ -3275,7 +6076,31 @@
                 <w:sz w:val="18"/>
                 <w:szCs w:val="18"/>
               </w:rPr>
-              <w:t>태그 예시</w:t>
+              <w:t>지시문 예</w:t>
+            </w:r>
+          </w:p>
+        </w:tc>
+        <w:tc>
+          <w:tcPr>
+            <w:tcW w:w="3600" w:type="dxa"/>
+            <w:shd w:val="clear" w:color="auto" w:fill="2E5496"/>
+            <w:tcMar>
+              <w:top w:w="40" w:type="dxa"/>
+              <w:left w:w="80" w:type="dxa"/>
+              <w:bottom w:w="40" w:type="dxa"/>
+              <w:right w:w="80" w:type="dxa"/>
+            </w:tcMar>
+          </w:tcPr>
+          <w:p>
+            <w:r>
+              <w:rPr>
+                <w:b/>
+                <w:bCs/>
+                <w:color w:val="FFFFFF"/>
+                <w:sz w:val="18"/>
+                <w:szCs w:val="18"/>
+              </w:rPr>
+              <w:t>역할</w:t>
             </w:r>
           </w:p>
         </w:tc>
@@ -3283,41 +6108,61 @@
       <w:tr>
         <w:tc>
           <w:tcPr>
-            <w:tcW w:w="2200" w:type="dxa"/>
-            <w:tcMar>
-              <w:top w:w="40" w:type="dxa"/>
-              <w:left w:w="80" w:type="dxa"/>
-              <w:bottom w:w="40" w:type="dxa"/>
-              <w:right w:w="80" w:type="dxa"/>
-            </w:tcMar>
-          </w:tcPr>
-          <w:p>
-            <w:r>
-              <w:rPr>
-                <w:sz w:val="18"/>
-                <w:szCs w:val="18"/>
-              </w:rPr>
-              <w:t>텍스트 서식</w:t>
-            </w:r>
-          </w:p>
-        </w:tc>
-        <w:tc>
-          <w:tcPr>
-            <w:tcW w:w="6800" w:type="dxa"/>
-            <w:tcMar>
-              <w:top w:w="40" w:type="dxa"/>
-              <w:left w:w="80" w:type="dxa"/>
-              <w:bottom w:w="40" w:type="dxa"/>
-              <w:right w:w="80" w:type="dxa"/>
-            </w:tcMar>
-          </w:tcPr>
-          <w:p>
-            <w:r>
-              <w:rPr>
-                <w:sz w:val="18"/>
-                <w:szCs w:val="18"/>
-              </w:rPr>
-              <w:t>b, strong, i, em, u, s, sub, sup</w:t>
+            <w:tcW w:w="1800" w:type="dxa"/>
+            <w:tcMar>
+              <w:top w:w="40" w:type="dxa"/>
+              <w:left w:w="80" w:type="dxa"/>
+              <w:bottom w:w="40" w:type="dxa"/>
+              <w:right w:w="80" w:type="dxa"/>
+            </w:tcMar>
+          </w:tcPr>
+          <w:p>
+            <w:r>
+              <w:rPr>
+                <w:sz w:val="18"/>
+                <w:szCs w:val="18"/>
+              </w:rPr>
+              <w:t>리소스 로딩(fetch directives)</w:t>
+            </w:r>
+          </w:p>
+        </w:tc>
+        <w:tc>
+          <w:tcPr>
+            <w:tcW w:w="3600" w:type="dxa"/>
+            <w:tcMar>
+              <w:top w:w="40" w:type="dxa"/>
+              <w:left w:w="80" w:type="dxa"/>
+              <w:bottom w:w="40" w:type="dxa"/>
+              <w:right w:w="80" w:type="dxa"/>
+            </w:tcMar>
+          </w:tcPr>
+          <w:p>
+            <w:r>
+              <w:rPr>
+                <w:sz w:val="18"/>
+                <w:szCs w:val="18"/>
+              </w:rPr>
+              <w:t>script-src, style-src, img-src, font-src, connect-src, media-src, frame-src, worker-src, object-src 등</w:t>
+            </w:r>
+          </w:p>
+        </w:tc>
+        <w:tc>
+          <w:tcPr>
+            <w:tcW w:w="3600" w:type="dxa"/>
+            <w:tcMar>
+              <w:top w:w="40" w:type="dxa"/>
+              <w:left w:w="80" w:type="dxa"/>
+              <w:bottom w:w="40" w:type="dxa"/>
+              <w:right w:w="80" w:type="dxa"/>
+            </w:tcMar>
+          </w:tcPr>
+          <w:p>
+            <w:r>
+              <w:rPr>
+                <w:sz w:val="18"/>
+                <w:szCs w:val="18"/>
+              </w:rPr>
+              <w:t>리소스 종류별로 "어느 출처에서 가져온 것만 허용할지" 지정</w:t>
             </w:r>
           </w:p>
         </w:tc>
@@ -3325,41 +6170,61 @@
       <w:tr>
         <w:tc>
           <w:tcPr>
-            <w:tcW w:w="2200" w:type="dxa"/>
-            <w:tcMar>
-              <w:top w:w="40" w:type="dxa"/>
-              <w:left w:w="80" w:type="dxa"/>
-              <w:bottom w:w="40" w:type="dxa"/>
-              <w:right w:w="80" w:type="dxa"/>
-            </w:tcMar>
-          </w:tcPr>
-          <w:p>
-            <w:r>
-              <w:rPr>
-                <w:sz w:val="18"/>
-                <w:szCs w:val="18"/>
-              </w:rPr>
-              <w:t>구조</w:t>
-            </w:r>
-          </w:p>
-        </w:tc>
-        <w:tc>
-          <w:tcPr>
-            <w:tcW w:w="6800" w:type="dxa"/>
-            <w:tcMar>
-              <w:top w:w="40" w:type="dxa"/>
-              <w:left w:w="80" w:type="dxa"/>
-              <w:bottom w:w="40" w:type="dxa"/>
-              <w:right w:w="80" w:type="dxa"/>
-            </w:tcMar>
-          </w:tcPr>
-          <w:p>
-            <w:r>
-              <w:rPr>
-                <w:sz w:val="18"/>
-                <w:szCs w:val="18"/>
-              </w:rPr>
-              <w:t>p, br, div, span, blockquote, pre, code</w:t>
+            <w:tcW w:w="1800" w:type="dxa"/>
+            <w:tcMar>
+              <w:top w:w="40" w:type="dxa"/>
+              <w:left w:w="80" w:type="dxa"/>
+              <w:bottom w:w="40" w:type="dxa"/>
+              <w:right w:w="80" w:type="dxa"/>
+            </w:tcMar>
+          </w:tcPr>
+          <w:p>
+            <w:r>
+              <w:rPr>
+                <w:sz w:val="18"/>
+                <w:szCs w:val="18"/>
+              </w:rPr>
+              <w:t>기본값</w:t>
+            </w:r>
+          </w:p>
+        </w:tc>
+        <w:tc>
+          <w:tcPr>
+            <w:tcW w:w="3600" w:type="dxa"/>
+            <w:tcMar>
+              <w:top w:w="40" w:type="dxa"/>
+              <w:left w:w="80" w:type="dxa"/>
+              <w:bottom w:w="40" w:type="dxa"/>
+              <w:right w:w="80" w:type="dxa"/>
+            </w:tcMar>
+          </w:tcPr>
+          <w:p>
+            <w:r>
+              <w:rPr>
+                <w:sz w:val="18"/>
+                <w:szCs w:val="18"/>
+              </w:rPr>
+              <w:t>default-src</w:t>
+            </w:r>
+          </w:p>
+        </w:tc>
+        <w:tc>
+          <w:tcPr>
+            <w:tcW w:w="3600" w:type="dxa"/>
+            <w:tcMar>
+              <w:top w:w="40" w:type="dxa"/>
+              <w:left w:w="80" w:type="dxa"/>
+              <w:bottom w:w="40" w:type="dxa"/>
+              <w:right w:w="80" w:type="dxa"/>
+            </w:tcMar>
+          </w:tcPr>
+          <w:p>
+            <w:r>
+              <w:rPr>
+                <w:sz w:val="18"/>
+                <w:szCs w:val="18"/>
+              </w:rPr>
+              <w:t>위 fetch directives 중 개별 지정 안 된 것들이 물려받는 공통 기본값(단 base-uri/frame-ancestors/form-action 등은 물려받지 않는 예외)</w:t>
             </w:r>
           </w:p>
         </w:tc>
@@ -3367,41 +6232,61 @@
       <w:tr>
         <w:tc>
           <w:tcPr>
-            <w:tcW w:w="2200" w:type="dxa"/>
-            <w:tcMar>
-              <w:top w:w="40" w:type="dxa"/>
-              <w:left w:w="80" w:type="dxa"/>
-              <w:bottom w:w="40" w:type="dxa"/>
-              <w:right w:w="80" w:type="dxa"/>
-            </w:tcMar>
-          </w:tcPr>
-          <w:p>
-            <w:r>
-              <w:rPr>
-                <w:sz w:val="18"/>
-                <w:szCs w:val="18"/>
-              </w:rPr>
-              <w:t>목록</w:t>
-            </w:r>
-          </w:p>
-        </w:tc>
-        <w:tc>
-          <w:tcPr>
-            <w:tcW w:w="6800" w:type="dxa"/>
-            <w:tcMar>
-              <w:top w:w="40" w:type="dxa"/>
-              <w:left w:w="80" w:type="dxa"/>
-              <w:bottom w:w="40" w:type="dxa"/>
-              <w:right w:w="80" w:type="dxa"/>
-            </w:tcMar>
-          </w:tcPr>
-          <w:p>
-            <w:r>
-              <w:rPr>
-                <w:sz w:val="18"/>
-                <w:szCs w:val="18"/>
-              </w:rPr>
-              <w:t>ul, ol, li</w:t>
+            <w:tcW w:w="1800" w:type="dxa"/>
+            <w:tcMar>
+              <w:top w:w="40" w:type="dxa"/>
+              <w:left w:w="80" w:type="dxa"/>
+              <w:bottom w:w="40" w:type="dxa"/>
+              <w:right w:w="80" w:type="dxa"/>
+            </w:tcMar>
+          </w:tcPr>
+          <w:p>
+            <w:r>
+              <w:rPr>
+                <w:sz w:val="18"/>
+                <w:szCs w:val="18"/>
+              </w:rPr>
+              <w:t>문서 속성</w:t>
+            </w:r>
+          </w:p>
+        </w:tc>
+        <w:tc>
+          <w:tcPr>
+            <w:tcW w:w="3600" w:type="dxa"/>
+            <w:tcMar>
+              <w:top w:w="40" w:type="dxa"/>
+              <w:left w:w="80" w:type="dxa"/>
+              <w:bottom w:w="40" w:type="dxa"/>
+              <w:right w:w="80" w:type="dxa"/>
+            </w:tcMar>
+          </w:tcPr>
+          <w:p>
+            <w:r>
+              <w:rPr>
+                <w:sz w:val="18"/>
+                <w:szCs w:val="18"/>
+              </w:rPr>
+              <w:t>base-uri</w:t>
+            </w:r>
+          </w:p>
+        </w:tc>
+        <w:tc>
+          <w:tcPr>
+            <w:tcW w:w="3600" w:type="dxa"/>
+            <w:tcMar>
+              <w:top w:w="40" w:type="dxa"/>
+              <w:left w:w="80" w:type="dxa"/>
+              <w:bottom w:w="40" w:type="dxa"/>
+              <w:right w:w="80" w:type="dxa"/>
+            </w:tcMar>
+          </w:tcPr>
+          <w:p>
+            <w:r>
+              <w:rPr>
+                <w:sz w:val="18"/>
+                <w:szCs w:val="18"/>
+              </w:rPr>
+              <w:t>&lt;base&gt; 태그로 바꿀 수 있는 상대경로 기준 출처 제한</w:t>
             </w:r>
           </w:p>
         </w:tc>
@@ -3409,41 +6294,61 @@
       <w:tr>
         <w:tc>
           <w:tcPr>
-            <w:tcW w:w="2200" w:type="dxa"/>
-            <w:tcMar>
-              <w:top w:w="40" w:type="dxa"/>
-              <w:left w:w="80" w:type="dxa"/>
-              <w:bottom w:w="40" w:type="dxa"/>
-              <w:right w:w="80" w:type="dxa"/>
-            </w:tcMar>
-          </w:tcPr>
-          <w:p>
-            <w:r>
-              <w:rPr>
-                <w:sz w:val="18"/>
-                <w:szCs w:val="18"/>
-              </w:rPr>
-              <w:t>제목(필요시)</w:t>
-            </w:r>
-          </w:p>
-        </w:tc>
-        <w:tc>
-          <w:tcPr>
-            <w:tcW w:w="6800" w:type="dxa"/>
-            <w:tcMar>
-              <w:top w:w="40" w:type="dxa"/>
-              <w:left w:w="80" w:type="dxa"/>
-              <w:bottom w:w="40" w:type="dxa"/>
-              <w:right w:w="80" w:type="dxa"/>
-            </w:tcMar>
-          </w:tcPr>
-          <w:p>
-            <w:r>
-              <w:rPr>
-                <w:sz w:val="18"/>
-                <w:szCs w:val="18"/>
-              </w:rPr>
-              <w:t>h1~h6</w:t>
+            <w:tcW w:w="1800" w:type="dxa"/>
+            <w:tcMar>
+              <w:top w:w="40" w:type="dxa"/>
+              <w:left w:w="80" w:type="dxa"/>
+              <w:bottom w:w="40" w:type="dxa"/>
+              <w:right w:w="80" w:type="dxa"/>
+            </w:tcMar>
+          </w:tcPr>
+          <w:p>
+            <w:r>
+              <w:rPr>
+                <w:sz w:val="18"/>
+                <w:szCs w:val="18"/>
+              </w:rPr>
+              <w:t>네비게이션</w:t>
+            </w:r>
+          </w:p>
+        </w:tc>
+        <w:tc>
+          <w:tcPr>
+            <w:tcW w:w="3600" w:type="dxa"/>
+            <w:tcMar>
+              <w:top w:w="40" w:type="dxa"/>
+              <w:left w:w="80" w:type="dxa"/>
+              <w:bottom w:w="40" w:type="dxa"/>
+              <w:right w:w="80" w:type="dxa"/>
+            </w:tcMar>
+          </w:tcPr>
+          <w:p>
+            <w:r>
+              <w:rPr>
+                <w:sz w:val="18"/>
+                <w:szCs w:val="18"/>
+              </w:rPr>
+              <w:t>frame-ancestors, form-action</w:t>
+            </w:r>
+          </w:p>
+        </w:tc>
+        <w:tc>
+          <w:tcPr>
+            <w:tcW w:w="3600" w:type="dxa"/>
+            <w:tcMar>
+              <w:top w:w="40" w:type="dxa"/>
+              <w:left w:w="80" w:type="dxa"/>
+              <w:bottom w:w="40" w:type="dxa"/>
+              <w:right w:w="80" w:type="dxa"/>
+            </w:tcMar>
+          </w:tcPr>
+          <w:p>
+            <w:r>
+              <w:rPr>
+                <w:sz w:val="18"/>
+                <w:szCs w:val="18"/>
+              </w:rPr>
+              <w:t>이 페이지를 iframe으로 감쌀 수 있는 출처 / 폼 제출(action) 허용 대상 제한</w:t>
             </w:r>
           </w:p>
         </w:tc>
@@ -3451,83 +6356,61 @@
       <w:tr>
         <w:tc>
           <w:tcPr>
-            <w:tcW w:w="2200" w:type="dxa"/>
-            <w:tcMar>
-              <w:top w:w="40" w:type="dxa"/>
-              <w:left w:w="80" w:type="dxa"/>
-              <w:bottom w:w="40" w:type="dxa"/>
-              <w:right w:w="80" w:type="dxa"/>
-            </w:tcMar>
-          </w:tcPr>
-          <w:p>
-            <w:r>
-              <w:rPr>
-                <w:sz w:val="18"/>
-                <w:szCs w:val="18"/>
-              </w:rPr>
-              <w:t>링크(속성 제한 필수)</w:t>
-            </w:r>
-          </w:p>
-        </w:tc>
-        <w:tc>
-          <w:tcPr>
-            <w:tcW w:w="6800" w:type="dxa"/>
-            <w:tcMar>
-              <w:top w:w="40" w:type="dxa"/>
-              <w:left w:w="80" w:type="dxa"/>
-              <w:bottom w:w="40" w:type="dxa"/>
-              <w:right w:w="80" w:type="dxa"/>
-            </w:tcMar>
-          </w:tcPr>
-          <w:p>
-            <w:r>
-              <w:rPr>
-                <w:sz w:val="18"/>
-                <w:szCs w:val="18"/>
-              </w:rPr>
-              <w:t>a — href 는 http/https/mailto 스킴만</w:t>
-            </w:r>
-          </w:p>
-        </w:tc>
-      </w:tr>
-      <w:tr>
-        <w:tc>
-          <w:tcPr>
-            <w:tcW w:w="2200" w:type="dxa"/>
-            <w:tcMar>
-              <w:top w:w="40" w:type="dxa"/>
-              <w:left w:w="80" w:type="dxa"/>
-              <w:bottom w:w="40" w:type="dxa"/>
-              <w:right w:w="80" w:type="dxa"/>
-            </w:tcMar>
-          </w:tcPr>
-          <w:p>
-            <w:r>
-              <w:rPr>
-                <w:sz w:val="18"/>
-                <w:szCs w:val="18"/>
-              </w:rPr>
-              <w:t>이미지(필요시)</w:t>
-            </w:r>
-          </w:p>
-        </w:tc>
-        <w:tc>
-          <w:tcPr>
-            <w:tcW w:w="6800" w:type="dxa"/>
-            <w:tcMar>
-              <w:top w:w="40" w:type="dxa"/>
-              <w:left w:w="80" w:type="dxa"/>
-              <w:bottom w:w="40" w:type="dxa"/>
-              <w:right w:w="80" w:type="dxa"/>
-            </w:tcMar>
-          </w:tcPr>
-          <w:p>
-            <w:r>
-              <w:rPr>
-                <w:sz w:val="18"/>
-                <w:szCs w:val="18"/>
-              </w:rPr>
-              <w:t>img — src 는 http/https 만, data: 는 금지</w:t>
+            <w:tcW w:w="1800" w:type="dxa"/>
+            <w:tcMar>
+              <w:top w:w="40" w:type="dxa"/>
+              <w:left w:w="80" w:type="dxa"/>
+              <w:bottom w:w="40" w:type="dxa"/>
+              <w:right w:w="80" w:type="dxa"/>
+            </w:tcMar>
+          </w:tcPr>
+          <w:p>
+            <w:r>
+              <w:rPr>
+                <w:sz w:val="18"/>
+                <w:szCs w:val="18"/>
+              </w:rPr>
+              <w:t>허용 값(source)</w:t>
+            </w:r>
+          </w:p>
+        </w:tc>
+        <w:tc>
+          <w:tcPr>
+            <w:tcW w:w="3600" w:type="dxa"/>
+            <w:tcMar>
+              <w:top w:w="40" w:type="dxa"/>
+              <w:left w:w="80" w:type="dxa"/>
+              <w:bottom w:w="40" w:type="dxa"/>
+              <w:right w:w="80" w:type="dxa"/>
+            </w:tcMar>
+          </w:tcPr>
+          <w:p>
+            <w:r>
+              <w:rPr>
+                <w:sz w:val="18"/>
+                <w:szCs w:val="18"/>
+              </w:rPr>
+              <w:t>'self', 'none', 'unsafe-inline', 'unsafe-eval', 특정 호스트, 'nonce-...', 'sha256-...'</w:t>
+            </w:r>
+          </w:p>
+        </w:tc>
+        <w:tc>
+          <w:tcPr>
+            <w:tcW w:w="3600" w:type="dxa"/>
+            <w:tcMar>
+              <w:top w:w="40" w:type="dxa"/>
+              <w:left w:w="80" w:type="dxa"/>
+              <w:bottom w:w="40" w:type="dxa"/>
+              <w:right w:w="80" w:type="dxa"/>
+            </w:tcMar>
+          </w:tcPr>
+          <w:p>
+            <w:r>
+              <w:rPr>
+                <w:sz w:val="18"/>
+                <w:szCs w:val="18"/>
+              </w:rPr>
+              <w:t>각 지시문에 넣을 수 있는 값. 'unsafe-inline'을 켜지 않고도 신뢰하는 특정 인라인 스크립트만 허용하려면 nonce/hash 방식을 쓴다</w:t>
             </w:r>
           </w:p>
         </w:tc>
@@ -3535,48 +6418,15 @@
     </w:tbl>
     <w:p>
       <w:pPr>
-        <w:spacing w:line="272" w:lineRule="auto"/>
-        <w:rPr>
-          <w:i/>
-          <w:iCs/>
-          <w:sz w:val="18"/>
-          <w:szCs w:val="18"/>
-        </w:rPr>
-      </w:pPr>
-      <w:r>
-        <w:rPr>
-          <w:i/>
-          <w:iCs/>
-          <w:sz w:val="18"/>
-          <w:szCs w:val="18"/>
-        </w:rPr>
-        <w:t xml:space="preserve">스킴(scheme)이란? URL의 ":" 앞부분, 즉 "이 자원을 어떻게 다룰지" 알려주는 프로토콜 식별자다. </w:t>
-      </w:r>
-    </w:p>
-    <w:p>
-      <w:pPr>
         <w:spacing w:after="80" w:line="272" w:lineRule="auto"/>
-        <w:rPr>
-          <w:sz w:val="18"/>
-          <w:szCs w:val="18"/>
-        </w:rPr>
-      </w:pPr>
-      <w:r>
-        <w:rPr>
-          <w:i/>
-          <w:iCs/>
-          <w:sz w:val="18"/>
-          <w:szCs w:val="18"/>
-        </w:rPr>
-        <w:t>예: https://example.com → 스킴은 https, javascript:alert(1) → 스킴은 javascript, data:text/html,... → 스킴은 data. "href/src 스킴을 제한한다"는 말은 그 속성 값(URL)의 맨 앞 스킴 부분만 검사해서, 허용한 스킴(http/https/mailto 등)이 아니면 거부한다는 뜻이다 — &lt;a href="javascript:..."&gt;처럼 스킴 자체가 위험한 값을 이렇게 막는다.</w:t>
-      </w:r>
+      </w:pPr>
     </w:p>
     <w:p>
       <w:pPr>
         <w:spacing w:after="80" w:line="272" w:lineRule="auto"/>
       </w:pPr>
       <w:r>
-        <w:t>jsoup은 이런 조합을 프리셋으로 제공한다: Safelist.none()(태그 전부 제거) → .simpleText()(b/em/i/strong/u) → .basic()(위 표의 서식·구조·목록 + 제한된 a) → .basicWithImages()(basic + img) → .relaxed()(제목·표까지 확장) 순으로 점점 넓어진다.</w:t>
+        <w:t>SecurityConfig.formLoginFilterChain 에는 아래 정책이 적용되어 있다(삭제 폼의 inline onsubmit/style 은 외부 js(confirm-delete.js)/Bootstrap 클래스(d-inline)로 옮겨 'unsafe-inline' 없이 적용했다).</w:t>
       </w:r>
     </w:p>
     <w:p>
@@ -3584,20 +6434,175 @@
         <w:spacing w:after="80" w:line="272" w:lineRule="auto"/>
       </w:pPr>
       <w:r>
-        <w:lastRenderedPageBreak/>
-        <w:t>OWASP Java HTML Sanitizer도 Sanitizers.FORMATTING, .LINKS, .BLOCKS, .STYLES, .TABLES, .IMAGES 같은 프리셋을 .and()로 조합해 정책을 만든다(예: Sanitizers.FORMATTING.and(Sanitizers.LINKS)).</w:t>
-      </w:r>
-    </w:p>
-    <w:p>
-      <w:pPr>
-        <w:spacing w:after="80" w:line="272" w:lineRule="auto"/>
-      </w:pPr>
-      <w:r>
-        <w:rPr>
-          <w:b/>
-          <w:bCs/>
-        </w:rPr>
-        <w:t>반드시 제거해야 하는 위험한 요소</w:t>
+        <w:t xml:space="preserve">SecurityConfig </w:t>
+      </w:r>
+      <w:r>
+        <w:rPr>
+          <w:rFonts w:hint="eastAsia"/>
+        </w:rPr>
+        <w:t>클래스</w:t>
+      </w:r>
+    </w:p>
+    <w:p>
+      <w:pPr>
+        <w:pBdr>
+          <w:top w:val="single" w:sz="4" w:space="3" w:color="D9D9D9"/>
+          <w:left w:val="single" w:sz="18" w:space="6" w:color="C0C0C0"/>
+        </w:pBdr>
+        <w:shd w:val="clear" w:color="auto" w:fill="F4F4F4"/>
+      </w:pPr>
+      <w:r>
+        <w:rPr>
+          <w:rFonts w:ascii="Consolas" w:hAnsi="Consolas"/>
+          <w:sz w:val="18"/>
+          <w:szCs w:val="18"/>
+        </w:rPr>
+        <w:t>.headers(headers -&gt; headers</w:t>
+      </w:r>
+    </w:p>
+    <w:p>
+      <w:pPr>
+        <w:pBdr>
+          <w:left w:val="single" w:sz="18" w:space="6" w:color="C0C0C0"/>
+        </w:pBdr>
+        <w:shd w:val="clear" w:color="auto" w:fill="F4F4F4"/>
+      </w:pPr>
+      <w:r>
+        <w:rPr>
+          <w:rFonts w:ascii="Consolas" w:hAnsi="Consolas"/>
+          <w:sz w:val="18"/>
+          <w:szCs w:val="18"/>
+        </w:rPr>
+        <w:t xml:space="preserve">        .contentSecurityPolicy(csp -&gt; csp</w:t>
+      </w:r>
+    </w:p>
+    <w:p>
+      <w:pPr>
+        <w:pBdr>
+          <w:left w:val="single" w:sz="18" w:space="6" w:color="C0C0C0"/>
+        </w:pBdr>
+        <w:shd w:val="clear" w:color="auto" w:fill="F4F4F4"/>
+      </w:pPr>
+      <w:r>
+        <w:rPr>
+          <w:rFonts w:ascii="Consolas" w:hAnsi="Consolas"/>
+          <w:sz w:val="18"/>
+          <w:szCs w:val="18"/>
+        </w:rPr>
+        <w:t xml:space="preserve">                .policyDirectives(</w:t>
+      </w:r>
+    </w:p>
+    <w:p>
+      <w:pPr>
+        <w:pBdr>
+          <w:left w:val="single" w:sz="18" w:space="6" w:color="C0C0C0"/>
+        </w:pBdr>
+        <w:shd w:val="clear" w:color="auto" w:fill="F4F4F4"/>
+      </w:pPr>
+      <w:r>
+        <w:rPr>
+          <w:rFonts w:ascii="Consolas" w:hAnsi="Consolas"/>
+          <w:sz w:val="18"/>
+          <w:szCs w:val="18"/>
+        </w:rPr>
+        <w:t xml:space="preserve">                        "default-src 'self'; "</w:t>
+      </w:r>
+    </w:p>
+    <w:p>
+      <w:pPr>
+        <w:pBdr>
+          <w:left w:val="single" w:sz="18" w:space="6" w:color="C0C0C0"/>
+        </w:pBdr>
+        <w:shd w:val="clear" w:color="auto" w:fill="F4F4F4"/>
+      </w:pPr>
+      <w:r>
+        <w:rPr>
+          <w:rFonts w:ascii="Consolas" w:hAnsi="Consolas"/>
+          <w:sz w:val="18"/>
+          <w:szCs w:val="18"/>
+        </w:rPr>
+        <w:t xml:space="preserve">                                + "script-src 'self' https://cdn.jsdelivr.net; "</w:t>
+      </w:r>
+    </w:p>
+    <w:p>
+      <w:pPr>
+        <w:pBdr>
+          <w:left w:val="single" w:sz="18" w:space="6" w:color="C0C0C0"/>
+        </w:pBdr>
+        <w:shd w:val="clear" w:color="auto" w:fill="F4F4F4"/>
+      </w:pPr>
+      <w:r>
+        <w:rPr>
+          <w:rFonts w:ascii="Consolas" w:hAnsi="Consolas"/>
+          <w:sz w:val="18"/>
+          <w:szCs w:val="18"/>
+        </w:rPr>
+        <w:t xml:space="preserve">                                + "style-src 'self' https://cdn.jsdelivr.net; "</w:t>
+      </w:r>
+    </w:p>
+    <w:p>
+      <w:pPr>
+        <w:pBdr>
+          <w:left w:val="single" w:sz="18" w:space="6" w:color="C0C0C0"/>
+        </w:pBdr>
+        <w:shd w:val="clear" w:color="auto" w:fill="F4F4F4"/>
+      </w:pPr>
+      <w:r>
+        <w:rPr>
+          <w:rFonts w:ascii="Consolas" w:hAnsi="Consolas"/>
+          <w:sz w:val="18"/>
+          <w:szCs w:val="18"/>
+        </w:rPr>
+        <w:t xml:space="preserve">                                + "img-src 'self'; "</w:t>
+      </w:r>
+    </w:p>
+    <w:p>
+      <w:pPr>
+        <w:pBdr>
+          <w:left w:val="single" w:sz="18" w:space="6" w:color="C0C0C0"/>
+        </w:pBdr>
+        <w:shd w:val="clear" w:color="auto" w:fill="F4F4F4"/>
+      </w:pPr>
+      <w:r>
+        <w:rPr>
+          <w:rFonts w:ascii="Consolas" w:hAnsi="Consolas"/>
+          <w:sz w:val="18"/>
+          <w:szCs w:val="18"/>
+        </w:rPr>
+        <w:t xml:space="preserve">                                + "object-src 'none'; "</w:t>
+      </w:r>
+    </w:p>
+    <w:p>
+      <w:pPr>
+        <w:pBdr>
+          <w:left w:val="single" w:sz="18" w:space="6" w:color="C0C0C0"/>
+        </w:pBdr>
+        <w:shd w:val="clear" w:color="auto" w:fill="F4F4F4"/>
+      </w:pPr>
+      <w:r>
+        <w:rPr>
+          <w:rFonts w:ascii="Consolas" w:hAnsi="Consolas"/>
+          <w:sz w:val="18"/>
+          <w:szCs w:val="18"/>
+        </w:rPr>
+        <w:t xml:space="preserve">                                + "base-uri 'self'; "</w:t>
+      </w:r>
+    </w:p>
+    <w:p>
+      <w:pPr>
+        <w:pBdr>
+          <w:left w:val="single" w:sz="18" w:space="6" w:color="C0C0C0"/>
+          <w:bottom w:val="single" w:sz="4" w:space="3" w:color="D9D9D9"/>
+        </w:pBdr>
+        <w:shd w:val="clear" w:color="auto" w:fill="F4F4F4"/>
+      </w:pPr>
+      <w:r>
+        <w:rPr>
+          <w:rFonts w:ascii="Consolas" w:hAnsi="Consolas"/>
+          <w:sz w:val="18"/>
+          <w:szCs w:val="18"/>
+        </w:rPr>
+        <w:t xml:space="preserve">                                + "frame-ancestors 'self'")))</w:t>
       </w:r>
     </w:p>
     <w:tbl>
@@ -3614,8 +6619,9 @@
         <w:tblLook w:val="04A0" w:firstRow="1" w:lastRow="0" w:firstColumn="1" w:lastColumn="0" w:noHBand="0" w:noVBand="1"/>
       </w:tblPr>
       <w:tblGrid>
-        <w:gridCol w:w="2644"/>
-        <w:gridCol w:w="6356"/>
+        <w:gridCol w:w="1300"/>
+        <w:gridCol w:w="2500"/>
+        <w:gridCol w:w="5200"/>
       </w:tblGrid>
       <w:tr>
         <w:trPr>
@@ -3623,7 +6629,7 @@
         </w:trPr>
         <w:tc>
           <w:tcPr>
-            <w:tcW w:w="2600" w:type="dxa"/>
+            <w:tcW w:w="1300" w:type="dxa"/>
             <w:shd w:val="clear" w:color="auto" w:fill="2E5496"/>
             <w:tcMar>
               <w:top w:w="40" w:type="dxa"/>
@@ -3641,13 +6647,13 @@
                 <w:sz w:val="18"/>
                 <w:szCs w:val="18"/>
               </w:rPr>
-              <w:t>요소</w:t>
-            </w:r>
-          </w:p>
-        </w:tc>
-        <w:tc>
-          <w:tcPr>
-            <w:tcW w:w="6400" w:type="dxa"/>
+              <w:t>지시어</w:t>
+            </w:r>
+          </w:p>
+        </w:tc>
+        <w:tc>
+          <w:tcPr>
+            <w:tcW w:w="2500" w:type="dxa"/>
             <w:shd w:val="clear" w:color="auto" w:fill="2E5496"/>
             <w:tcMar>
               <w:top w:w="40" w:type="dxa"/>
@@ -3665,7 +6671,31 @@
                 <w:sz w:val="18"/>
                 <w:szCs w:val="18"/>
               </w:rPr>
-              <w:t>위험</w:t>
+              <w:t>값</w:t>
+            </w:r>
+          </w:p>
+        </w:tc>
+        <w:tc>
+          <w:tcPr>
+            <w:tcW w:w="5200" w:type="dxa"/>
+            <w:shd w:val="clear" w:color="auto" w:fill="2E5496"/>
+            <w:tcMar>
+              <w:top w:w="40" w:type="dxa"/>
+              <w:left w:w="80" w:type="dxa"/>
+              <w:bottom w:w="40" w:type="dxa"/>
+              <w:right w:w="80" w:type="dxa"/>
+            </w:tcMar>
+          </w:tcPr>
+          <w:p>
+            <w:r>
+              <w:rPr>
+                <w:b/>
+                <w:bCs/>
+                <w:color w:val="FFFFFF"/>
+                <w:sz w:val="18"/>
+                <w:szCs w:val="18"/>
+              </w:rPr>
+              <w:t>이유</w:t>
             </w:r>
           </w:p>
         </w:tc>
@@ -3673,41 +6703,61 @@
       <w:tr>
         <w:tc>
           <w:tcPr>
-            <w:tcW w:w="2600" w:type="dxa"/>
-            <w:tcMar>
-              <w:top w:w="40" w:type="dxa"/>
-              <w:left w:w="80" w:type="dxa"/>
-              <w:bottom w:w="40" w:type="dxa"/>
-              <w:right w:w="80" w:type="dxa"/>
-            </w:tcMar>
-          </w:tcPr>
-          <w:p>
-            <w:r>
-              <w:rPr>
-                <w:sz w:val="18"/>
-                <w:szCs w:val="18"/>
-              </w:rPr>
-              <w:t>&lt;script&gt;</w:t>
-            </w:r>
-          </w:p>
-        </w:tc>
-        <w:tc>
-          <w:tcPr>
-            <w:tcW w:w="6400" w:type="dxa"/>
-            <w:tcMar>
-              <w:top w:w="40" w:type="dxa"/>
-              <w:left w:w="80" w:type="dxa"/>
-              <w:bottom w:w="40" w:type="dxa"/>
-              <w:right w:w="80" w:type="dxa"/>
-            </w:tcMar>
-          </w:tcPr>
-          <w:p>
-            <w:r>
-              <w:rPr>
-                <w:sz w:val="18"/>
-                <w:szCs w:val="18"/>
-              </w:rPr>
-              <w:t>스크립트 직접 실행</w:t>
+            <w:tcW w:w="1300" w:type="dxa"/>
+            <w:tcMar>
+              <w:top w:w="40" w:type="dxa"/>
+              <w:left w:w="80" w:type="dxa"/>
+              <w:bottom w:w="40" w:type="dxa"/>
+              <w:right w:w="80" w:type="dxa"/>
+            </w:tcMar>
+          </w:tcPr>
+          <w:p>
+            <w:r>
+              <w:rPr>
+                <w:sz w:val="18"/>
+                <w:szCs w:val="18"/>
+              </w:rPr>
+              <w:t>default-src</w:t>
+            </w:r>
+          </w:p>
+        </w:tc>
+        <w:tc>
+          <w:tcPr>
+            <w:tcW w:w="2500" w:type="dxa"/>
+            <w:tcMar>
+              <w:top w:w="40" w:type="dxa"/>
+              <w:left w:w="80" w:type="dxa"/>
+              <w:bottom w:w="40" w:type="dxa"/>
+              <w:right w:w="80" w:type="dxa"/>
+            </w:tcMar>
+          </w:tcPr>
+          <w:p>
+            <w:r>
+              <w:rPr>
+                <w:sz w:val="18"/>
+                <w:szCs w:val="18"/>
+              </w:rPr>
+              <w:t>'self'</w:t>
+            </w:r>
+          </w:p>
+        </w:tc>
+        <w:tc>
+          <w:tcPr>
+            <w:tcW w:w="5200" w:type="dxa"/>
+            <w:tcMar>
+              <w:top w:w="40" w:type="dxa"/>
+              <w:left w:w="80" w:type="dxa"/>
+              <w:bottom w:w="40" w:type="dxa"/>
+              <w:right w:w="80" w:type="dxa"/>
+            </w:tcMar>
+          </w:tcPr>
+          <w:p>
+            <w:r>
+              <w:rPr>
+                <w:sz w:val="18"/>
+                <w:szCs w:val="18"/>
+              </w:rPr>
+              <w:t>명시하지 않은 나머지 리소스 유형의 기본값을 같은 출처로 제한</w:t>
             </w:r>
           </w:p>
         </w:tc>
@@ -3715,41 +6765,76 @@
       <w:tr>
         <w:tc>
           <w:tcPr>
-            <w:tcW w:w="2600" w:type="dxa"/>
-            <w:tcMar>
-              <w:top w:w="40" w:type="dxa"/>
-              <w:left w:w="80" w:type="dxa"/>
-              <w:bottom w:w="40" w:type="dxa"/>
-              <w:right w:w="80" w:type="dxa"/>
-            </w:tcMar>
-          </w:tcPr>
-          <w:p>
-            <w:r>
-              <w:rPr>
-                <w:sz w:val="18"/>
-                <w:szCs w:val="18"/>
-              </w:rPr>
-              <w:t>on* 이벤트 속성(onclick, onerror, onload...)</w:t>
-            </w:r>
-          </w:p>
-        </w:tc>
-        <w:tc>
-          <w:tcPr>
-            <w:tcW w:w="6400" w:type="dxa"/>
-            <w:tcMar>
-              <w:top w:w="40" w:type="dxa"/>
-              <w:left w:w="80" w:type="dxa"/>
-              <w:bottom w:w="40" w:type="dxa"/>
-              <w:right w:w="80" w:type="dxa"/>
-            </w:tcMar>
-          </w:tcPr>
-          <w:p>
-            <w:r>
-              <w:rPr>
-                <w:sz w:val="18"/>
-                <w:szCs w:val="18"/>
-              </w:rPr>
-              <w:t>태그에 스크립트를 숨겨 실행</w:t>
+            <w:tcW w:w="1300" w:type="dxa"/>
+            <w:tcMar>
+              <w:top w:w="40" w:type="dxa"/>
+              <w:left w:w="80" w:type="dxa"/>
+              <w:bottom w:w="40" w:type="dxa"/>
+              <w:right w:w="80" w:type="dxa"/>
+            </w:tcMar>
+          </w:tcPr>
+          <w:p>
+            <w:r>
+              <w:rPr>
+                <w:sz w:val="18"/>
+                <w:szCs w:val="18"/>
+              </w:rPr>
+              <w:t>script-src</w:t>
+            </w:r>
+          </w:p>
+        </w:tc>
+        <w:tc>
+          <w:tcPr>
+            <w:tcW w:w="2500" w:type="dxa"/>
+            <w:tcMar>
+              <w:top w:w="40" w:type="dxa"/>
+              <w:left w:w="80" w:type="dxa"/>
+              <w:bottom w:w="40" w:type="dxa"/>
+              <w:right w:w="80" w:type="dxa"/>
+            </w:tcMar>
+          </w:tcPr>
+          <w:p>
+            <w:r>
+              <w:rPr>
+                <w:sz w:val="18"/>
+                <w:szCs w:val="18"/>
+              </w:rPr>
+              <w:t>'self' https://cdn.jsdelivr.net</w:t>
+            </w:r>
+          </w:p>
+        </w:tc>
+        <w:tc>
+          <w:tcPr>
+            <w:tcW w:w="5200" w:type="dxa"/>
+            <w:tcMar>
+              <w:top w:w="40" w:type="dxa"/>
+              <w:left w:w="80" w:type="dxa"/>
+              <w:bottom w:w="40" w:type="dxa"/>
+              <w:right w:w="80" w:type="dxa"/>
+            </w:tcMar>
+          </w:tcPr>
+          <w:p>
+            <w:r>
+              <w:rPr>
+                <w:sz w:val="18"/>
+                <w:szCs w:val="18"/>
+              </w:rPr>
+              <w:t>같은 출처 + Bootstrap JS(CDN)만 허용. 'unsafe-inline' 이 없다 — 인라인 &lt;script&gt; 는 출처(origin) 일치 여부와 무관하게, 'unsafe-inline' 없이는 애초에 실행 허용 대상이 아니므로 기본 차단</w:t>
+            </w:r>
+            <w:r>
+              <w:rPr>
+                <w:rFonts w:hint="eastAsia"/>
+                <w:sz w:val="18"/>
+                <w:szCs w:val="18"/>
+              </w:rPr>
+              <w:t xml:space="preserve"> </w:t>
+            </w:r>
+            <w:r>
+              <w:rPr>
+                <w:sz w:val="18"/>
+                <w:szCs w:val="18"/>
+              </w:rPr>
+              <w:t>된다</w:t>
             </w:r>
           </w:p>
         </w:tc>
@@ -3757,41 +6842,61 @@
       <w:tr>
         <w:tc>
           <w:tcPr>
-            <w:tcW w:w="2600" w:type="dxa"/>
-            <w:tcMar>
-              <w:top w:w="40" w:type="dxa"/>
-              <w:left w:w="80" w:type="dxa"/>
-              <w:bottom w:w="40" w:type="dxa"/>
-              <w:right w:w="80" w:type="dxa"/>
-            </w:tcMar>
-          </w:tcPr>
-          <w:p>
-            <w:r>
-              <w:rPr>
-                <w:sz w:val="18"/>
-                <w:szCs w:val="18"/>
-              </w:rPr>
-              <w:t>javascript: URL(href/src)</w:t>
-            </w:r>
-          </w:p>
-        </w:tc>
-        <w:tc>
-          <w:tcPr>
-            <w:tcW w:w="6400" w:type="dxa"/>
-            <w:tcMar>
-              <w:top w:w="40" w:type="dxa"/>
-              <w:left w:w="80" w:type="dxa"/>
-              <w:bottom w:w="40" w:type="dxa"/>
-              <w:right w:w="80" w:type="dxa"/>
-            </w:tcMar>
-          </w:tcPr>
-          <w:p>
-            <w:r>
-              <w:rPr>
-                <w:sz w:val="18"/>
-                <w:szCs w:val="18"/>
-              </w:rPr>
-              <w:t>링크 클릭·이미지 로드만으로 스크립트 실행</w:t>
+            <w:tcW w:w="1300" w:type="dxa"/>
+            <w:tcMar>
+              <w:top w:w="40" w:type="dxa"/>
+              <w:left w:w="80" w:type="dxa"/>
+              <w:bottom w:w="40" w:type="dxa"/>
+              <w:right w:w="80" w:type="dxa"/>
+            </w:tcMar>
+          </w:tcPr>
+          <w:p>
+            <w:r>
+              <w:rPr>
+                <w:sz w:val="18"/>
+                <w:szCs w:val="18"/>
+              </w:rPr>
+              <w:t>style-src</w:t>
+            </w:r>
+          </w:p>
+        </w:tc>
+        <w:tc>
+          <w:tcPr>
+            <w:tcW w:w="2500" w:type="dxa"/>
+            <w:tcMar>
+              <w:top w:w="40" w:type="dxa"/>
+              <w:left w:w="80" w:type="dxa"/>
+              <w:bottom w:w="40" w:type="dxa"/>
+              <w:right w:w="80" w:type="dxa"/>
+            </w:tcMar>
+          </w:tcPr>
+          <w:p>
+            <w:r>
+              <w:rPr>
+                <w:sz w:val="18"/>
+                <w:szCs w:val="18"/>
+              </w:rPr>
+              <w:t>'self' https://cdn.jsdelivr.net</w:t>
+            </w:r>
+          </w:p>
+        </w:tc>
+        <w:tc>
+          <w:tcPr>
+            <w:tcW w:w="5200" w:type="dxa"/>
+            <w:tcMar>
+              <w:top w:w="40" w:type="dxa"/>
+              <w:left w:w="80" w:type="dxa"/>
+              <w:bottom w:w="40" w:type="dxa"/>
+              <w:right w:w="80" w:type="dxa"/>
+            </w:tcMar>
+          </w:tcPr>
+          <w:p>
+            <w:r>
+              <w:rPr>
+                <w:sz w:val="18"/>
+                <w:szCs w:val="18"/>
+              </w:rPr>
+              <w:t>Bootstrap CSS(CDN) 허용. 인라인 style="..." 속성은 모두 제거했으므로 'unsafe-inline' 불필요</w:t>
             </w:r>
           </w:p>
         </w:tc>
@@ -3799,41 +6904,61 @@
       <w:tr>
         <w:tc>
           <w:tcPr>
-            <w:tcW w:w="2600" w:type="dxa"/>
-            <w:tcMar>
-              <w:top w:w="40" w:type="dxa"/>
-              <w:left w:w="80" w:type="dxa"/>
-              <w:bottom w:w="40" w:type="dxa"/>
-              <w:right w:w="80" w:type="dxa"/>
-            </w:tcMar>
-          </w:tcPr>
-          <w:p>
-            <w:r>
-              <w:rPr>
-                <w:sz w:val="18"/>
-                <w:szCs w:val="18"/>
-              </w:rPr>
-              <w:t>&lt;iframe&gt;/&lt;object&gt;/&lt;embed&gt;</w:t>
-            </w:r>
-          </w:p>
-        </w:tc>
-        <w:tc>
-          <w:tcPr>
-            <w:tcW w:w="6400" w:type="dxa"/>
-            <w:tcMar>
-              <w:top w:w="40" w:type="dxa"/>
-              <w:left w:w="80" w:type="dxa"/>
-              <w:bottom w:w="40" w:type="dxa"/>
-              <w:right w:w="80" w:type="dxa"/>
-            </w:tcMar>
-          </w:tcPr>
-          <w:p>
-            <w:r>
-              <w:rPr>
-                <w:sz w:val="18"/>
-                <w:szCs w:val="18"/>
-              </w:rPr>
-              <w:t>임의 외부 콘텐츠·플러그인 삽입</w:t>
+            <w:tcW w:w="1300" w:type="dxa"/>
+            <w:tcMar>
+              <w:top w:w="40" w:type="dxa"/>
+              <w:left w:w="80" w:type="dxa"/>
+              <w:bottom w:w="40" w:type="dxa"/>
+              <w:right w:w="80" w:type="dxa"/>
+            </w:tcMar>
+          </w:tcPr>
+          <w:p>
+            <w:r>
+              <w:rPr>
+                <w:sz w:val="18"/>
+                <w:szCs w:val="18"/>
+              </w:rPr>
+              <w:t>img-src</w:t>
+            </w:r>
+          </w:p>
+        </w:tc>
+        <w:tc>
+          <w:tcPr>
+            <w:tcW w:w="2500" w:type="dxa"/>
+            <w:tcMar>
+              <w:top w:w="40" w:type="dxa"/>
+              <w:left w:w="80" w:type="dxa"/>
+              <w:bottom w:w="40" w:type="dxa"/>
+              <w:right w:w="80" w:type="dxa"/>
+            </w:tcMar>
+          </w:tcPr>
+          <w:p>
+            <w:r>
+              <w:rPr>
+                <w:sz w:val="18"/>
+                <w:szCs w:val="18"/>
+              </w:rPr>
+              <w:t>'self'</w:t>
+            </w:r>
+          </w:p>
+        </w:tc>
+        <w:tc>
+          <w:tcPr>
+            <w:tcW w:w="5200" w:type="dxa"/>
+            <w:tcMar>
+              <w:top w:w="40" w:type="dxa"/>
+              <w:left w:w="80" w:type="dxa"/>
+              <w:bottom w:w="40" w:type="dxa"/>
+              <w:right w:w="80" w:type="dxa"/>
+            </w:tcMar>
+          </w:tcPr>
+          <w:p>
+            <w:r>
+              <w:rPr>
+                <w:sz w:val="18"/>
+                <w:szCs w:val="18"/>
+              </w:rPr>
+              <w:t>이 앱은 외부/인라인 이미지를 쓰지 않음</w:t>
             </w:r>
           </w:p>
         </w:tc>
@@ -3841,41 +6966,61 @@
       <w:tr>
         <w:tc>
           <w:tcPr>
-            <w:tcW w:w="2600" w:type="dxa"/>
-            <w:tcMar>
-              <w:top w:w="40" w:type="dxa"/>
-              <w:left w:w="80" w:type="dxa"/>
-              <w:bottom w:w="40" w:type="dxa"/>
-              <w:right w:w="80" w:type="dxa"/>
-            </w:tcMar>
-          </w:tcPr>
-          <w:p>
-            <w:r>
-              <w:rPr>
-                <w:sz w:val="18"/>
-                <w:szCs w:val="18"/>
-              </w:rPr>
-              <w:t>&lt;style&gt; 태그 / style 속성</w:t>
-            </w:r>
-          </w:p>
-        </w:tc>
-        <w:tc>
-          <w:tcPr>
-            <w:tcW w:w="6400" w:type="dxa"/>
-            <w:tcMar>
-              <w:top w:w="40" w:type="dxa"/>
-              <w:left w:w="80" w:type="dxa"/>
-              <w:bottom w:w="40" w:type="dxa"/>
-              <w:right w:w="80" w:type="dxa"/>
-            </w:tcMar>
-          </w:tcPr>
-          <w:p>
-            <w:r>
-              <w:rPr>
-                <w:sz w:val="18"/>
-                <w:szCs w:val="18"/>
-              </w:rPr>
-              <w:t>CSS 인젝션, url()을 이용한 데이터 유출</w:t>
+            <w:tcW w:w="1300" w:type="dxa"/>
+            <w:tcMar>
+              <w:top w:w="40" w:type="dxa"/>
+              <w:left w:w="80" w:type="dxa"/>
+              <w:bottom w:w="40" w:type="dxa"/>
+              <w:right w:w="80" w:type="dxa"/>
+            </w:tcMar>
+          </w:tcPr>
+          <w:p>
+            <w:r>
+              <w:rPr>
+                <w:sz w:val="18"/>
+                <w:szCs w:val="18"/>
+              </w:rPr>
+              <w:t>object-src</w:t>
+            </w:r>
+          </w:p>
+        </w:tc>
+        <w:tc>
+          <w:tcPr>
+            <w:tcW w:w="2500" w:type="dxa"/>
+            <w:tcMar>
+              <w:top w:w="40" w:type="dxa"/>
+              <w:left w:w="80" w:type="dxa"/>
+              <w:bottom w:w="40" w:type="dxa"/>
+              <w:right w:w="80" w:type="dxa"/>
+            </w:tcMar>
+          </w:tcPr>
+          <w:p>
+            <w:r>
+              <w:rPr>
+                <w:sz w:val="18"/>
+                <w:szCs w:val="18"/>
+              </w:rPr>
+              <w:t>'none'</w:t>
+            </w:r>
+          </w:p>
+        </w:tc>
+        <w:tc>
+          <w:tcPr>
+            <w:tcW w:w="5200" w:type="dxa"/>
+            <w:tcMar>
+              <w:top w:w="40" w:type="dxa"/>
+              <w:left w:w="80" w:type="dxa"/>
+              <w:bottom w:w="40" w:type="dxa"/>
+              <w:right w:w="80" w:type="dxa"/>
+            </w:tcMar>
+          </w:tcPr>
+          <w:p>
+            <w:r>
+              <w:rPr>
+                <w:sz w:val="18"/>
+                <w:szCs w:val="18"/>
+              </w:rPr>
+              <w:t>&lt;object&gt;/&lt;embed&gt; 완전 차단</w:t>
             </w:r>
           </w:p>
         </w:tc>
@@ -3883,41 +7028,62 @@
       <w:tr>
         <w:tc>
           <w:tcPr>
-            <w:tcW w:w="2600" w:type="dxa"/>
-            <w:tcMar>
-              <w:top w:w="40" w:type="dxa"/>
-              <w:left w:w="80" w:type="dxa"/>
-              <w:bottom w:w="40" w:type="dxa"/>
-              <w:right w:w="80" w:type="dxa"/>
-            </w:tcMar>
-          </w:tcPr>
-          <w:p>
-            <w:r>
-              <w:rPr>
-                <w:sz w:val="18"/>
-                <w:szCs w:val="18"/>
-              </w:rPr>
-              <w:t>&lt;form&gt;/&lt;input&gt;/&lt;button&gt;</w:t>
-            </w:r>
-          </w:p>
-        </w:tc>
-        <w:tc>
-          <w:tcPr>
-            <w:tcW w:w="6400" w:type="dxa"/>
-            <w:tcMar>
-              <w:top w:w="40" w:type="dxa"/>
-              <w:left w:w="80" w:type="dxa"/>
-              <w:bottom w:w="40" w:type="dxa"/>
-              <w:right w:w="80" w:type="dxa"/>
-            </w:tcMar>
-          </w:tcPr>
-          <w:p>
-            <w:r>
-              <w:rPr>
-                <w:sz w:val="18"/>
-                <w:szCs w:val="18"/>
-              </w:rPr>
-              <w:t>피싱 폼 삽입</w:t>
+            <w:tcW w:w="1300" w:type="dxa"/>
+            <w:tcMar>
+              <w:top w:w="40" w:type="dxa"/>
+              <w:left w:w="80" w:type="dxa"/>
+              <w:bottom w:w="40" w:type="dxa"/>
+              <w:right w:w="80" w:type="dxa"/>
+            </w:tcMar>
+          </w:tcPr>
+          <w:p>
+            <w:r>
+              <w:rPr>
+                <w:sz w:val="18"/>
+                <w:szCs w:val="18"/>
+              </w:rPr>
+              <w:lastRenderedPageBreak/>
+              <w:t>base-uri</w:t>
+            </w:r>
+          </w:p>
+        </w:tc>
+        <w:tc>
+          <w:tcPr>
+            <w:tcW w:w="2500" w:type="dxa"/>
+            <w:tcMar>
+              <w:top w:w="40" w:type="dxa"/>
+              <w:left w:w="80" w:type="dxa"/>
+              <w:bottom w:w="40" w:type="dxa"/>
+              <w:right w:w="80" w:type="dxa"/>
+            </w:tcMar>
+          </w:tcPr>
+          <w:p>
+            <w:r>
+              <w:rPr>
+                <w:sz w:val="18"/>
+                <w:szCs w:val="18"/>
+              </w:rPr>
+              <w:t>'self'</w:t>
+            </w:r>
+          </w:p>
+        </w:tc>
+        <w:tc>
+          <w:tcPr>
+            <w:tcW w:w="5200" w:type="dxa"/>
+            <w:tcMar>
+              <w:top w:w="40" w:type="dxa"/>
+              <w:left w:w="80" w:type="dxa"/>
+              <w:bottom w:w="40" w:type="dxa"/>
+              <w:right w:w="80" w:type="dxa"/>
+            </w:tcMar>
+          </w:tcPr>
+          <w:p>
+            <w:r>
+              <w:rPr>
+                <w:sz w:val="18"/>
+                <w:szCs w:val="18"/>
+              </w:rPr>
+              <w:t>&lt;base&gt; 태그로 상대경로를 가로채는 공격(base tag injection) 차단</w:t>
             </w:r>
           </w:p>
         </w:tc>
@@ -3925,83 +7091,61 @@
       <w:tr>
         <w:tc>
           <w:tcPr>
-            <w:tcW w:w="2600" w:type="dxa"/>
-            <w:tcMar>
-              <w:top w:w="40" w:type="dxa"/>
-              <w:left w:w="80" w:type="dxa"/>
-              <w:bottom w:w="40" w:type="dxa"/>
-              <w:right w:w="80" w:type="dxa"/>
-            </w:tcMar>
-          </w:tcPr>
-          <w:p>
-            <w:r>
-              <w:rPr>
-                <w:sz w:val="18"/>
-                <w:szCs w:val="18"/>
-              </w:rPr>
-              <w:t>data: URI(특히 text/html)</w:t>
-            </w:r>
-          </w:p>
-        </w:tc>
-        <w:tc>
-          <w:tcPr>
-            <w:tcW w:w="6400" w:type="dxa"/>
-            <w:tcMar>
-              <w:top w:w="40" w:type="dxa"/>
-              <w:left w:w="80" w:type="dxa"/>
-              <w:bottom w:w="40" w:type="dxa"/>
-              <w:right w:w="80" w:type="dxa"/>
-            </w:tcMar>
-          </w:tcPr>
-          <w:p>
-            <w:r>
-              <w:rPr>
-                <w:sz w:val="18"/>
-                <w:szCs w:val="18"/>
-              </w:rPr>
-              <w:t>base64로 인코딩한 스크립트를 숨겨 삽입</w:t>
-            </w:r>
-          </w:p>
-        </w:tc>
-      </w:tr>
-      <w:tr>
-        <w:tc>
-          <w:tcPr>
-            <w:tcW w:w="2600" w:type="dxa"/>
-            <w:tcMar>
-              <w:top w:w="40" w:type="dxa"/>
-              <w:left w:w="80" w:type="dxa"/>
-              <w:bottom w:w="40" w:type="dxa"/>
-              <w:right w:w="80" w:type="dxa"/>
-            </w:tcMar>
-          </w:tcPr>
-          <w:p>
-            <w:r>
-              <w:rPr>
-                <w:sz w:val="18"/>
-                <w:szCs w:val="18"/>
-              </w:rPr>
-              <w:t>&lt;base&gt;</w:t>
-            </w:r>
-          </w:p>
-        </w:tc>
-        <w:tc>
-          <w:tcPr>
-            <w:tcW w:w="6400" w:type="dxa"/>
-            <w:tcMar>
-              <w:top w:w="40" w:type="dxa"/>
-              <w:left w:w="80" w:type="dxa"/>
-              <w:bottom w:w="40" w:type="dxa"/>
-              <w:right w:w="80" w:type="dxa"/>
-            </w:tcMar>
-          </w:tcPr>
-          <w:p>
-            <w:r>
-              <w:rPr>
-                <w:sz w:val="18"/>
-                <w:szCs w:val="18"/>
-              </w:rPr>
-              <w:t>페이지의 상대경로를 가로채 다른 리소스로 유도</w:t>
+            <w:tcW w:w="1300" w:type="dxa"/>
+            <w:tcMar>
+              <w:top w:w="40" w:type="dxa"/>
+              <w:left w:w="80" w:type="dxa"/>
+              <w:bottom w:w="40" w:type="dxa"/>
+              <w:right w:w="80" w:type="dxa"/>
+            </w:tcMar>
+          </w:tcPr>
+          <w:p>
+            <w:r>
+              <w:rPr>
+                <w:sz w:val="18"/>
+                <w:szCs w:val="18"/>
+              </w:rPr>
+              <w:t>frame-ancestors</w:t>
+            </w:r>
+          </w:p>
+        </w:tc>
+        <w:tc>
+          <w:tcPr>
+            <w:tcW w:w="2500" w:type="dxa"/>
+            <w:tcMar>
+              <w:top w:w="40" w:type="dxa"/>
+              <w:left w:w="80" w:type="dxa"/>
+              <w:bottom w:w="40" w:type="dxa"/>
+              <w:right w:w="80" w:type="dxa"/>
+            </w:tcMar>
+          </w:tcPr>
+          <w:p>
+            <w:r>
+              <w:rPr>
+                <w:sz w:val="18"/>
+                <w:szCs w:val="18"/>
+              </w:rPr>
+              <w:t>'self'</w:t>
+            </w:r>
+          </w:p>
+        </w:tc>
+        <w:tc>
+          <w:tcPr>
+            <w:tcW w:w="5200" w:type="dxa"/>
+            <w:tcMar>
+              <w:top w:w="40" w:type="dxa"/>
+              <w:left w:w="80" w:type="dxa"/>
+              <w:bottom w:w="40" w:type="dxa"/>
+              <w:right w:w="80" w:type="dxa"/>
+            </w:tcMar>
+          </w:tcPr>
+          <w:p>
+            <w:r>
+              <w:rPr>
+                <w:sz w:val="18"/>
+                <w:szCs w:val="18"/>
+              </w:rPr>
+              <w:t>클릭재킹 방지(다른 출처가 이 앱을 &lt;iframe&gt; 으로 감싸지 못함)</w:t>
             </w:r>
           </w:p>
         </w:tc>
@@ -4011,12 +7155,25 @@
       <w:pPr>
         <w:spacing w:after="80" w:line="272" w:lineRule="auto"/>
       </w:pPr>
+    </w:p>
+    <w:p>
+      <w:pPr>
+        <w:spacing w:after="80" w:line="272" w:lineRule="auto"/>
+      </w:pPr>
+      <w:r>
+        <w:t>이 정책은 index-vuln.html(th:utext)에 저장된 &lt;script&gt;alert(document.domain)&lt;/script&gt; 같은 스크립트가 "응답에 그려져도 실행되지는 않게" 막아준다 — script-src 지시어에 'unsafe-inline' 이 없으므로, 인라인 &lt;script&gt; 블록은 'self'와 일치하는지와 무관하게 애초에 실행 허용 대상이 아니기 때문이다(주입 문자열이 'self' 출처가 아니라서 막히는 것이 아니라, 인라인 콘텐츠 자체가 'unsafe-inline' 없이는 전부 차단된다). 다만 이것은 2차 방어선이며 출력 이스케이프를 대체하지 않는다 — 허용된 출처(self/jsdelivr) 안에서 벌어지는 DOM 기반 XSS 나 'unsafe-inline' 을 실수로 추가하는 경우에는 무력하다.</w:t>
+      </w:r>
+    </w:p>
+    <w:p>
+      <w:pPr>
+        <w:spacing w:after="80" w:line="272" w:lineRule="auto"/>
+      </w:pPr>
       <w:r>
         <w:rPr>
           <w:b/>
           <w:bCs/>
         </w:rPr>
-        <w:t>그래도 꼭 필요하다면 — 유의사항</w:t>
+        <w:t>선행 작업 — inline 제거</w:t>
       </w:r>
     </w:p>
     <w:p>
@@ -4024,122 +7181,62 @@
         <w:spacing w:after="80" w:line="272" w:lineRule="auto"/>
       </w:pPr>
       <w:r>
-        <w:t>위험 요소는 원칙적으로 제거하는 것이지만, 기능상 꼭 필요한 경우를 위한 완화책이다 — "허용하되 안전하게" 좁히는 것이지, 그대로 통과시키는 게 아니다.</w:t>
-      </w:r>
-    </w:p>
-    <w:p>
-      <w:pPr>
-        <w:pStyle w:val="a4"/>
-        <w:numPr>
-          <w:ilvl w:val="0"/>
-          <w:numId w:val="1"/>
-        </w:numPr>
-        <w:spacing w:after="50" w:line="264" w:lineRule="auto"/>
-      </w:pPr>
-      <w:r>
-        <w:t>이미지: src 스킴을 http/https로만 제한하고 data:는 금지. 가능하면 외부 URL을 그대로 쓰지 말고 서버가 다시 내려</w:t>
+        <w:t xml:space="preserve">CSP를 'unsafe-inline' 없이 걸려면 템플릿에 inline 이벤트 핸들러/스타일이 없어야 한다. onsubmit="..." 같은 HTML 이벤트 속성도 &lt;script src=...&gt;로 불러온 외부 JS가 아니라 "인라인 스크립트"로 취급되므로, script-src 에 'unsafe-inline' 이 없으면 CSP가 그 핸들러 자체의 실행을 막아버린다(콘솔에 Refused to execute inline event handler... 에러가 뜨며 삭제 확인창이 아예 뜨지 않는다). 그래서 CSP를 </w:t>
       </w:r>
       <w:r>
         <w:rPr>
           <w:rFonts w:hint="eastAsia"/>
         </w:rPr>
-        <w:t xml:space="preserve"> </w:t>
-      </w:r>
-      <w:r>
-        <w:t>받아 재호스팅(이미지 프록시)해서 추적·우회를 차단하고, onerror 같은 이벤트 속성은 무조건 제거한다.</w:t>
-      </w:r>
-    </w:p>
-    <w:p>
-      <w:pPr>
-        <w:pStyle w:val="a4"/>
-        <w:numPr>
-          <w:ilvl w:val="0"/>
-          <w:numId w:val="1"/>
-        </w:numPr>
-        <w:spacing w:after="50" w:line="264" w:lineRule="auto"/>
-      </w:pPr>
-      <w:r>
-        <w:t>링크: href 스킴을 http/https/mailto로 제한(javascript: 차단)하고, 외부 링크엔 rel="noopener noreferrer nofollow"를 강제로 붙인다(새 탭 하이재킹·리퍼러 유출 방지).</w:t>
-      </w:r>
-    </w:p>
-    <w:p>
-      <w:pPr>
-        <w:pStyle w:val="a4"/>
-        <w:numPr>
-          <w:ilvl w:val="0"/>
-          <w:numId w:val="1"/>
-        </w:numPr>
-        <w:spacing w:after="50" w:line="264" w:lineRule="auto"/>
-      </w:pPr>
-      <w:r>
-        <w:t>인라인 서식(style): 허용 속성을 색상·폰트 크기 정도로 극히 제한하고, url()·expression()·@import는 금지한다. 가능하면 style 속성 자체를 막고 미리 정의된 CSS 클래스만 쓰게 하는 쪽이 더 안전하다.</w:t>
-      </w:r>
-    </w:p>
-    <w:p>
-      <w:pPr>
-        <w:pStyle w:val="a4"/>
-        <w:numPr>
-          <w:ilvl w:val="0"/>
-          <w:numId w:val="1"/>
-        </w:numPr>
-        <w:spacing w:after="50" w:line="264" w:lineRule="auto"/>
-      </w:pPr>
-      <w:r>
-        <w:t>임베드(iframe): 사용자가 &lt;iframe src="..."&gt;를 직접 쓰게 하면 안 된다 — 대신 URL만 입력</w:t>
-      </w:r>
-      <w:r>
-        <w:rPr>
-          <w:rFonts w:hint="eastAsia"/>
-        </w:rPr>
-        <w:t xml:space="preserve"> </w:t>
-      </w:r>
-      <w:r>
-        <w:t>받아 서버가 신뢰 도메인(예: youtube.com) 화이트리스트로 검증한 뒤, 서버가 직접 &lt;iframe&gt; 마크업을 생성하고 sandbox 속성으로 최소 권한만 부여한다.</w:t>
-      </w:r>
-    </w:p>
-    <w:p>
-      <w:pPr>
-        <w:pStyle w:val="a4"/>
-        <w:numPr>
-          <w:ilvl w:val="0"/>
-          <w:numId w:val="1"/>
-        </w:numPr>
-        <w:spacing w:after="50" w:line="264" w:lineRule="auto"/>
-      </w:pPr>
-      <w:r>
-        <w:t>공통 원칙: sanitizer 라이브러리는 우회 기법이 발견될 때마다 패치</w:t>
-      </w:r>
-      <w:r>
-        <w:rPr>
-          <w:rFonts w:hint="eastAsia"/>
-        </w:rPr>
-        <w:t xml:space="preserve"> </w:t>
-      </w:r>
-      <w:r>
-        <w:t xml:space="preserve">되므로 최신 버전을 유지하고, 허용 목록은 "필요한 만큼만" 최소로 유지한다. 4-4. </w:t>
-      </w:r>
-      <w:r>
-        <w:rPr>
-          <w:rFonts w:hint="eastAsia"/>
-        </w:rPr>
-        <w:t>심층 방어</w:t>
-      </w:r>
-      <w:r>
-        <w:t>의 CSP 헤더를 함께 적용해, sanitizer가 혹시 놓친 것에 대한 2차 방어선을 둔다.</w:t>
-      </w:r>
-    </w:p>
-    <w:p>
-      <w:pPr>
-        <w:pStyle w:val="3"/>
-        <w:spacing w:before="200" w:after="80"/>
+        <w:t>적용하기</w:t>
+      </w:r>
+      <w:r>
+        <w:t xml:space="preserve"> 전에 기존 index.html/index-vuln.html 의 삭제 폼에 있던 onsubmit="return confirm(...)"와 style="display:inline"을 먼저 제거해야 했다.</w:t>
+      </w:r>
+    </w:p>
+    <w:p>
+      <w:pPr>
+        <w:spacing w:after="80" w:line="272" w:lineRule="auto"/>
       </w:pPr>
       <w:r>
         <w:rPr>
           <w:b/>
           <w:bCs/>
-          <w:color w:val="2E5496"/>
-        </w:rPr>
-        <w:t>4-4. 심층 방어 — CSP(Content-Security-Policy) 헤더 (적용됨 — 2026-10-13)</w:t>
+        </w:rPr>
+        <w:t>Before (inline, CSP 적용 시 깨짐)</w:t>
+      </w:r>
+    </w:p>
+    <w:p>
+      <w:pPr>
+        <w:pBdr>
+          <w:top w:val="single" w:sz="4" w:space="3" w:color="D9D9D9"/>
+          <w:left w:val="single" w:sz="18" w:space="6" w:color="C0C0C0"/>
+        </w:pBdr>
+        <w:shd w:val="clear" w:color="auto" w:fill="F4F4F4"/>
+      </w:pPr>
+      <w:r>
+        <w:rPr>
+          <w:rFonts w:ascii="Consolas" w:hAnsi="Consolas"/>
+          <w:sz w:val="18"/>
+          <w:szCs w:val="18"/>
+        </w:rPr>
+        <w:t>&lt;form th:action="@{/users/delete/{id}(id=${user.id})}" method="post"</w:t>
+      </w:r>
+    </w:p>
+    <w:p>
+      <w:pPr>
+        <w:pBdr>
+          <w:left w:val="single" w:sz="18" w:space="6" w:color="C0C0C0"/>
+          <w:bottom w:val="single" w:sz="4" w:space="3" w:color="D9D9D9"/>
+        </w:pBdr>
+        <w:shd w:val="clear" w:color="auto" w:fill="F4F4F4"/>
+      </w:pPr>
+      <w:r>
+        <w:rPr>
+          <w:rFonts w:ascii="Consolas" w:hAnsi="Consolas"/>
+          <w:sz w:val="18"/>
+          <w:szCs w:val="18"/>
+        </w:rPr>
+        <w:t xml:space="preserve">      style="display:inline" onsubmit="return confirm('Are you sure you want to delete this user?')"&gt;</w:t>
       </w:r>
     </w:p>
     <w:p>
@@ -4147,16 +7244,277 @@
         <w:spacing w:after="80" w:line="272" w:lineRule="auto"/>
       </w:pPr>
       <w:r>
-        <w:t>출력 이스케이프가 1차 방어라면, CSP는 "혹시 뚫렸을 때"의 2차 방어선이다. script-src 'self' 같은 정책을 헤더로 내려</w:t>
+        <w:rPr>
+          <w:b/>
+          <w:bCs/>
+        </w:rPr>
+        <w:t>After (외부 스크립트로 분리, CSP와 호환)</w:t>
+      </w:r>
+    </w:p>
+    <w:p>
+      <w:pPr>
+        <w:pBdr>
+          <w:top w:val="single" w:sz="4" w:space="3" w:color="D9D9D9"/>
+          <w:left w:val="single" w:sz="18" w:space="6" w:color="C0C0C0"/>
+          <w:bottom w:val="single" w:sz="4" w:space="3" w:color="D9D9D9"/>
+        </w:pBdr>
+        <w:shd w:val="clear" w:color="auto" w:fill="F4F4F4"/>
+      </w:pPr>
+      <w:r>
+        <w:rPr>
+          <w:rFonts w:ascii="Consolas" w:hAnsi="Consolas"/>
+          <w:sz w:val="18"/>
+          <w:szCs w:val="18"/>
+        </w:rPr>
+        <w:t>&lt;form th:action="@{/users/delete/{id}(id=${user.id})}" method="post" class="d-inline js-confirm-delete"&gt;</w:t>
+      </w:r>
+    </w:p>
+    <w:p>
+      <w:pPr>
+        <w:spacing w:after="80" w:line="272" w:lineRule="auto"/>
+      </w:pPr>
+      <w:r>
+        <w:t xml:space="preserve">onsubmit 은 제거하고 class="js-confirm-delete" 마커만 부여했다. </w:t>
+      </w:r>
+    </w:p>
+    <w:p>
+      <w:pPr>
+        <w:spacing w:after="80" w:line="272" w:lineRule="auto"/>
+      </w:pPr>
+      <w:r>
+        <w:t>실제 confirm 로직은 static/js/confirm-delete.js 로 옮긴다. style="display:inline" 은 Bootstrap 유틸리티 클래스 d-inline 으로 대체했다(인라인 스타일도 style-src 에 'unsafe-inline' 이 없으면 같은 이유로 차단되기 때문이다).</w:t>
+      </w:r>
+    </w:p>
+    <w:p>
+      <w:pPr>
+        <w:spacing w:after="80" w:line="272" w:lineRule="auto"/>
+      </w:pPr>
+      <w:r>
+        <w:rPr>
+          <w:b/>
+          <w:bCs/>
+        </w:rPr>
+        <w:t>static/js/confirm-delete.js 의 역할</w:t>
+      </w:r>
+    </w:p>
+    <w:p>
+      <w:pPr>
+        <w:spacing w:after="80" w:line="272" w:lineRule="auto"/>
+      </w:pPr>
+      <w:r>
+        <w:t>onsubmit 에 있던 confirm 로직을 그대로 옮겨놓은, 외부 출처('self')에서 로드되는 스크립트 파일이다. script-src 'self' 가 허용하는 것은 "외부 .js 파일로 로드된 스크립트"</w:t>
       </w:r>
       <w:r>
         <w:rPr>
           <w:rFonts w:hint="eastAsia"/>
         </w:rPr>
+        <w:t>만 허용하고</w:t>
+      </w:r>
+      <w:r>
+        <w:t xml:space="preserve"> "인라인 코드"</w:t>
+      </w:r>
+      <w:r>
+        <w:rPr>
+          <w:rFonts w:hint="eastAsia"/>
+        </w:rPr>
+        <w:t>는</w:t>
+      </w:r>
+      <w:r>
         <w:t xml:space="preserve"> </w:t>
       </w:r>
       <w:r>
-        <w:t>보내면, 인라인 &lt;script&gt;나 신뢰하지 않은 외부 스크립트 로드를 브라우저 차원에서 차단해 XSS의 피해를 줄일 수 있다. SecurityConfig.formLoginFilterChain 에 "script-src 'self' https://cdn.jsdelivr.net; style-src 'self' https://cdn.jsdelivr.net; img-src 'self'; object-src 'none'; base-uri 'self'; frame-ancestors 'self'" 정책을 적용했다. 삭제 폼의 inline onsubmit/style 은 외부 js(confirm-delete.js)/Bootstrap 클래스(d-inline)로 옮겨 'unsafe-inline' 없이 적용했다. 적용 코드와 검증 방법은 이 문서(07_XSS.md) §4-4 참고.</w:t>
+        <w:rPr>
+          <w:rFonts w:hint="eastAsia"/>
+        </w:rPr>
+        <w:t xml:space="preserve">허용하지 않으므로 작성된 </w:t>
+      </w:r>
+      <w:r>
+        <w:t xml:space="preserve">js </w:t>
+      </w:r>
+      <w:r>
+        <w:rPr>
+          <w:rFonts w:hint="eastAsia"/>
+        </w:rPr>
+        <w:t>파일입니다.</w:t>
+      </w:r>
+    </w:p>
+    <w:p>
+      <w:pPr>
+        <w:pBdr>
+          <w:top w:val="single" w:sz="4" w:space="3" w:color="D9D9D9"/>
+          <w:left w:val="single" w:sz="18" w:space="6" w:color="C0C0C0"/>
+        </w:pBdr>
+        <w:shd w:val="clear" w:color="auto" w:fill="F4F4F4"/>
+      </w:pPr>
+      <w:r>
+        <w:rPr>
+          <w:rFonts w:ascii="Consolas" w:hAnsi="Consolas"/>
+          <w:sz w:val="18"/>
+          <w:szCs w:val="18"/>
+        </w:rPr>
+        <w:t>// confirm-delete.js</w:t>
+      </w:r>
+    </w:p>
+    <w:p>
+      <w:pPr>
+        <w:pBdr>
+          <w:left w:val="single" w:sz="18" w:space="6" w:color="C0C0C0"/>
+        </w:pBdr>
+        <w:shd w:val="clear" w:color="auto" w:fill="F4F4F4"/>
+      </w:pPr>
+      <w:r>
+        <w:rPr>
+          <w:rFonts w:ascii="Consolas" w:hAnsi="Consolas"/>
+          <w:sz w:val="18"/>
+          <w:szCs w:val="18"/>
+        </w:rPr>
+        <w:t>document.addEventListener('DOMContentLoaded', function () {</w:t>
+      </w:r>
+    </w:p>
+    <w:p>
+      <w:pPr>
+        <w:pBdr>
+          <w:left w:val="single" w:sz="18" w:space="6" w:color="C0C0C0"/>
+        </w:pBdr>
+        <w:shd w:val="clear" w:color="auto" w:fill="F4F4F4"/>
+      </w:pPr>
+      <w:r>
+        <w:rPr>
+          <w:rFonts w:ascii="Consolas" w:hAnsi="Consolas"/>
+          <w:sz w:val="18"/>
+          <w:szCs w:val="18"/>
+        </w:rPr>
+        <w:lastRenderedPageBreak/>
+        <w:t xml:space="preserve">    document.querySelectorAll('form.js-confirm-delete').forEach(function (form) {</w:t>
+      </w:r>
+    </w:p>
+    <w:p>
+      <w:pPr>
+        <w:pBdr>
+          <w:left w:val="single" w:sz="18" w:space="6" w:color="C0C0C0"/>
+        </w:pBdr>
+        <w:shd w:val="clear" w:color="auto" w:fill="F4F4F4"/>
+      </w:pPr>
+      <w:r>
+        <w:rPr>
+          <w:rFonts w:ascii="Consolas" w:hAnsi="Consolas"/>
+          <w:sz w:val="18"/>
+          <w:szCs w:val="18"/>
+        </w:rPr>
+        <w:t xml:space="preserve">        form.addEventListener('submit', function (e) {</w:t>
+      </w:r>
+    </w:p>
+    <w:p>
+      <w:pPr>
+        <w:pBdr>
+          <w:left w:val="single" w:sz="18" w:space="6" w:color="C0C0C0"/>
+        </w:pBdr>
+        <w:shd w:val="clear" w:color="auto" w:fill="F4F4F4"/>
+      </w:pPr>
+      <w:r>
+        <w:rPr>
+          <w:rFonts w:ascii="Consolas" w:hAnsi="Consolas"/>
+          <w:sz w:val="18"/>
+          <w:szCs w:val="18"/>
+        </w:rPr>
+        <w:t xml:space="preserve">            if (!confirm('Are you sure you want to delete this user?')) {</w:t>
+      </w:r>
+    </w:p>
+    <w:p>
+      <w:pPr>
+        <w:pBdr>
+          <w:left w:val="single" w:sz="18" w:space="6" w:color="C0C0C0"/>
+        </w:pBdr>
+        <w:shd w:val="clear" w:color="auto" w:fill="F4F4F4"/>
+      </w:pPr>
+      <w:r>
+        <w:rPr>
+          <w:rFonts w:ascii="Consolas" w:hAnsi="Consolas"/>
+          <w:sz w:val="18"/>
+          <w:szCs w:val="18"/>
+        </w:rPr>
+        <w:t xml:space="preserve">                e.preventDefault();</w:t>
+      </w:r>
+    </w:p>
+    <w:p>
+      <w:pPr>
+        <w:pBdr>
+          <w:left w:val="single" w:sz="18" w:space="6" w:color="C0C0C0"/>
+        </w:pBdr>
+        <w:shd w:val="clear" w:color="auto" w:fill="F4F4F4"/>
+      </w:pPr>
+      <w:r>
+        <w:rPr>
+          <w:rFonts w:ascii="Consolas" w:hAnsi="Consolas"/>
+          <w:sz w:val="18"/>
+          <w:szCs w:val="18"/>
+        </w:rPr>
+        <w:t xml:space="preserve">            }</w:t>
+      </w:r>
+    </w:p>
+    <w:p>
+      <w:pPr>
+        <w:pBdr>
+          <w:left w:val="single" w:sz="18" w:space="6" w:color="C0C0C0"/>
+        </w:pBdr>
+        <w:shd w:val="clear" w:color="auto" w:fill="F4F4F4"/>
+      </w:pPr>
+      <w:r>
+        <w:rPr>
+          <w:rFonts w:ascii="Consolas" w:hAnsi="Consolas"/>
+          <w:sz w:val="18"/>
+          <w:szCs w:val="18"/>
+        </w:rPr>
+        <w:t xml:space="preserve">        });</w:t>
+      </w:r>
+    </w:p>
+    <w:p>
+      <w:pPr>
+        <w:pBdr>
+          <w:left w:val="single" w:sz="18" w:space="6" w:color="C0C0C0"/>
+        </w:pBdr>
+        <w:shd w:val="clear" w:color="auto" w:fill="F4F4F4"/>
+      </w:pPr>
+      <w:r>
+        <w:rPr>
+          <w:rFonts w:ascii="Consolas" w:hAnsi="Consolas"/>
+          <w:sz w:val="18"/>
+          <w:szCs w:val="18"/>
+        </w:rPr>
+        <w:t xml:space="preserve">    });</w:t>
+      </w:r>
+    </w:p>
+    <w:p>
+      <w:pPr>
+        <w:pBdr>
+          <w:left w:val="single" w:sz="18" w:space="6" w:color="C0C0C0"/>
+          <w:bottom w:val="single" w:sz="4" w:space="3" w:color="D9D9D9"/>
+        </w:pBdr>
+        <w:shd w:val="clear" w:color="auto" w:fill="F4F4F4"/>
+      </w:pPr>
+      <w:r>
+        <w:rPr>
+          <w:rFonts w:ascii="Consolas" w:hAnsi="Consolas"/>
+          <w:sz w:val="18"/>
+          <w:szCs w:val="18"/>
+        </w:rPr>
+        <w:t>});</w:t>
+      </w:r>
+    </w:p>
+    <w:p>
+      <w:pPr>
+        <w:spacing w:after="80" w:line="272" w:lineRule="auto"/>
+      </w:pPr>
+      <w:r>
+        <w:t xml:space="preserve">페이지가 로드되면(DOMContentLoaded) js-confirm-delete 클래스가 붙은 모든 삭제 폼을 찾아 submit 이벤트에 리스너를 건다 — 사용자가 "취소"를 누르면 preventDefault() 로 폼 제출 자체를 막는다. onsubmit="return confirm(...)"가 하던 일과 기능적으로 동일하지만, 이벤트 핸들러가 HTML 속성이 아니라 외부 .js 파일 안에 있으므로 CSP의 "인라인 금지" 규칙에 걸리지 않는다. </w:t>
+      </w:r>
+    </w:p>
+    <w:p>
+      <w:pPr>
+        <w:spacing w:after="80" w:line="272" w:lineRule="auto"/>
+      </w:pPr>
+      <w:r>
+        <w:t>이 파일은 templates/fragments/footer.html 에서 &lt;script th:src="@{/js/confirm-delete.js}"&gt;&lt;/script&gt; 로 모든 페이지에 전역 로드된다.</w:t>
       </w:r>
     </w:p>
     <w:tbl>
@@ -4200,7 +7558,6 @@
                 <w:sz w:val="18"/>
                 <w:szCs w:val="18"/>
               </w:rPr>
-              <w:lastRenderedPageBreak/>
               <w:t>테스트</w:t>
             </w:r>
           </w:p>
@@ -4687,6 +8044,7 @@
         <w:spacing w:after="50" w:line="264" w:lineRule="auto"/>
       </w:pPr>
       <w:r>
+        <w:lastRenderedPageBreak/>
         <w:t>3-3에서 언급한 CSRF 우회(same-origin XSS가 _csrf 토큰을 직접 읽는 것)는 05_CSRF.md 4-2(Thymeleaf _csrf 자동 삽입 원리)와 함께 보면 이해가 쉽다</w:t>
       </w:r>
     </w:p>
@@ -4766,7 +8124,7 @@
             <w:noProof/>
             <w:lang w:val="ko-KR"/>
           </w:rPr>
-          <w:t>5</w:t>
+          <w:t>12</w:t>
         </w:r>
         <w:r>
           <w:fldChar w:fldCharType="end"/>
@@ -4852,7 +8210,7 @@
             <w:noProof/>
             <w:lang w:val="ko-KR"/>
           </w:rPr>
-          <w:t>5</w:t>
+          <w:t>12</w:t>
         </w:r>
         <w:r>
           <w:fldChar w:fldCharType="end"/>
